--- a/MATRIZ_RESPONSABILIDADES/MATRIZ.docx
+++ b/MATRIZ_RESPONSABILIDADES/MATRIZ.docx
@@ -183,7 +183,7 @@
                                   <w:szCs w:val="80"/>
                                   <w:lang w:val="es-MX"/>
                                 </w:rPr>
-                                <w:t>REQUERIMIENTOS</w:t>
+                                <w:t>MATRIZ DE RESPONSABILIDADES</w:t>
                               </w:r>
                             </w:p>
                             <w:p>
@@ -208,7 +208,7 @@
                                   <w:szCs w:val="48"/>
                                   <w:lang w:val="es-MX"/>
                                 </w:rPr>
-                                <w:t>FUNCIONALES Y NO FUNCIONALES</w:t>
+                                <w:t>Y GRÁFICO DE GANTT</w:t>
                               </w:r>
                             </w:p>
                           </w:txbxContent>
@@ -361,7 +361,7 @@
                                   <w:rFonts w:ascii="Abadi Extra Light" w:hAnsi="Abadi Extra Light"/>
                                   <w:color w:val="FFFFFF" w:themeColor="background1"/>
                                 </w:rPr>
-                                <w:t>0</w:t>
+                                <w:t>1</w:t>
                               </w:r>
                               <w:r>
                                 <w:rPr>
@@ -382,7 +382,7 @@
                                   <w:rFonts w:ascii="Abadi Extra Light" w:hAnsi="Abadi Extra Light"/>
                                   <w:color w:val="FFFFFF" w:themeColor="background1"/>
                                 </w:rPr>
-                                <w:t>4</w:t>
+                                <w:t>5</w:t>
                               </w:r>
                               <w:r>
                                 <w:rPr>
@@ -500,7 +500,7 @@
                             <w:szCs w:val="80"/>
                             <w:lang w:val="es-MX"/>
                           </w:rPr>
-                          <w:t>REQUERIMIENTOS</w:t>
+                          <w:t>MATRIZ DE RESPONSABILIDADES</w:t>
                         </w:r>
                       </w:p>
                       <w:p>
@@ -525,7 +525,7 @@
                             <w:szCs w:val="48"/>
                             <w:lang w:val="es-MX"/>
                           </w:rPr>
-                          <w:t>FUNCIONALES Y NO FUNCIONALES</w:t>
+                          <w:t>Y GRÁFICO DE GANTT</w:t>
                         </w:r>
                       </w:p>
                     </w:txbxContent>
@@ -631,7 +631,7 @@
                             <w:rFonts w:ascii="Abadi Extra Light" w:hAnsi="Abadi Extra Light"/>
                             <w:color w:val="FFFFFF" w:themeColor="background1"/>
                           </w:rPr>
-                          <w:t>0</w:t>
+                          <w:t>1</w:t>
                         </w:r>
                         <w:r>
                           <w:rPr>
@@ -652,7 +652,7 @@
                             <w:rFonts w:ascii="Abadi Extra Light" w:hAnsi="Abadi Extra Light"/>
                             <w:color w:val="FFFFFF" w:themeColor="background1"/>
                           </w:rPr>
-                          <w:t>4</w:t>
+                          <w:t>5</w:t>
                         </w:r>
                         <w:r>
                           <w:rPr>
@@ -746,14 +746,14 @@
           <w:r>
             <w:fldChar w:fldCharType="separate"/>
           </w:r>
-          <w:hyperlink w:anchor="_Toc226051384" w:history="1">
+          <w:hyperlink w:anchor="_Toc229350225" w:history="1">
             <w:r>
               <w:rPr>
                 <w:rStyle w:val="Hipervnculo"/>
                 <w:rFonts w:ascii="Aptos" w:hAnsi="Aptos"/>
                 <w:noProof/>
               </w:rPr>
-              <w:t>Requisitos</w:t>
+              <w:t>Matriz de Responsabilidades (RACI)</w:t>
             </w:r>
             <w:r>
               <w:rPr>
@@ -774,7 +774,7 @@
                 <w:noProof/>
                 <w:webHidden/>
               </w:rPr>
-              <w:instrText xml:space="preserve"> PAGEREF _Toc226051384 \h </w:instrText>
+              <w:instrText xml:space="preserve"> PAGEREF _Toc229350225 \h </w:instrText>
             </w:r>
             <w:r>
               <w:rPr>
@@ -821,14 +821,14 @@
               <w14:ligatures w14:val="standardContextual"/>
             </w:rPr>
           </w:pPr>
-          <w:hyperlink w:anchor="_Toc226051385" w:history="1">
+          <w:hyperlink w:anchor="_Toc229350226" w:history="1">
             <w:r>
               <w:rPr>
                 <w:rStyle w:val="Hipervnculo"/>
                 <w:rFonts w:ascii="Aptos" w:hAnsi="Aptos"/>
                 <w:noProof/>
               </w:rPr>
-              <w:t>Requisitos Funcionales</w:t>
+              <w:t>Gráfico de Gantt</w:t>
             </w:r>
             <w:r>
               <w:rPr>
@@ -849,7 +849,7 @@
                 <w:noProof/>
                 <w:webHidden/>
               </w:rPr>
-              <w:instrText xml:space="preserve"> PAGEREF _Toc226051385 \h </w:instrText>
+              <w:instrText xml:space="preserve"> PAGEREF _Toc229350226 \h </w:instrText>
             </w:r>
             <w:r>
               <w:rPr>
@@ -869,7 +869,7 @@
                 <w:noProof/>
                 <w:webHidden/>
               </w:rPr>
-              <w:t>1</w:t>
+              <w:t>3</w:t>
             </w:r>
             <w:r>
               <w:rPr>
@@ -896,14 +896,14 @@
               <w14:ligatures w14:val="standardContextual"/>
             </w:rPr>
           </w:pPr>
-          <w:hyperlink w:anchor="_Toc226051386" w:history="1">
+          <w:hyperlink w:anchor="_Toc229350227" w:history="1">
             <w:r>
               <w:rPr>
                 <w:rStyle w:val="Hipervnculo"/>
                 <w:rFonts w:ascii="Aptos" w:hAnsi="Aptos"/>
                 <w:noProof/>
               </w:rPr>
-              <w:t>Requisitos No Funcionales</w:t>
+              <w:t>Distribución por Sprint</w:t>
             </w:r>
             <w:r>
               <w:rPr>
@@ -924,7 +924,7 @@
                 <w:noProof/>
                 <w:webHidden/>
               </w:rPr>
-              <w:instrText xml:space="preserve"> PAGEREF _Toc226051386 \h </w:instrText>
+              <w:instrText xml:space="preserve"> PAGEREF _Toc229350227 \h </w:instrText>
             </w:r>
             <w:r>
               <w:rPr>
@@ -944,7 +944,82 @@
                 <w:noProof/>
                 <w:webHidden/>
               </w:rPr>
-              <w:t>2</w:t>
+              <w:t>3</w:t>
+            </w:r>
+            <w:r>
+              <w:rPr>
+                <w:noProof/>
+                <w:webHidden/>
+              </w:rPr>
+              <w:fldChar w:fldCharType="end"/>
+            </w:r>
+          </w:hyperlink>
+        </w:p>
+        <w:p>
+          <w:pPr>
+            <w:pStyle w:val="TDC2"/>
+            <w:tabs>
+              <w:tab w:val="right" w:leader="dot" w:pos="9350"/>
+            </w:tabs>
+            <w:rPr>
+              <w:rFonts w:asciiTheme="minorHAnsi" w:eastAsiaTheme="minorEastAsia" w:hAnsiTheme="minorHAnsi" w:cstheme="minorBidi"/>
+              <w:noProof/>
+              <w:kern w:val="2"/>
+              <w:sz w:val="24"/>
+              <w:szCs w:val="24"/>
+              <w:lang w:val="es-MX"/>
+              <w14:ligatures w14:val="standardContextual"/>
+            </w:rPr>
+          </w:pPr>
+          <w:hyperlink w:anchor="_Toc229350228" w:history="1">
+            <w:r>
+              <w:rPr>
+                <w:rStyle w:val="Hipervnculo"/>
+                <w:rFonts w:ascii="Aptos" w:hAnsi="Aptos"/>
+                <w:noProof/>
+              </w:rPr>
+              <w:t>Carga por Integrante</w:t>
+            </w:r>
+            <w:r>
+              <w:rPr>
+                <w:noProof/>
+                <w:webHidden/>
+              </w:rPr>
+              <w:tab/>
+            </w:r>
+            <w:r>
+              <w:rPr>
+                <w:noProof/>
+                <w:webHidden/>
+              </w:rPr>
+              <w:fldChar w:fldCharType="begin"/>
+            </w:r>
+            <w:r>
+              <w:rPr>
+                <w:noProof/>
+                <w:webHidden/>
+              </w:rPr>
+              <w:instrText xml:space="preserve"> PAGEREF _Toc229350228 \h </w:instrText>
+            </w:r>
+            <w:r>
+              <w:rPr>
+                <w:noProof/>
+                <w:webHidden/>
+              </w:rPr>
+            </w:r>
+            <w:r>
+              <w:rPr>
+                <w:noProof/>
+                <w:webHidden/>
+              </w:rPr>
+              <w:fldChar w:fldCharType="separate"/>
+            </w:r>
+            <w:r>
+              <w:rPr>
+                <w:noProof/>
+                <w:webHidden/>
+              </w:rPr>
+              <w:t>4</w:t>
             </w:r>
             <w:r>
               <w:rPr>
@@ -971,7 +1046,7 @@
               <w14:ligatures w14:val="standardContextual"/>
             </w:rPr>
           </w:pPr>
-          <w:hyperlink w:anchor="_Toc226051387" w:history="1">
+          <w:hyperlink w:anchor="_Toc229350229" w:history="1">
             <w:r>
               <w:rPr>
                 <w:rStyle w:val="Hipervnculo"/>
@@ -999,7 +1074,7 @@
                 <w:noProof/>
                 <w:webHidden/>
               </w:rPr>
-              <w:instrText xml:space="preserve"> PAGEREF _Toc226051387 \h </w:instrText>
+              <w:instrText xml:space="preserve"> PAGEREF _Toc229350229 \h </w:instrText>
             </w:r>
             <w:r>
               <w:rPr>
@@ -1019,7 +1094,7 @@
                 <w:noProof/>
                 <w:webHidden/>
               </w:rPr>
-              <w:t>2</w:t>
+              <w:t>4</w:t>
             </w:r>
             <w:r>
               <w:rPr>
@@ -1079,13 +1154,13 @@
           <w:rFonts w:ascii="Aptos" w:hAnsi="Aptos"/>
         </w:rPr>
       </w:pPr>
-      <w:bookmarkStart w:id="1" w:name="_Toc226051384"/>
+      <w:bookmarkStart w:id="1" w:name="_Toc229350225"/>
       <w:r>
         <w:rPr>
           <w:rFonts w:ascii="Aptos" w:hAnsi="Aptos"/>
         </w:rPr>
         <w:lastRenderedPageBreak/>
-        <w:t>Requisitos</w:t>
+        <w:t>Matriz de Responsabilidades (RACI)</w:t>
       </w:r>
       <w:bookmarkEnd w:id="1"/>
     </w:p>
@@ -1102,45 +1177,5097 @@
           <w:rFonts w:ascii="Aptos" w:hAnsi="Aptos"/>
           <w:lang w:val="es-MX" w:eastAsia="zh-CN"/>
         </w:rPr>
-        <w:t xml:space="preserve">Identificación </w:t>
+        <w:t>La matriz RACI asigna a cada paquete de trabajo del EDT un nivel de participación para cada miembro del equipo. Los roles se definen como:</w:t>
+      </w:r>
+    </w:p>
+    <w:p>
+      <w:pPr>
+        <w:numPr>
+          <w:ilvl w:val="0"/>
+          <w:numId w:val="19"/>
+        </w:numPr>
+        <w:jc w:val="both"/>
+        <w:rPr>
+          <w:rFonts w:ascii="Aptos" w:hAnsi="Aptos"/>
+          <w:lang w:val="es-MX" w:eastAsia="zh-CN"/>
+        </w:rPr>
+      </w:pPr>
+      <w:r>
+        <w:rPr>
+          <w:rFonts w:ascii="Aptos" w:hAnsi="Aptos"/>
+          <w:b/>
+          <w:bCs/>
+          <w:lang w:val="es-MX" w:eastAsia="zh-CN"/>
+        </w:rPr>
+        <w:t>R (</w:t>
+      </w:r>
+      <w:proofErr w:type="spellStart"/>
+      <w:r>
+        <w:rPr>
+          <w:rFonts w:ascii="Aptos" w:hAnsi="Aptos"/>
+          <w:b/>
+          <w:bCs/>
+          <w:lang w:val="es-MX" w:eastAsia="zh-CN"/>
+        </w:rPr>
+        <w:t>Responsible</w:t>
+      </w:r>
+      <w:proofErr w:type="spellEnd"/>
+      <w:r>
+        <w:rPr>
+          <w:rFonts w:ascii="Aptos" w:hAnsi="Aptos"/>
+          <w:b/>
+          <w:bCs/>
+          <w:lang w:val="es-MX" w:eastAsia="zh-CN"/>
+        </w:rPr>
+        <w:t xml:space="preserve"> / Responsable):</w:t>
       </w:r>
       <w:r>
         <w:rPr>
           <w:rFonts w:ascii="Aptos" w:hAnsi="Aptos"/>
           <w:lang w:val="es-MX" w:eastAsia="zh-CN"/>
         </w:rPr>
-        <w:t xml:space="preserve">y definición </w:t>
+        <w:t xml:space="preserve"> Ejecuta la tarea. Es quien realiza el trabajo.</w:t>
+      </w:r>
+    </w:p>
+    <w:p>
+      <w:pPr>
+        <w:numPr>
+          <w:ilvl w:val="0"/>
+          <w:numId w:val="19"/>
+        </w:numPr>
+        <w:jc w:val="both"/>
+        <w:rPr>
+          <w:rFonts w:ascii="Aptos" w:hAnsi="Aptos"/>
+          <w:lang w:val="es-MX" w:eastAsia="zh-CN"/>
+        </w:rPr>
+      </w:pPr>
+      <w:r>
+        <w:rPr>
+          <w:rFonts w:ascii="Aptos" w:hAnsi="Aptos"/>
+          <w:b/>
+          <w:bCs/>
+          <w:lang w:val="es-MX" w:eastAsia="zh-CN"/>
+        </w:rPr>
+        <w:t>A (</w:t>
+      </w:r>
+      <w:proofErr w:type="spellStart"/>
+      <w:r>
+        <w:rPr>
+          <w:rFonts w:ascii="Aptos" w:hAnsi="Aptos"/>
+          <w:b/>
+          <w:bCs/>
+          <w:lang w:val="es-MX" w:eastAsia="zh-CN"/>
+        </w:rPr>
+        <w:t>Accountable</w:t>
+      </w:r>
+      <w:proofErr w:type="spellEnd"/>
+      <w:r>
+        <w:rPr>
+          <w:rFonts w:ascii="Aptos" w:hAnsi="Aptos"/>
+          <w:b/>
+          <w:bCs/>
+          <w:lang w:val="es-MX" w:eastAsia="zh-CN"/>
+        </w:rPr>
+        <w:t xml:space="preserve"> / Aprobador):</w:t>
       </w:r>
       <w:r>
         <w:rPr>
           <w:rFonts w:ascii="Aptos" w:hAnsi="Aptos"/>
           <w:lang w:val="es-MX" w:eastAsia="zh-CN"/>
         </w:rPr>
-        <w:t xml:space="preserve">de requisitos funcionales y no funcionales </w:t>
+        <w:t xml:space="preserve"> Rinde cuentas por la tarea. Autoriza y valida el entregable.</w:t>
       </w:r>
-      <w:proofErr w:type="gramStart"/>
-      <w:r>
+    </w:p>
+    <w:p>
+      <w:pPr>
+        <w:numPr>
+          <w:ilvl w:val="0"/>
+          <w:numId w:val="19"/>
+        </w:numPr>
+        <w:jc w:val="both"/>
         <w:rPr>
           <w:rFonts w:ascii="Aptos" w:hAnsi="Aptos"/>
           <w:lang w:val="es-MX" w:eastAsia="zh-CN"/>
         </w:rPr>
-        <w:t>de acuerdo a</w:t>
-      </w:r>
-      <w:proofErr w:type="gramEnd"/>
+      </w:pPr>
       <w:r>
         <w:rPr>
           <w:rFonts w:ascii="Aptos" w:hAnsi="Aptos"/>
+          <w:b/>
+          <w:bCs/>
           <w:lang w:val="es-MX" w:eastAsia="zh-CN"/>
         </w:rPr>
-        <w:t xml:space="preserve"> lo acordado con el producto que quiere el arquitecto</w:t>
+        <w:t>C (</w:t>
+      </w:r>
+      <w:proofErr w:type="spellStart"/>
+      <w:r>
+        <w:rPr>
+          <w:rFonts w:ascii="Aptos" w:hAnsi="Aptos"/>
+          <w:b/>
+          <w:bCs/>
+          <w:lang w:val="es-MX" w:eastAsia="zh-CN"/>
+        </w:rPr>
+        <w:t>Consulted</w:t>
+      </w:r>
+      <w:proofErr w:type="spellEnd"/>
+      <w:r>
+        <w:rPr>
+          <w:rFonts w:ascii="Aptos" w:hAnsi="Aptos"/>
+          <w:b/>
+          <w:bCs/>
+          <w:lang w:val="es-MX" w:eastAsia="zh-CN"/>
+        </w:rPr>
+        <w:t xml:space="preserve"> / Consultado):</w:t>
       </w:r>
       <w:r>
         <w:rPr>
           <w:rFonts w:ascii="Aptos" w:hAnsi="Aptos"/>
           <w:lang w:val="es-MX" w:eastAsia="zh-CN"/>
         </w:rPr>
-        <w:t xml:space="preserve">. </w:t>
+        <w:t xml:space="preserve"> Se le consulta antes o durante la ejecución. Aporta información o criterio.</w:t>
       </w:r>
+    </w:p>
+    <w:p>
+      <w:pPr>
+        <w:numPr>
+          <w:ilvl w:val="0"/>
+          <w:numId w:val="19"/>
+        </w:numPr>
+        <w:jc w:val="both"/>
+        <w:rPr>
+          <w:rFonts w:ascii="Aptos" w:hAnsi="Aptos"/>
+          <w:lang w:val="es-MX" w:eastAsia="zh-CN"/>
+        </w:rPr>
+      </w:pPr>
+      <w:r>
+        <w:rPr>
+          <w:rFonts w:ascii="Aptos" w:hAnsi="Aptos"/>
+          <w:b/>
+          <w:bCs/>
+          <w:lang w:val="es-MX" w:eastAsia="zh-CN"/>
+        </w:rPr>
+        <w:t>I (</w:t>
+      </w:r>
+      <w:proofErr w:type="spellStart"/>
+      <w:r>
+        <w:rPr>
+          <w:rFonts w:ascii="Aptos" w:hAnsi="Aptos"/>
+          <w:b/>
+          <w:bCs/>
+          <w:lang w:val="es-MX" w:eastAsia="zh-CN"/>
+        </w:rPr>
+        <w:t>Informed</w:t>
+      </w:r>
+      <w:proofErr w:type="spellEnd"/>
+      <w:r>
+        <w:rPr>
+          <w:rFonts w:ascii="Aptos" w:hAnsi="Aptos"/>
+          <w:b/>
+          <w:bCs/>
+          <w:lang w:val="es-MX" w:eastAsia="zh-CN"/>
+        </w:rPr>
+        <w:t xml:space="preserve"> / Informado):</w:t>
+      </w:r>
+      <w:r>
+        <w:rPr>
+          <w:rFonts w:ascii="Aptos" w:hAnsi="Aptos"/>
+          <w:lang w:val="es-MX" w:eastAsia="zh-CN"/>
+        </w:rPr>
+        <w:t xml:space="preserve"> Se le mantiene informado del avance o resultado, pero no participa directamente.</w:t>
+      </w:r>
+    </w:p>
+    <w:p>
+      <w:pPr>
+        <w:jc w:val="both"/>
+        <w:rPr>
+          <w:rFonts w:ascii="Aptos" w:hAnsi="Aptos"/>
+          <w:lang w:val="es-MX" w:eastAsia="zh-CN"/>
+        </w:rPr>
+      </w:pPr>
+    </w:p>
+    <w:tbl>
+      <w:tblPr>
+        <w:tblW w:w="9659" w:type="dxa"/>
+        <w:jc w:val="center"/>
+        <w:tblBorders>
+          <w:top w:val="single" w:sz="4" w:space="0" w:color="BFBFBF" w:themeColor="background1" w:themeShade="BF"/>
+          <w:left w:val="single" w:sz="4" w:space="0" w:color="BFBFBF" w:themeColor="background1" w:themeShade="BF"/>
+          <w:bottom w:val="single" w:sz="4" w:space="0" w:color="BFBFBF" w:themeColor="background1" w:themeShade="BF"/>
+          <w:right w:val="single" w:sz="4" w:space="0" w:color="BFBFBF" w:themeColor="background1" w:themeShade="BF"/>
+          <w:insideH w:val="single" w:sz="4" w:space="0" w:color="BFBFBF" w:themeColor="background1" w:themeShade="BF"/>
+          <w:insideV w:val="single" w:sz="4" w:space="0" w:color="BFBFBF" w:themeColor="background1" w:themeShade="BF"/>
+        </w:tblBorders>
+        <w:tblCellMar>
+          <w:top w:w="68" w:type="dxa"/>
+          <w:left w:w="70" w:type="dxa"/>
+          <w:bottom w:w="68" w:type="dxa"/>
+          <w:right w:w="70" w:type="dxa"/>
+        </w:tblCellMar>
+        <w:tblLook w:val="04A0" w:firstRow="1" w:lastRow="0" w:firstColumn="1" w:lastColumn="0" w:noHBand="0" w:noVBand="1"/>
+      </w:tblPr>
+      <w:tblGrid>
+        <w:gridCol w:w="1271"/>
+        <w:gridCol w:w="2704"/>
+        <w:gridCol w:w="1818"/>
+        <w:gridCol w:w="1933"/>
+        <w:gridCol w:w="1933"/>
+      </w:tblGrid>
+      <w:tr>
+        <w:trPr>
+          <w:trHeight w:val="798"/>
+          <w:jc w:val="center"/>
+        </w:trPr>
+        <w:tc>
+          <w:tcPr>
+            <w:tcW w:w="1271" w:type="dxa"/>
+            <w:shd w:val="clear" w:color="auto" w:fill="262626" w:themeFill="text1" w:themeFillTint="D9"/>
+            <w:vAlign w:val="center"/>
+            <w:hideMark/>
+          </w:tcPr>
+          <w:p>
+            <w:pPr>
+              <w:jc w:val="center"/>
+              <w:rPr>
+                <w:rFonts w:ascii="Aptos Display" w:hAnsi="Aptos Display"/>
+                <w:b/>
+                <w:bCs/>
+                <w:sz w:val="28"/>
+                <w:szCs w:val="28"/>
+                <w:lang w:val="es-MX"/>
+              </w:rPr>
+            </w:pPr>
+            <w:r>
+              <w:rPr>
+                <w:rFonts w:ascii="Aptos Display" w:hAnsi="Aptos Display"/>
+                <w:b/>
+                <w:bCs/>
+                <w:sz w:val="28"/>
+                <w:szCs w:val="28"/>
+                <w:lang w:val="es-MX"/>
+              </w:rPr>
+              <w:t>Código WBS</w:t>
+            </w:r>
+          </w:p>
+        </w:tc>
+        <w:tc>
+          <w:tcPr>
+            <w:tcW w:w="2704" w:type="dxa"/>
+            <w:shd w:val="clear" w:color="auto" w:fill="262626" w:themeFill="text1" w:themeFillTint="D9"/>
+            <w:vAlign w:val="center"/>
+            <w:hideMark/>
+          </w:tcPr>
+          <w:p>
+            <w:pPr>
+              <w:jc w:val="center"/>
+              <w:rPr>
+                <w:rFonts w:ascii="Aptos Display" w:hAnsi="Aptos Display"/>
+                <w:b/>
+                <w:bCs/>
+                <w:sz w:val="28"/>
+                <w:szCs w:val="28"/>
+                <w:lang w:val="es-MX"/>
+              </w:rPr>
+            </w:pPr>
+            <w:r>
+              <w:rPr>
+                <w:rFonts w:ascii="Aptos Display" w:hAnsi="Aptos Display"/>
+                <w:b/>
+                <w:bCs/>
+                <w:sz w:val="28"/>
+                <w:szCs w:val="28"/>
+                <w:lang w:val="es-MX"/>
+              </w:rPr>
+              <w:t>Paquete de Trabajo</w:t>
+            </w:r>
+          </w:p>
+        </w:tc>
+        <w:tc>
+          <w:tcPr>
+            <w:tcW w:w="1818" w:type="dxa"/>
+            <w:shd w:val="clear" w:color="auto" w:fill="262626" w:themeFill="text1" w:themeFillTint="D9"/>
+            <w:vAlign w:val="center"/>
+            <w:hideMark/>
+          </w:tcPr>
+          <w:p>
+            <w:pPr>
+              <w:jc w:val="center"/>
+              <w:rPr>
+                <w:rFonts w:ascii="Aptos Display" w:hAnsi="Aptos Display"/>
+                <w:b/>
+                <w:bCs/>
+                <w:sz w:val="28"/>
+                <w:szCs w:val="28"/>
+                <w:lang w:val="es-MX"/>
+              </w:rPr>
+            </w:pPr>
+            <w:r>
+              <w:rPr>
+                <w:rFonts w:ascii="Aptos Display" w:hAnsi="Aptos Display"/>
+                <w:b/>
+                <w:bCs/>
+                <w:sz w:val="28"/>
+                <w:szCs w:val="28"/>
+                <w:lang w:val="es-MX"/>
+              </w:rPr>
+              <w:t>Fernanda Barrón (PM)</w:t>
+            </w:r>
+          </w:p>
+        </w:tc>
+        <w:tc>
+          <w:tcPr>
+            <w:tcW w:w="1933" w:type="dxa"/>
+            <w:shd w:val="clear" w:color="auto" w:fill="262626" w:themeFill="text1" w:themeFillTint="D9"/>
+            <w:vAlign w:val="center"/>
+            <w:hideMark/>
+          </w:tcPr>
+          <w:p>
+            <w:pPr>
+              <w:jc w:val="center"/>
+              <w:rPr>
+                <w:rFonts w:ascii="Aptos Display" w:hAnsi="Aptos Display"/>
+                <w:b/>
+                <w:bCs/>
+                <w:sz w:val="28"/>
+                <w:szCs w:val="28"/>
+                <w:lang w:val="es-MX"/>
+              </w:rPr>
+            </w:pPr>
+            <w:r>
+              <w:rPr>
+                <w:rFonts w:ascii="Aptos Display" w:hAnsi="Aptos Display"/>
+                <w:b/>
+                <w:bCs/>
+                <w:sz w:val="28"/>
+                <w:szCs w:val="28"/>
+                <w:lang w:val="es-MX"/>
+              </w:rPr>
+              <w:t>Leslie Benítez (</w:t>
+            </w:r>
+            <w:proofErr w:type="spellStart"/>
+            <w:r>
+              <w:rPr>
+                <w:rFonts w:ascii="Aptos Display" w:hAnsi="Aptos Display"/>
+                <w:b/>
+                <w:bCs/>
+                <w:sz w:val="28"/>
+                <w:szCs w:val="28"/>
+                <w:lang w:val="es-MX"/>
+              </w:rPr>
+              <w:t>Frontend</w:t>
+            </w:r>
+            <w:proofErr w:type="spellEnd"/>
+            <w:r>
+              <w:rPr>
+                <w:rFonts w:ascii="Aptos Display" w:hAnsi="Aptos Display"/>
+                <w:b/>
+                <w:bCs/>
+                <w:sz w:val="28"/>
+                <w:szCs w:val="28"/>
+                <w:lang w:val="es-MX"/>
+              </w:rPr>
+              <w:t>)</w:t>
+            </w:r>
+          </w:p>
+        </w:tc>
+        <w:tc>
+          <w:tcPr>
+            <w:tcW w:w="1933" w:type="dxa"/>
+            <w:shd w:val="clear" w:color="auto" w:fill="262626" w:themeFill="text1" w:themeFillTint="D9"/>
+            <w:vAlign w:val="center"/>
+            <w:hideMark/>
+          </w:tcPr>
+          <w:p>
+            <w:pPr>
+              <w:jc w:val="center"/>
+              <w:rPr>
+                <w:rFonts w:ascii="Aptos Display" w:hAnsi="Aptos Display"/>
+                <w:b/>
+                <w:bCs/>
+                <w:sz w:val="28"/>
+                <w:szCs w:val="28"/>
+                <w:lang w:val="es-MX"/>
+              </w:rPr>
+            </w:pPr>
+            <w:r>
+              <w:rPr>
+                <w:rFonts w:ascii="Aptos Display" w:hAnsi="Aptos Display"/>
+                <w:b/>
+                <w:bCs/>
+                <w:sz w:val="28"/>
+                <w:szCs w:val="28"/>
+                <w:lang w:val="es-MX"/>
+              </w:rPr>
+              <w:t>Leonardo Merino (</w:t>
+            </w:r>
+            <w:proofErr w:type="spellStart"/>
+            <w:r>
+              <w:rPr>
+                <w:rFonts w:ascii="Aptos Display" w:hAnsi="Aptos Display"/>
+                <w:b/>
+                <w:bCs/>
+                <w:sz w:val="28"/>
+                <w:szCs w:val="28"/>
+                <w:lang w:val="es-MX"/>
+              </w:rPr>
+              <w:t>Backend</w:t>
+            </w:r>
+            <w:proofErr w:type="spellEnd"/>
+            <w:r>
+              <w:rPr>
+                <w:rFonts w:ascii="Aptos Display" w:hAnsi="Aptos Display"/>
+                <w:b/>
+                <w:bCs/>
+                <w:sz w:val="28"/>
+                <w:szCs w:val="28"/>
+                <w:lang w:val="es-MX"/>
+              </w:rPr>
+              <w:t>)</w:t>
+            </w:r>
+          </w:p>
+        </w:tc>
+      </w:tr>
+      <w:tr>
+        <w:trPr>
+          <w:trHeight w:val="20"/>
+          <w:jc w:val="center"/>
+        </w:trPr>
+        <w:tc>
+          <w:tcPr>
+            <w:tcW w:w="1271" w:type="dxa"/>
+            <w:shd w:val="clear" w:color="auto" w:fill="D9D9D9" w:themeFill="background1" w:themeFillShade="D9"/>
+            <w:vAlign w:val="center"/>
+            <w:hideMark/>
+          </w:tcPr>
+          <w:p>
+            <w:pPr>
+              <w:spacing w:line="240" w:lineRule="auto"/>
+              <w:jc w:val="right"/>
+              <w:rPr>
+                <w:rFonts w:ascii="Aptos Narrow" w:eastAsia="Times New Roman" w:hAnsi="Aptos Narrow" w:cs="Times New Roman"/>
+                <w:b/>
+                <w:bCs/>
+                <w:color w:val="000000"/>
+                <w:lang w:val="es-MX"/>
+              </w:rPr>
+            </w:pPr>
+            <w:r>
+              <w:rPr>
+                <w:rFonts w:ascii="Aptos Narrow" w:eastAsia="Times New Roman" w:hAnsi="Aptos Narrow" w:cs="Times New Roman"/>
+                <w:b/>
+                <w:bCs/>
+                <w:color w:val="000000"/>
+                <w:lang w:val="es-MX"/>
+              </w:rPr>
+              <w:t>1.1</w:t>
+            </w:r>
+          </w:p>
+        </w:tc>
+        <w:tc>
+          <w:tcPr>
+            <w:tcW w:w="2704" w:type="dxa"/>
+            <w:vAlign w:val="center"/>
+            <w:hideMark/>
+          </w:tcPr>
+          <w:p>
+            <w:pPr>
+              <w:spacing w:line="240" w:lineRule="auto"/>
+              <w:rPr>
+                <w:rFonts w:ascii="Aptos Narrow" w:eastAsia="Times New Roman" w:hAnsi="Aptos Narrow" w:cs="Times New Roman"/>
+                <w:color w:val="000000"/>
+                <w:lang w:val="es-MX"/>
+              </w:rPr>
+            </w:pPr>
+            <w:r>
+              <w:rPr>
+                <w:rFonts w:ascii="Aptos Narrow" w:eastAsia="Times New Roman" w:hAnsi="Aptos Narrow" w:cs="Times New Roman"/>
+                <w:color w:val="000000"/>
+                <w:lang w:val="es-MX"/>
+              </w:rPr>
+              <w:t>Resumen Ejecutivo</w:t>
+            </w:r>
+          </w:p>
+        </w:tc>
+        <w:tc>
+          <w:tcPr>
+            <w:tcW w:w="1818" w:type="dxa"/>
+            <w:vAlign w:val="center"/>
+            <w:hideMark/>
+          </w:tcPr>
+          <w:p>
+            <w:pPr>
+              <w:spacing w:line="240" w:lineRule="auto"/>
+              <w:jc w:val="center"/>
+              <w:rPr>
+                <w:rFonts w:ascii="Aptos Narrow" w:eastAsia="Times New Roman" w:hAnsi="Aptos Narrow" w:cs="Times New Roman"/>
+                <w:color w:val="000000"/>
+                <w:lang w:val="es-MX"/>
+              </w:rPr>
+            </w:pPr>
+            <w:r>
+              <w:rPr>
+                <w:rFonts w:ascii="Aptos Narrow" w:eastAsia="Times New Roman" w:hAnsi="Aptos Narrow" w:cs="Times New Roman"/>
+                <w:color w:val="000000"/>
+                <w:lang w:val="es-MX"/>
+              </w:rPr>
+              <w:t>R / A</w:t>
+            </w:r>
+          </w:p>
+        </w:tc>
+        <w:tc>
+          <w:tcPr>
+            <w:tcW w:w="1933" w:type="dxa"/>
+            <w:vAlign w:val="center"/>
+            <w:hideMark/>
+          </w:tcPr>
+          <w:p>
+            <w:pPr>
+              <w:spacing w:line="240" w:lineRule="auto"/>
+              <w:jc w:val="center"/>
+              <w:rPr>
+                <w:rFonts w:ascii="Aptos Narrow" w:eastAsia="Times New Roman" w:hAnsi="Aptos Narrow" w:cs="Times New Roman"/>
+                <w:color w:val="000000"/>
+                <w:lang w:val="es-MX"/>
+              </w:rPr>
+            </w:pPr>
+            <w:r>
+              <w:rPr>
+                <w:rFonts w:ascii="Aptos Narrow" w:eastAsia="Times New Roman" w:hAnsi="Aptos Narrow" w:cs="Times New Roman"/>
+                <w:color w:val="000000"/>
+                <w:lang w:val="es-MX"/>
+              </w:rPr>
+              <w:t>I</w:t>
+            </w:r>
+          </w:p>
+        </w:tc>
+        <w:tc>
+          <w:tcPr>
+            <w:tcW w:w="1933" w:type="dxa"/>
+            <w:vAlign w:val="center"/>
+            <w:hideMark/>
+          </w:tcPr>
+          <w:p>
+            <w:pPr>
+              <w:spacing w:line="240" w:lineRule="auto"/>
+              <w:jc w:val="center"/>
+              <w:rPr>
+                <w:rFonts w:ascii="Aptos Narrow" w:eastAsia="Times New Roman" w:hAnsi="Aptos Narrow" w:cs="Times New Roman"/>
+                <w:color w:val="000000"/>
+                <w:lang w:val="es-MX"/>
+              </w:rPr>
+            </w:pPr>
+            <w:r>
+              <w:rPr>
+                <w:rFonts w:ascii="Aptos Narrow" w:eastAsia="Times New Roman" w:hAnsi="Aptos Narrow" w:cs="Times New Roman"/>
+                <w:color w:val="000000"/>
+                <w:lang w:val="es-MX"/>
+              </w:rPr>
+              <w:t>I</w:t>
+            </w:r>
+          </w:p>
+        </w:tc>
+      </w:tr>
+      <w:tr>
+        <w:trPr>
+          <w:trHeight w:val="20"/>
+          <w:jc w:val="center"/>
+        </w:trPr>
+        <w:tc>
+          <w:tcPr>
+            <w:tcW w:w="1271" w:type="dxa"/>
+            <w:shd w:val="clear" w:color="auto" w:fill="D9D9D9" w:themeFill="background1" w:themeFillShade="D9"/>
+            <w:vAlign w:val="center"/>
+            <w:hideMark/>
+          </w:tcPr>
+          <w:p>
+            <w:pPr>
+              <w:spacing w:line="240" w:lineRule="auto"/>
+              <w:rPr>
+                <w:rFonts w:ascii="Aptos Narrow" w:eastAsia="Times New Roman" w:hAnsi="Aptos Narrow" w:cs="Times New Roman"/>
+                <w:b/>
+                <w:bCs/>
+                <w:color w:val="000000"/>
+                <w:lang w:val="es-MX"/>
+              </w:rPr>
+            </w:pPr>
+            <w:r>
+              <w:rPr>
+                <w:rFonts w:ascii="Aptos Narrow" w:eastAsia="Times New Roman" w:hAnsi="Aptos Narrow" w:cs="Times New Roman"/>
+                <w:b/>
+                <w:bCs/>
+                <w:color w:val="000000"/>
+                <w:lang w:val="es-MX"/>
+              </w:rPr>
+              <w:t>1.2.1</w:t>
+            </w:r>
+          </w:p>
+        </w:tc>
+        <w:tc>
+          <w:tcPr>
+            <w:tcW w:w="2704" w:type="dxa"/>
+            <w:vAlign w:val="center"/>
+            <w:hideMark/>
+          </w:tcPr>
+          <w:p>
+            <w:pPr>
+              <w:spacing w:line="240" w:lineRule="auto"/>
+              <w:rPr>
+                <w:rFonts w:ascii="Aptos Narrow" w:eastAsia="Times New Roman" w:hAnsi="Aptos Narrow" w:cs="Times New Roman"/>
+                <w:color w:val="000000"/>
+                <w:lang w:val="es-MX"/>
+              </w:rPr>
+            </w:pPr>
+            <w:r>
+              <w:rPr>
+                <w:rFonts w:ascii="Aptos Narrow" w:eastAsia="Times New Roman" w:hAnsi="Aptos Narrow" w:cs="Times New Roman"/>
+                <w:color w:val="000000"/>
+                <w:lang w:val="es-MX"/>
+              </w:rPr>
+              <w:t>Problema</w:t>
+            </w:r>
+          </w:p>
+        </w:tc>
+        <w:tc>
+          <w:tcPr>
+            <w:tcW w:w="1818" w:type="dxa"/>
+            <w:vAlign w:val="center"/>
+            <w:hideMark/>
+          </w:tcPr>
+          <w:p>
+            <w:pPr>
+              <w:spacing w:line="240" w:lineRule="auto"/>
+              <w:jc w:val="center"/>
+              <w:rPr>
+                <w:rFonts w:ascii="Aptos Narrow" w:eastAsia="Times New Roman" w:hAnsi="Aptos Narrow" w:cs="Times New Roman"/>
+                <w:color w:val="000000"/>
+                <w:lang w:val="es-MX"/>
+              </w:rPr>
+            </w:pPr>
+            <w:r>
+              <w:rPr>
+                <w:rFonts w:ascii="Aptos Narrow" w:eastAsia="Times New Roman" w:hAnsi="Aptos Narrow" w:cs="Times New Roman"/>
+                <w:color w:val="000000"/>
+                <w:lang w:val="es-MX"/>
+              </w:rPr>
+              <w:t>R / A</w:t>
+            </w:r>
+          </w:p>
+        </w:tc>
+        <w:tc>
+          <w:tcPr>
+            <w:tcW w:w="1933" w:type="dxa"/>
+            <w:vAlign w:val="center"/>
+            <w:hideMark/>
+          </w:tcPr>
+          <w:p>
+            <w:pPr>
+              <w:spacing w:line="240" w:lineRule="auto"/>
+              <w:jc w:val="center"/>
+              <w:rPr>
+                <w:rFonts w:ascii="Aptos Narrow" w:eastAsia="Times New Roman" w:hAnsi="Aptos Narrow" w:cs="Times New Roman"/>
+                <w:color w:val="000000"/>
+                <w:lang w:val="es-MX"/>
+              </w:rPr>
+            </w:pPr>
+            <w:r>
+              <w:rPr>
+                <w:rFonts w:ascii="Aptos Narrow" w:eastAsia="Times New Roman" w:hAnsi="Aptos Narrow" w:cs="Times New Roman"/>
+                <w:color w:val="000000"/>
+                <w:lang w:val="es-MX"/>
+              </w:rPr>
+              <w:t>C</w:t>
+            </w:r>
+          </w:p>
+        </w:tc>
+        <w:tc>
+          <w:tcPr>
+            <w:tcW w:w="1933" w:type="dxa"/>
+            <w:vAlign w:val="center"/>
+            <w:hideMark/>
+          </w:tcPr>
+          <w:p>
+            <w:pPr>
+              <w:spacing w:line="240" w:lineRule="auto"/>
+              <w:jc w:val="center"/>
+              <w:rPr>
+                <w:rFonts w:ascii="Aptos Narrow" w:eastAsia="Times New Roman" w:hAnsi="Aptos Narrow" w:cs="Times New Roman"/>
+                <w:color w:val="000000"/>
+                <w:lang w:val="es-MX"/>
+              </w:rPr>
+            </w:pPr>
+            <w:r>
+              <w:rPr>
+                <w:rFonts w:ascii="Aptos Narrow" w:eastAsia="Times New Roman" w:hAnsi="Aptos Narrow" w:cs="Times New Roman"/>
+                <w:color w:val="000000"/>
+                <w:lang w:val="es-MX"/>
+              </w:rPr>
+              <w:t>C</w:t>
+            </w:r>
+          </w:p>
+        </w:tc>
+      </w:tr>
+      <w:tr>
+        <w:trPr>
+          <w:trHeight w:val="20"/>
+          <w:jc w:val="center"/>
+        </w:trPr>
+        <w:tc>
+          <w:tcPr>
+            <w:tcW w:w="1271" w:type="dxa"/>
+            <w:shd w:val="clear" w:color="auto" w:fill="D9D9D9" w:themeFill="background1" w:themeFillShade="D9"/>
+            <w:vAlign w:val="center"/>
+            <w:hideMark/>
+          </w:tcPr>
+          <w:p>
+            <w:pPr>
+              <w:spacing w:line="240" w:lineRule="auto"/>
+              <w:rPr>
+                <w:rFonts w:ascii="Aptos Narrow" w:eastAsia="Times New Roman" w:hAnsi="Aptos Narrow" w:cs="Times New Roman"/>
+                <w:b/>
+                <w:bCs/>
+                <w:color w:val="000000"/>
+                <w:lang w:val="es-MX"/>
+              </w:rPr>
+            </w:pPr>
+            <w:r>
+              <w:rPr>
+                <w:rFonts w:ascii="Aptos Narrow" w:eastAsia="Times New Roman" w:hAnsi="Aptos Narrow" w:cs="Times New Roman"/>
+                <w:b/>
+                <w:bCs/>
+                <w:color w:val="000000"/>
+                <w:lang w:val="es-MX"/>
+              </w:rPr>
+              <w:t>1.2.2</w:t>
+            </w:r>
+          </w:p>
+        </w:tc>
+        <w:tc>
+          <w:tcPr>
+            <w:tcW w:w="2704" w:type="dxa"/>
+            <w:vAlign w:val="center"/>
+            <w:hideMark/>
+          </w:tcPr>
+          <w:p>
+            <w:pPr>
+              <w:spacing w:line="240" w:lineRule="auto"/>
+              <w:rPr>
+                <w:rFonts w:ascii="Aptos Narrow" w:eastAsia="Times New Roman" w:hAnsi="Aptos Narrow" w:cs="Times New Roman"/>
+                <w:color w:val="000000"/>
+                <w:lang w:val="es-MX"/>
+              </w:rPr>
+            </w:pPr>
+            <w:r>
+              <w:rPr>
+                <w:rFonts w:ascii="Aptos Narrow" w:eastAsia="Times New Roman" w:hAnsi="Aptos Narrow" w:cs="Times New Roman"/>
+                <w:color w:val="000000"/>
+                <w:lang w:val="es-MX"/>
+              </w:rPr>
+              <w:t>Objetivo general</w:t>
+            </w:r>
+          </w:p>
+        </w:tc>
+        <w:tc>
+          <w:tcPr>
+            <w:tcW w:w="1818" w:type="dxa"/>
+            <w:vAlign w:val="center"/>
+            <w:hideMark/>
+          </w:tcPr>
+          <w:p>
+            <w:pPr>
+              <w:spacing w:line="240" w:lineRule="auto"/>
+              <w:jc w:val="center"/>
+              <w:rPr>
+                <w:rFonts w:ascii="Aptos Narrow" w:eastAsia="Times New Roman" w:hAnsi="Aptos Narrow" w:cs="Times New Roman"/>
+                <w:color w:val="000000"/>
+                <w:lang w:val="es-MX"/>
+              </w:rPr>
+            </w:pPr>
+            <w:r>
+              <w:rPr>
+                <w:rFonts w:ascii="Aptos Narrow" w:eastAsia="Times New Roman" w:hAnsi="Aptos Narrow" w:cs="Times New Roman"/>
+                <w:color w:val="000000"/>
+                <w:lang w:val="es-MX"/>
+              </w:rPr>
+              <w:t>R / A</w:t>
+            </w:r>
+          </w:p>
+        </w:tc>
+        <w:tc>
+          <w:tcPr>
+            <w:tcW w:w="1933" w:type="dxa"/>
+            <w:vAlign w:val="center"/>
+            <w:hideMark/>
+          </w:tcPr>
+          <w:p>
+            <w:pPr>
+              <w:spacing w:line="240" w:lineRule="auto"/>
+              <w:jc w:val="center"/>
+              <w:rPr>
+                <w:rFonts w:ascii="Aptos Narrow" w:eastAsia="Times New Roman" w:hAnsi="Aptos Narrow" w:cs="Times New Roman"/>
+                <w:color w:val="000000"/>
+                <w:lang w:val="es-MX"/>
+              </w:rPr>
+            </w:pPr>
+            <w:r>
+              <w:rPr>
+                <w:rFonts w:ascii="Aptos Narrow" w:eastAsia="Times New Roman" w:hAnsi="Aptos Narrow" w:cs="Times New Roman"/>
+                <w:color w:val="000000"/>
+                <w:lang w:val="es-MX"/>
+              </w:rPr>
+              <w:t>C</w:t>
+            </w:r>
+          </w:p>
+        </w:tc>
+        <w:tc>
+          <w:tcPr>
+            <w:tcW w:w="1933" w:type="dxa"/>
+            <w:vAlign w:val="center"/>
+            <w:hideMark/>
+          </w:tcPr>
+          <w:p>
+            <w:pPr>
+              <w:spacing w:line="240" w:lineRule="auto"/>
+              <w:jc w:val="center"/>
+              <w:rPr>
+                <w:rFonts w:ascii="Aptos Narrow" w:eastAsia="Times New Roman" w:hAnsi="Aptos Narrow" w:cs="Times New Roman"/>
+                <w:color w:val="000000"/>
+                <w:lang w:val="es-MX"/>
+              </w:rPr>
+            </w:pPr>
+            <w:r>
+              <w:rPr>
+                <w:rFonts w:ascii="Aptos Narrow" w:eastAsia="Times New Roman" w:hAnsi="Aptos Narrow" w:cs="Times New Roman"/>
+                <w:color w:val="000000"/>
+                <w:lang w:val="es-MX"/>
+              </w:rPr>
+              <w:t>C</w:t>
+            </w:r>
+          </w:p>
+        </w:tc>
+      </w:tr>
+      <w:tr>
+        <w:trPr>
+          <w:trHeight w:val="20"/>
+          <w:jc w:val="center"/>
+        </w:trPr>
+        <w:tc>
+          <w:tcPr>
+            <w:tcW w:w="1271" w:type="dxa"/>
+            <w:shd w:val="clear" w:color="auto" w:fill="D9D9D9" w:themeFill="background1" w:themeFillShade="D9"/>
+            <w:vAlign w:val="center"/>
+            <w:hideMark/>
+          </w:tcPr>
+          <w:p>
+            <w:pPr>
+              <w:spacing w:line="240" w:lineRule="auto"/>
+              <w:rPr>
+                <w:rFonts w:ascii="Aptos Narrow" w:eastAsia="Times New Roman" w:hAnsi="Aptos Narrow" w:cs="Times New Roman"/>
+                <w:b/>
+                <w:bCs/>
+                <w:color w:val="000000"/>
+                <w:lang w:val="es-MX"/>
+              </w:rPr>
+            </w:pPr>
+            <w:r>
+              <w:rPr>
+                <w:rFonts w:ascii="Aptos Narrow" w:eastAsia="Times New Roman" w:hAnsi="Aptos Narrow" w:cs="Times New Roman"/>
+                <w:b/>
+                <w:bCs/>
+                <w:color w:val="000000"/>
+                <w:lang w:val="es-MX"/>
+              </w:rPr>
+              <w:t>1.2.3</w:t>
+            </w:r>
+          </w:p>
+        </w:tc>
+        <w:tc>
+          <w:tcPr>
+            <w:tcW w:w="2704" w:type="dxa"/>
+            <w:vAlign w:val="center"/>
+            <w:hideMark/>
+          </w:tcPr>
+          <w:p>
+            <w:pPr>
+              <w:spacing w:line="240" w:lineRule="auto"/>
+              <w:rPr>
+                <w:rFonts w:ascii="Aptos Narrow" w:eastAsia="Times New Roman" w:hAnsi="Aptos Narrow" w:cs="Times New Roman"/>
+                <w:color w:val="000000"/>
+                <w:lang w:val="es-MX"/>
+              </w:rPr>
+            </w:pPr>
+            <w:r>
+              <w:rPr>
+                <w:rFonts w:ascii="Aptos Narrow" w:eastAsia="Times New Roman" w:hAnsi="Aptos Narrow" w:cs="Times New Roman"/>
+                <w:color w:val="000000"/>
+                <w:lang w:val="es-MX"/>
+              </w:rPr>
+              <w:t>Alcance</w:t>
+            </w:r>
+          </w:p>
+        </w:tc>
+        <w:tc>
+          <w:tcPr>
+            <w:tcW w:w="1818" w:type="dxa"/>
+            <w:vAlign w:val="center"/>
+            <w:hideMark/>
+          </w:tcPr>
+          <w:p>
+            <w:pPr>
+              <w:spacing w:line="240" w:lineRule="auto"/>
+              <w:jc w:val="center"/>
+              <w:rPr>
+                <w:rFonts w:ascii="Aptos Narrow" w:eastAsia="Times New Roman" w:hAnsi="Aptos Narrow" w:cs="Times New Roman"/>
+                <w:color w:val="000000"/>
+                <w:lang w:val="es-MX"/>
+              </w:rPr>
+            </w:pPr>
+            <w:r>
+              <w:rPr>
+                <w:rFonts w:ascii="Aptos Narrow" w:eastAsia="Times New Roman" w:hAnsi="Aptos Narrow" w:cs="Times New Roman"/>
+                <w:color w:val="000000"/>
+                <w:lang w:val="es-MX"/>
+              </w:rPr>
+              <w:t>R / A</w:t>
+            </w:r>
+          </w:p>
+        </w:tc>
+        <w:tc>
+          <w:tcPr>
+            <w:tcW w:w="1933" w:type="dxa"/>
+            <w:vAlign w:val="center"/>
+            <w:hideMark/>
+          </w:tcPr>
+          <w:p>
+            <w:pPr>
+              <w:spacing w:line="240" w:lineRule="auto"/>
+              <w:jc w:val="center"/>
+              <w:rPr>
+                <w:rFonts w:ascii="Aptos Narrow" w:eastAsia="Times New Roman" w:hAnsi="Aptos Narrow" w:cs="Times New Roman"/>
+                <w:color w:val="000000"/>
+                <w:lang w:val="es-MX"/>
+              </w:rPr>
+            </w:pPr>
+            <w:r>
+              <w:rPr>
+                <w:rFonts w:ascii="Aptos Narrow" w:eastAsia="Times New Roman" w:hAnsi="Aptos Narrow" w:cs="Times New Roman"/>
+                <w:color w:val="000000"/>
+                <w:lang w:val="es-MX"/>
+              </w:rPr>
+              <w:t>C</w:t>
+            </w:r>
+          </w:p>
+        </w:tc>
+        <w:tc>
+          <w:tcPr>
+            <w:tcW w:w="1933" w:type="dxa"/>
+            <w:vAlign w:val="center"/>
+            <w:hideMark/>
+          </w:tcPr>
+          <w:p>
+            <w:pPr>
+              <w:spacing w:line="240" w:lineRule="auto"/>
+              <w:jc w:val="center"/>
+              <w:rPr>
+                <w:rFonts w:ascii="Aptos Narrow" w:eastAsia="Times New Roman" w:hAnsi="Aptos Narrow" w:cs="Times New Roman"/>
+                <w:color w:val="000000"/>
+                <w:lang w:val="es-MX"/>
+              </w:rPr>
+            </w:pPr>
+            <w:r>
+              <w:rPr>
+                <w:rFonts w:ascii="Aptos Narrow" w:eastAsia="Times New Roman" w:hAnsi="Aptos Narrow" w:cs="Times New Roman"/>
+                <w:color w:val="000000"/>
+                <w:lang w:val="es-MX"/>
+              </w:rPr>
+              <w:t>C</w:t>
+            </w:r>
+          </w:p>
+        </w:tc>
+      </w:tr>
+      <w:tr>
+        <w:trPr>
+          <w:trHeight w:val="20"/>
+          <w:jc w:val="center"/>
+        </w:trPr>
+        <w:tc>
+          <w:tcPr>
+            <w:tcW w:w="1271" w:type="dxa"/>
+            <w:shd w:val="clear" w:color="auto" w:fill="D9D9D9" w:themeFill="background1" w:themeFillShade="D9"/>
+            <w:vAlign w:val="center"/>
+            <w:hideMark/>
+          </w:tcPr>
+          <w:p>
+            <w:pPr>
+              <w:spacing w:line="240" w:lineRule="auto"/>
+              <w:rPr>
+                <w:rFonts w:ascii="Aptos Narrow" w:eastAsia="Times New Roman" w:hAnsi="Aptos Narrow" w:cs="Times New Roman"/>
+                <w:b/>
+                <w:bCs/>
+                <w:color w:val="000000"/>
+                <w:lang w:val="es-MX"/>
+              </w:rPr>
+            </w:pPr>
+            <w:r>
+              <w:rPr>
+                <w:rFonts w:ascii="Aptos Narrow" w:eastAsia="Times New Roman" w:hAnsi="Aptos Narrow" w:cs="Times New Roman"/>
+                <w:b/>
+                <w:bCs/>
+                <w:color w:val="000000"/>
+                <w:lang w:val="es-MX"/>
+              </w:rPr>
+              <w:t>1.2.4</w:t>
+            </w:r>
+          </w:p>
+        </w:tc>
+        <w:tc>
+          <w:tcPr>
+            <w:tcW w:w="2704" w:type="dxa"/>
+            <w:vAlign w:val="center"/>
+            <w:hideMark/>
+          </w:tcPr>
+          <w:p>
+            <w:pPr>
+              <w:spacing w:line="240" w:lineRule="auto"/>
+              <w:rPr>
+                <w:rFonts w:ascii="Aptos Narrow" w:eastAsia="Times New Roman" w:hAnsi="Aptos Narrow" w:cs="Times New Roman"/>
+                <w:color w:val="000000"/>
+                <w:lang w:val="es-MX"/>
+              </w:rPr>
+            </w:pPr>
+            <w:proofErr w:type="spellStart"/>
+            <w:r>
+              <w:rPr>
+                <w:rFonts w:ascii="Aptos Narrow" w:eastAsia="Times New Roman" w:hAnsi="Aptos Narrow" w:cs="Times New Roman"/>
+                <w:color w:val="000000"/>
+                <w:lang w:val="es-MX"/>
+              </w:rPr>
+              <w:t>Stakeholders</w:t>
+            </w:r>
+            <w:proofErr w:type="spellEnd"/>
+          </w:p>
+        </w:tc>
+        <w:tc>
+          <w:tcPr>
+            <w:tcW w:w="1818" w:type="dxa"/>
+            <w:vAlign w:val="center"/>
+            <w:hideMark/>
+          </w:tcPr>
+          <w:p>
+            <w:pPr>
+              <w:spacing w:line="240" w:lineRule="auto"/>
+              <w:jc w:val="center"/>
+              <w:rPr>
+                <w:rFonts w:ascii="Aptos Narrow" w:eastAsia="Times New Roman" w:hAnsi="Aptos Narrow" w:cs="Times New Roman"/>
+                <w:color w:val="000000"/>
+                <w:lang w:val="es-MX"/>
+              </w:rPr>
+            </w:pPr>
+            <w:r>
+              <w:rPr>
+                <w:rFonts w:ascii="Aptos Narrow" w:eastAsia="Times New Roman" w:hAnsi="Aptos Narrow" w:cs="Times New Roman"/>
+                <w:color w:val="000000"/>
+                <w:lang w:val="es-MX"/>
+              </w:rPr>
+              <w:t>R / A</w:t>
+            </w:r>
+          </w:p>
+        </w:tc>
+        <w:tc>
+          <w:tcPr>
+            <w:tcW w:w="1933" w:type="dxa"/>
+            <w:vAlign w:val="center"/>
+            <w:hideMark/>
+          </w:tcPr>
+          <w:p>
+            <w:pPr>
+              <w:spacing w:line="240" w:lineRule="auto"/>
+              <w:jc w:val="center"/>
+              <w:rPr>
+                <w:rFonts w:ascii="Aptos Narrow" w:eastAsia="Times New Roman" w:hAnsi="Aptos Narrow" w:cs="Times New Roman"/>
+                <w:color w:val="000000"/>
+                <w:lang w:val="es-MX"/>
+              </w:rPr>
+            </w:pPr>
+            <w:r>
+              <w:rPr>
+                <w:rFonts w:ascii="Aptos Narrow" w:eastAsia="Times New Roman" w:hAnsi="Aptos Narrow" w:cs="Times New Roman"/>
+                <w:color w:val="000000"/>
+                <w:lang w:val="es-MX"/>
+              </w:rPr>
+              <w:t>I</w:t>
+            </w:r>
+          </w:p>
+        </w:tc>
+        <w:tc>
+          <w:tcPr>
+            <w:tcW w:w="1933" w:type="dxa"/>
+            <w:vAlign w:val="center"/>
+            <w:hideMark/>
+          </w:tcPr>
+          <w:p>
+            <w:pPr>
+              <w:spacing w:line="240" w:lineRule="auto"/>
+              <w:jc w:val="center"/>
+              <w:rPr>
+                <w:rFonts w:ascii="Aptos Narrow" w:eastAsia="Times New Roman" w:hAnsi="Aptos Narrow" w:cs="Times New Roman"/>
+                <w:color w:val="000000"/>
+                <w:lang w:val="es-MX"/>
+              </w:rPr>
+            </w:pPr>
+            <w:r>
+              <w:rPr>
+                <w:rFonts w:ascii="Aptos Narrow" w:eastAsia="Times New Roman" w:hAnsi="Aptos Narrow" w:cs="Times New Roman"/>
+                <w:color w:val="000000"/>
+                <w:lang w:val="es-MX"/>
+              </w:rPr>
+              <w:t>I</w:t>
+            </w:r>
+          </w:p>
+        </w:tc>
+      </w:tr>
+      <w:tr>
+        <w:trPr>
+          <w:trHeight w:val="20"/>
+          <w:jc w:val="center"/>
+        </w:trPr>
+        <w:tc>
+          <w:tcPr>
+            <w:tcW w:w="1271" w:type="dxa"/>
+            <w:shd w:val="clear" w:color="auto" w:fill="D9D9D9" w:themeFill="background1" w:themeFillShade="D9"/>
+            <w:vAlign w:val="center"/>
+            <w:hideMark/>
+          </w:tcPr>
+          <w:p>
+            <w:pPr>
+              <w:spacing w:line="240" w:lineRule="auto"/>
+              <w:rPr>
+                <w:rFonts w:ascii="Aptos Narrow" w:eastAsia="Times New Roman" w:hAnsi="Aptos Narrow" w:cs="Times New Roman"/>
+                <w:b/>
+                <w:bCs/>
+                <w:color w:val="000000"/>
+                <w:lang w:val="es-MX"/>
+              </w:rPr>
+            </w:pPr>
+            <w:r>
+              <w:rPr>
+                <w:rFonts w:ascii="Aptos Narrow" w:eastAsia="Times New Roman" w:hAnsi="Aptos Narrow" w:cs="Times New Roman"/>
+                <w:b/>
+                <w:bCs/>
+                <w:color w:val="000000"/>
+                <w:lang w:val="es-MX"/>
+              </w:rPr>
+              <w:t>1.3.1</w:t>
+            </w:r>
+          </w:p>
+        </w:tc>
+        <w:tc>
+          <w:tcPr>
+            <w:tcW w:w="2704" w:type="dxa"/>
+            <w:vAlign w:val="center"/>
+            <w:hideMark/>
+          </w:tcPr>
+          <w:p>
+            <w:pPr>
+              <w:spacing w:line="240" w:lineRule="auto"/>
+              <w:rPr>
+                <w:rFonts w:ascii="Aptos Narrow" w:eastAsia="Times New Roman" w:hAnsi="Aptos Narrow" w:cs="Times New Roman"/>
+                <w:color w:val="000000"/>
+                <w:lang w:val="es-MX"/>
+              </w:rPr>
+            </w:pPr>
+            <w:r>
+              <w:rPr>
+                <w:rFonts w:ascii="Aptos Narrow" w:eastAsia="Times New Roman" w:hAnsi="Aptos Narrow" w:cs="Times New Roman"/>
+                <w:color w:val="000000"/>
+                <w:lang w:val="es-MX"/>
+              </w:rPr>
+              <w:t>Estudio de mercado</w:t>
+            </w:r>
+          </w:p>
+        </w:tc>
+        <w:tc>
+          <w:tcPr>
+            <w:tcW w:w="1818" w:type="dxa"/>
+            <w:vAlign w:val="center"/>
+            <w:hideMark/>
+          </w:tcPr>
+          <w:p>
+            <w:pPr>
+              <w:spacing w:line="240" w:lineRule="auto"/>
+              <w:jc w:val="center"/>
+              <w:rPr>
+                <w:rFonts w:ascii="Aptos Narrow" w:eastAsia="Times New Roman" w:hAnsi="Aptos Narrow" w:cs="Times New Roman"/>
+                <w:color w:val="000000"/>
+                <w:lang w:val="es-MX"/>
+              </w:rPr>
+            </w:pPr>
+            <w:r>
+              <w:rPr>
+                <w:rFonts w:ascii="Aptos Narrow" w:eastAsia="Times New Roman" w:hAnsi="Aptos Narrow" w:cs="Times New Roman"/>
+                <w:color w:val="000000"/>
+                <w:lang w:val="es-MX"/>
+              </w:rPr>
+              <w:t>C</w:t>
+            </w:r>
+          </w:p>
+        </w:tc>
+        <w:tc>
+          <w:tcPr>
+            <w:tcW w:w="1933" w:type="dxa"/>
+            <w:vAlign w:val="center"/>
+            <w:hideMark/>
+          </w:tcPr>
+          <w:p>
+            <w:pPr>
+              <w:spacing w:line="240" w:lineRule="auto"/>
+              <w:jc w:val="center"/>
+              <w:rPr>
+                <w:rFonts w:ascii="Aptos Narrow" w:eastAsia="Times New Roman" w:hAnsi="Aptos Narrow" w:cs="Times New Roman"/>
+                <w:color w:val="000000"/>
+                <w:lang w:val="es-MX"/>
+              </w:rPr>
+            </w:pPr>
+            <w:r>
+              <w:rPr>
+                <w:rFonts w:ascii="Aptos Narrow" w:eastAsia="Times New Roman" w:hAnsi="Aptos Narrow" w:cs="Times New Roman"/>
+                <w:color w:val="000000"/>
+                <w:lang w:val="es-MX"/>
+              </w:rPr>
+              <w:t>R</w:t>
+            </w:r>
+          </w:p>
+        </w:tc>
+        <w:tc>
+          <w:tcPr>
+            <w:tcW w:w="1933" w:type="dxa"/>
+            <w:vAlign w:val="center"/>
+            <w:hideMark/>
+          </w:tcPr>
+          <w:p>
+            <w:pPr>
+              <w:spacing w:line="240" w:lineRule="auto"/>
+              <w:jc w:val="center"/>
+              <w:rPr>
+                <w:rFonts w:ascii="Aptos Narrow" w:eastAsia="Times New Roman" w:hAnsi="Aptos Narrow" w:cs="Times New Roman"/>
+                <w:color w:val="000000"/>
+                <w:lang w:val="es-MX"/>
+              </w:rPr>
+            </w:pPr>
+            <w:r>
+              <w:rPr>
+                <w:rFonts w:ascii="Aptos Narrow" w:eastAsia="Times New Roman" w:hAnsi="Aptos Narrow" w:cs="Times New Roman"/>
+                <w:color w:val="000000"/>
+                <w:lang w:val="es-MX"/>
+              </w:rPr>
+              <w:t>I</w:t>
+            </w:r>
+          </w:p>
+        </w:tc>
+      </w:tr>
+      <w:tr>
+        <w:trPr>
+          <w:trHeight w:val="20"/>
+          <w:jc w:val="center"/>
+        </w:trPr>
+        <w:tc>
+          <w:tcPr>
+            <w:tcW w:w="1271" w:type="dxa"/>
+            <w:shd w:val="clear" w:color="auto" w:fill="D9D9D9" w:themeFill="background1" w:themeFillShade="D9"/>
+            <w:vAlign w:val="center"/>
+            <w:hideMark/>
+          </w:tcPr>
+          <w:p>
+            <w:pPr>
+              <w:spacing w:line="240" w:lineRule="auto"/>
+              <w:rPr>
+                <w:rFonts w:ascii="Aptos Narrow" w:eastAsia="Times New Roman" w:hAnsi="Aptos Narrow" w:cs="Times New Roman"/>
+                <w:b/>
+                <w:bCs/>
+                <w:color w:val="000000"/>
+                <w:lang w:val="es-MX"/>
+              </w:rPr>
+            </w:pPr>
+            <w:r>
+              <w:rPr>
+                <w:rFonts w:ascii="Aptos Narrow" w:eastAsia="Times New Roman" w:hAnsi="Aptos Narrow" w:cs="Times New Roman"/>
+                <w:b/>
+                <w:bCs/>
+                <w:color w:val="000000"/>
+                <w:lang w:val="es-MX"/>
+              </w:rPr>
+              <w:t>1.3.2</w:t>
+            </w:r>
+          </w:p>
+        </w:tc>
+        <w:tc>
+          <w:tcPr>
+            <w:tcW w:w="2704" w:type="dxa"/>
+            <w:vAlign w:val="center"/>
+            <w:hideMark/>
+          </w:tcPr>
+          <w:p>
+            <w:pPr>
+              <w:spacing w:line="240" w:lineRule="auto"/>
+              <w:rPr>
+                <w:rFonts w:ascii="Aptos Narrow" w:eastAsia="Times New Roman" w:hAnsi="Aptos Narrow" w:cs="Times New Roman"/>
+                <w:color w:val="000000"/>
+                <w:lang w:val="es-MX"/>
+              </w:rPr>
+            </w:pPr>
+            <w:r>
+              <w:rPr>
+                <w:rFonts w:ascii="Aptos Narrow" w:eastAsia="Times New Roman" w:hAnsi="Aptos Narrow" w:cs="Times New Roman"/>
+                <w:color w:val="000000"/>
+                <w:lang w:val="es-MX"/>
+              </w:rPr>
+              <w:t>Competencia</w:t>
+            </w:r>
+          </w:p>
+        </w:tc>
+        <w:tc>
+          <w:tcPr>
+            <w:tcW w:w="1818" w:type="dxa"/>
+            <w:vAlign w:val="center"/>
+            <w:hideMark/>
+          </w:tcPr>
+          <w:p>
+            <w:pPr>
+              <w:spacing w:line="240" w:lineRule="auto"/>
+              <w:jc w:val="center"/>
+              <w:rPr>
+                <w:rFonts w:ascii="Aptos Narrow" w:eastAsia="Times New Roman" w:hAnsi="Aptos Narrow" w:cs="Times New Roman"/>
+                <w:color w:val="000000"/>
+                <w:lang w:val="es-MX"/>
+              </w:rPr>
+            </w:pPr>
+            <w:r>
+              <w:rPr>
+                <w:rFonts w:ascii="Aptos Narrow" w:eastAsia="Times New Roman" w:hAnsi="Aptos Narrow" w:cs="Times New Roman"/>
+                <w:color w:val="000000"/>
+                <w:lang w:val="es-MX"/>
+              </w:rPr>
+              <w:t>C</w:t>
+            </w:r>
+          </w:p>
+        </w:tc>
+        <w:tc>
+          <w:tcPr>
+            <w:tcW w:w="1933" w:type="dxa"/>
+            <w:vAlign w:val="center"/>
+            <w:hideMark/>
+          </w:tcPr>
+          <w:p>
+            <w:pPr>
+              <w:spacing w:line="240" w:lineRule="auto"/>
+              <w:jc w:val="center"/>
+              <w:rPr>
+                <w:rFonts w:ascii="Aptos Narrow" w:eastAsia="Times New Roman" w:hAnsi="Aptos Narrow" w:cs="Times New Roman"/>
+                <w:color w:val="000000"/>
+                <w:lang w:val="es-MX"/>
+              </w:rPr>
+            </w:pPr>
+            <w:r>
+              <w:rPr>
+                <w:rFonts w:ascii="Aptos Narrow" w:eastAsia="Times New Roman" w:hAnsi="Aptos Narrow" w:cs="Times New Roman"/>
+                <w:color w:val="000000"/>
+                <w:lang w:val="es-MX"/>
+              </w:rPr>
+              <w:t>R</w:t>
+            </w:r>
+          </w:p>
+        </w:tc>
+        <w:tc>
+          <w:tcPr>
+            <w:tcW w:w="1933" w:type="dxa"/>
+            <w:vAlign w:val="center"/>
+            <w:hideMark/>
+          </w:tcPr>
+          <w:p>
+            <w:pPr>
+              <w:spacing w:line="240" w:lineRule="auto"/>
+              <w:jc w:val="center"/>
+              <w:rPr>
+                <w:rFonts w:ascii="Aptos Narrow" w:eastAsia="Times New Roman" w:hAnsi="Aptos Narrow" w:cs="Times New Roman"/>
+                <w:color w:val="000000"/>
+                <w:lang w:val="es-MX"/>
+              </w:rPr>
+            </w:pPr>
+            <w:r>
+              <w:rPr>
+                <w:rFonts w:ascii="Aptos Narrow" w:eastAsia="Times New Roman" w:hAnsi="Aptos Narrow" w:cs="Times New Roman"/>
+                <w:color w:val="000000"/>
+                <w:lang w:val="es-MX"/>
+              </w:rPr>
+              <w:t>I</w:t>
+            </w:r>
+          </w:p>
+        </w:tc>
+      </w:tr>
+      <w:tr>
+        <w:trPr>
+          <w:trHeight w:val="20"/>
+          <w:jc w:val="center"/>
+        </w:trPr>
+        <w:tc>
+          <w:tcPr>
+            <w:tcW w:w="1271" w:type="dxa"/>
+            <w:shd w:val="clear" w:color="auto" w:fill="D9D9D9" w:themeFill="background1" w:themeFillShade="D9"/>
+            <w:vAlign w:val="center"/>
+            <w:hideMark/>
+          </w:tcPr>
+          <w:p>
+            <w:pPr>
+              <w:spacing w:line="240" w:lineRule="auto"/>
+              <w:rPr>
+                <w:rFonts w:ascii="Aptos Narrow" w:eastAsia="Times New Roman" w:hAnsi="Aptos Narrow" w:cs="Times New Roman"/>
+                <w:b/>
+                <w:bCs/>
+                <w:color w:val="000000"/>
+                <w:lang w:val="es-MX"/>
+              </w:rPr>
+            </w:pPr>
+            <w:r>
+              <w:rPr>
+                <w:rFonts w:ascii="Aptos Narrow" w:eastAsia="Times New Roman" w:hAnsi="Aptos Narrow" w:cs="Times New Roman"/>
+                <w:b/>
+                <w:bCs/>
+                <w:color w:val="000000"/>
+                <w:lang w:val="es-MX"/>
+              </w:rPr>
+              <w:t>1.3.3</w:t>
+            </w:r>
+          </w:p>
+        </w:tc>
+        <w:tc>
+          <w:tcPr>
+            <w:tcW w:w="2704" w:type="dxa"/>
+            <w:vAlign w:val="center"/>
+            <w:hideMark/>
+          </w:tcPr>
+          <w:p>
+            <w:pPr>
+              <w:spacing w:line="240" w:lineRule="auto"/>
+              <w:rPr>
+                <w:rFonts w:ascii="Aptos Narrow" w:eastAsia="Times New Roman" w:hAnsi="Aptos Narrow" w:cs="Times New Roman"/>
+                <w:color w:val="000000"/>
+                <w:lang w:val="es-MX"/>
+              </w:rPr>
+            </w:pPr>
+            <w:r>
+              <w:rPr>
+                <w:rFonts w:ascii="Aptos Narrow" w:eastAsia="Times New Roman" w:hAnsi="Aptos Narrow" w:cs="Times New Roman"/>
+                <w:color w:val="000000"/>
+                <w:lang w:val="es-MX"/>
+              </w:rPr>
+              <w:t>Justificación del proyecto</w:t>
+            </w:r>
+          </w:p>
+        </w:tc>
+        <w:tc>
+          <w:tcPr>
+            <w:tcW w:w="1818" w:type="dxa"/>
+            <w:vAlign w:val="center"/>
+            <w:hideMark/>
+          </w:tcPr>
+          <w:p>
+            <w:pPr>
+              <w:spacing w:line="240" w:lineRule="auto"/>
+              <w:jc w:val="center"/>
+              <w:rPr>
+                <w:rFonts w:ascii="Aptos Narrow" w:eastAsia="Times New Roman" w:hAnsi="Aptos Narrow" w:cs="Times New Roman"/>
+                <w:color w:val="000000"/>
+                <w:lang w:val="es-MX"/>
+              </w:rPr>
+            </w:pPr>
+            <w:r>
+              <w:rPr>
+                <w:rFonts w:ascii="Aptos Narrow" w:eastAsia="Times New Roman" w:hAnsi="Aptos Narrow" w:cs="Times New Roman"/>
+                <w:color w:val="000000"/>
+                <w:lang w:val="es-MX"/>
+              </w:rPr>
+              <w:t>A</w:t>
+            </w:r>
+          </w:p>
+        </w:tc>
+        <w:tc>
+          <w:tcPr>
+            <w:tcW w:w="1933" w:type="dxa"/>
+            <w:vAlign w:val="center"/>
+            <w:hideMark/>
+          </w:tcPr>
+          <w:p>
+            <w:pPr>
+              <w:spacing w:line="240" w:lineRule="auto"/>
+              <w:jc w:val="center"/>
+              <w:rPr>
+                <w:rFonts w:ascii="Aptos Narrow" w:eastAsia="Times New Roman" w:hAnsi="Aptos Narrow" w:cs="Times New Roman"/>
+                <w:color w:val="000000"/>
+                <w:lang w:val="es-MX"/>
+              </w:rPr>
+            </w:pPr>
+            <w:r>
+              <w:rPr>
+                <w:rFonts w:ascii="Aptos Narrow" w:eastAsia="Times New Roman" w:hAnsi="Aptos Narrow" w:cs="Times New Roman"/>
+                <w:color w:val="000000"/>
+                <w:lang w:val="es-MX"/>
+              </w:rPr>
+              <w:t>R</w:t>
+            </w:r>
+          </w:p>
+        </w:tc>
+        <w:tc>
+          <w:tcPr>
+            <w:tcW w:w="1933" w:type="dxa"/>
+            <w:vAlign w:val="center"/>
+            <w:hideMark/>
+          </w:tcPr>
+          <w:p>
+            <w:pPr>
+              <w:spacing w:line="240" w:lineRule="auto"/>
+              <w:jc w:val="center"/>
+              <w:rPr>
+                <w:rFonts w:ascii="Aptos Narrow" w:eastAsia="Times New Roman" w:hAnsi="Aptos Narrow" w:cs="Times New Roman"/>
+                <w:color w:val="000000"/>
+                <w:lang w:val="es-MX"/>
+              </w:rPr>
+            </w:pPr>
+            <w:r>
+              <w:rPr>
+                <w:rFonts w:ascii="Aptos Narrow" w:eastAsia="Times New Roman" w:hAnsi="Aptos Narrow" w:cs="Times New Roman"/>
+                <w:color w:val="000000"/>
+                <w:lang w:val="es-MX"/>
+              </w:rPr>
+              <w:t>C</w:t>
+            </w:r>
+          </w:p>
+        </w:tc>
+      </w:tr>
+      <w:tr>
+        <w:trPr>
+          <w:trHeight w:val="20"/>
+          <w:jc w:val="center"/>
+        </w:trPr>
+        <w:tc>
+          <w:tcPr>
+            <w:tcW w:w="1271" w:type="dxa"/>
+            <w:shd w:val="clear" w:color="auto" w:fill="D9D9D9" w:themeFill="background1" w:themeFillShade="D9"/>
+            <w:vAlign w:val="center"/>
+            <w:hideMark/>
+          </w:tcPr>
+          <w:p>
+            <w:pPr>
+              <w:spacing w:line="240" w:lineRule="auto"/>
+              <w:rPr>
+                <w:rFonts w:ascii="Aptos Narrow" w:eastAsia="Times New Roman" w:hAnsi="Aptos Narrow" w:cs="Times New Roman"/>
+                <w:b/>
+                <w:bCs/>
+                <w:color w:val="000000"/>
+                <w:lang w:val="es-MX"/>
+              </w:rPr>
+            </w:pPr>
+            <w:r>
+              <w:rPr>
+                <w:rFonts w:ascii="Aptos Narrow" w:eastAsia="Times New Roman" w:hAnsi="Aptos Narrow" w:cs="Times New Roman"/>
+                <w:b/>
+                <w:bCs/>
+                <w:color w:val="000000"/>
+                <w:lang w:val="es-MX"/>
+              </w:rPr>
+              <w:t>1.4.1</w:t>
+            </w:r>
+          </w:p>
+        </w:tc>
+        <w:tc>
+          <w:tcPr>
+            <w:tcW w:w="2704" w:type="dxa"/>
+            <w:vAlign w:val="center"/>
+            <w:hideMark/>
+          </w:tcPr>
+          <w:p>
+            <w:pPr>
+              <w:spacing w:line="240" w:lineRule="auto"/>
+              <w:rPr>
+                <w:rFonts w:ascii="Aptos Narrow" w:eastAsia="Times New Roman" w:hAnsi="Aptos Narrow" w:cs="Times New Roman"/>
+                <w:color w:val="000000"/>
+                <w:lang w:val="es-MX"/>
+              </w:rPr>
+            </w:pPr>
+            <w:r>
+              <w:rPr>
+                <w:rFonts w:ascii="Aptos Narrow" w:eastAsia="Times New Roman" w:hAnsi="Aptos Narrow" w:cs="Times New Roman"/>
+                <w:color w:val="000000"/>
+                <w:lang w:val="es-MX"/>
+              </w:rPr>
+              <w:t>Factibilidad técnica</w:t>
+            </w:r>
+          </w:p>
+        </w:tc>
+        <w:tc>
+          <w:tcPr>
+            <w:tcW w:w="1818" w:type="dxa"/>
+            <w:vAlign w:val="center"/>
+            <w:hideMark/>
+          </w:tcPr>
+          <w:p>
+            <w:pPr>
+              <w:spacing w:line="240" w:lineRule="auto"/>
+              <w:jc w:val="center"/>
+              <w:rPr>
+                <w:rFonts w:ascii="Aptos Narrow" w:eastAsia="Times New Roman" w:hAnsi="Aptos Narrow" w:cs="Times New Roman"/>
+                <w:color w:val="000000"/>
+                <w:lang w:val="es-MX"/>
+              </w:rPr>
+            </w:pPr>
+            <w:r>
+              <w:rPr>
+                <w:rFonts w:ascii="Aptos Narrow" w:eastAsia="Times New Roman" w:hAnsi="Aptos Narrow" w:cs="Times New Roman"/>
+                <w:color w:val="000000"/>
+                <w:lang w:val="es-MX"/>
+              </w:rPr>
+              <w:t>I</w:t>
+            </w:r>
+          </w:p>
+        </w:tc>
+        <w:tc>
+          <w:tcPr>
+            <w:tcW w:w="1933" w:type="dxa"/>
+            <w:vAlign w:val="center"/>
+            <w:hideMark/>
+          </w:tcPr>
+          <w:p>
+            <w:pPr>
+              <w:spacing w:line="240" w:lineRule="auto"/>
+              <w:jc w:val="center"/>
+              <w:rPr>
+                <w:rFonts w:ascii="Aptos Narrow" w:eastAsia="Times New Roman" w:hAnsi="Aptos Narrow" w:cs="Times New Roman"/>
+                <w:color w:val="000000"/>
+                <w:lang w:val="es-MX"/>
+              </w:rPr>
+            </w:pPr>
+            <w:r>
+              <w:rPr>
+                <w:rFonts w:ascii="Aptos Narrow" w:eastAsia="Times New Roman" w:hAnsi="Aptos Narrow" w:cs="Times New Roman"/>
+                <w:color w:val="000000"/>
+                <w:lang w:val="es-MX"/>
+              </w:rPr>
+              <w:t>C</w:t>
+            </w:r>
+          </w:p>
+        </w:tc>
+        <w:tc>
+          <w:tcPr>
+            <w:tcW w:w="1933" w:type="dxa"/>
+            <w:vAlign w:val="center"/>
+            <w:hideMark/>
+          </w:tcPr>
+          <w:p>
+            <w:pPr>
+              <w:spacing w:line="240" w:lineRule="auto"/>
+              <w:jc w:val="center"/>
+              <w:rPr>
+                <w:rFonts w:ascii="Aptos Narrow" w:eastAsia="Times New Roman" w:hAnsi="Aptos Narrow" w:cs="Times New Roman"/>
+                <w:color w:val="000000"/>
+                <w:lang w:val="es-MX"/>
+              </w:rPr>
+            </w:pPr>
+            <w:r>
+              <w:rPr>
+                <w:rFonts w:ascii="Aptos Narrow" w:eastAsia="Times New Roman" w:hAnsi="Aptos Narrow" w:cs="Times New Roman"/>
+                <w:color w:val="000000"/>
+                <w:lang w:val="es-MX"/>
+              </w:rPr>
+              <w:t>R</w:t>
+            </w:r>
+          </w:p>
+        </w:tc>
+      </w:tr>
+      <w:tr>
+        <w:trPr>
+          <w:trHeight w:val="20"/>
+          <w:jc w:val="center"/>
+        </w:trPr>
+        <w:tc>
+          <w:tcPr>
+            <w:tcW w:w="1271" w:type="dxa"/>
+            <w:shd w:val="clear" w:color="auto" w:fill="D9D9D9" w:themeFill="background1" w:themeFillShade="D9"/>
+            <w:vAlign w:val="center"/>
+            <w:hideMark/>
+          </w:tcPr>
+          <w:p>
+            <w:pPr>
+              <w:spacing w:line="240" w:lineRule="auto"/>
+              <w:rPr>
+                <w:rFonts w:ascii="Aptos Narrow" w:eastAsia="Times New Roman" w:hAnsi="Aptos Narrow" w:cs="Times New Roman"/>
+                <w:b/>
+                <w:bCs/>
+                <w:color w:val="000000"/>
+                <w:lang w:val="es-MX"/>
+              </w:rPr>
+            </w:pPr>
+            <w:r>
+              <w:rPr>
+                <w:rFonts w:ascii="Aptos Narrow" w:eastAsia="Times New Roman" w:hAnsi="Aptos Narrow" w:cs="Times New Roman"/>
+                <w:b/>
+                <w:bCs/>
+                <w:color w:val="000000"/>
+                <w:lang w:val="es-MX"/>
+              </w:rPr>
+              <w:t>1.4.2</w:t>
+            </w:r>
+          </w:p>
+        </w:tc>
+        <w:tc>
+          <w:tcPr>
+            <w:tcW w:w="2704" w:type="dxa"/>
+            <w:vAlign w:val="center"/>
+            <w:hideMark/>
+          </w:tcPr>
+          <w:p>
+            <w:pPr>
+              <w:spacing w:line="240" w:lineRule="auto"/>
+              <w:rPr>
+                <w:rFonts w:ascii="Aptos Narrow" w:eastAsia="Times New Roman" w:hAnsi="Aptos Narrow" w:cs="Times New Roman"/>
+                <w:color w:val="000000"/>
+                <w:lang w:val="es-MX"/>
+              </w:rPr>
+            </w:pPr>
+            <w:r>
+              <w:rPr>
+                <w:rFonts w:ascii="Aptos Narrow" w:eastAsia="Times New Roman" w:hAnsi="Aptos Narrow" w:cs="Times New Roman"/>
+                <w:color w:val="000000"/>
+                <w:lang w:val="es-MX"/>
+              </w:rPr>
+              <w:t>Factibilidad económica</w:t>
+            </w:r>
+          </w:p>
+        </w:tc>
+        <w:tc>
+          <w:tcPr>
+            <w:tcW w:w="1818" w:type="dxa"/>
+            <w:vAlign w:val="center"/>
+            <w:hideMark/>
+          </w:tcPr>
+          <w:p>
+            <w:pPr>
+              <w:spacing w:line="240" w:lineRule="auto"/>
+              <w:jc w:val="center"/>
+              <w:rPr>
+                <w:rFonts w:ascii="Aptos Narrow" w:eastAsia="Times New Roman" w:hAnsi="Aptos Narrow" w:cs="Times New Roman"/>
+                <w:color w:val="000000"/>
+                <w:lang w:val="es-MX"/>
+              </w:rPr>
+            </w:pPr>
+            <w:r>
+              <w:rPr>
+                <w:rFonts w:ascii="Aptos Narrow" w:eastAsia="Times New Roman" w:hAnsi="Aptos Narrow" w:cs="Times New Roman"/>
+                <w:color w:val="000000"/>
+                <w:lang w:val="es-MX"/>
+              </w:rPr>
+              <w:t>A</w:t>
+            </w:r>
+          </w:p>
+        </w:tc>
+        <w:tc>
+          <w:tcPr>
+            <w:tcW w:w="1933" w:type="dxa"/>
+            <w:vAlign w:val="center"/>
+            <w:hideMark/>
+          </w:tcPr>
+          <w:p>
+            <w:pPr>
+              <w:spacing w:line="240" w:lineRule="auto"/>
+              <w:jc w:val="center"/>
+              <w:rPr>
+                <w:rFonts w:ascii="Aptos Narrow" w:eastAsia="Times New Roman" w:hAnsi="Aptos Narrow" w:cs="Times New Roman"/>
+                <w:color w:val="000000"/>
+                <w:lang w:val="es-MX"/>
+              </w:rPr>
+            </w:pPr>
+            <w:r>
+              <w:rPr>
+                <w:rFonts w:ascii="Aptos Narrow" w:eastAsia="Times New Roman" w:hAnsi="Aptos Narrow" w:cs="Times New Roman"/>
+                <w:color w:val="000000"/>
+                <w:lang w:val="es-MX"/>
+              </w:rPr>
+              <w:t>I</w:t>
+            </w:r>
+          </w:p>
+        </w:tc>
+        <w:tc>
+          <w:tcPr>
+            <w:tcW w:w="1933" w:type="dxa"/>
+            <w:vAlign w:val="center"/>
+            <w:hideMark/>
+          </w:tcPr>
+          <w:p>
+            <w:pPr>
+              <w:spacing w:line="240" w:lineRule="auto"/>
+              <w:jc w:val="center"/>
+              <w:rPr>
+                <w:rFonts w:ascii="Aptos Narrow" w:eastAsia="Times New Roman" w:hAnsi="Aptos Narrow" w:cs="Times New Roman"/>
+                <w:color w:val="000000"/>
+                <w:lang w:val="es-MX"/>
+              </w:rPr>
+            </w:pPr>
+            <w:r>
+              <w:rPr>
+                <w:rFonts w:ascii="Aptos Narrow" w:eastAsia="Times New Roman" w:hAnsi="Aptos Narrow" w:cs="Times New Roman"/>
+                <w:color w:val="000000"/>
+                <w:lang w:val="es-MX"/>
+              </w:rPr>
+              <w:t>R</w:t>
+            </w:r>
+          </w:p>
+        </w:tc>
+      </w:tr>
+      <w:tr>
+        <w:trPr>
+          <w:trHeight w:val="20"/>
+          <w:jc w:val="center"/>
+        </w:trPr>
+        <w:tc>
+          <w:tcPr>
+            <w:tcW w:w="1271" w:type="dxa"/>
+            <w:shd w:val="clear" w:color="auto" w:fill="D9D9D9" w:themeFill="background1" w:themeFillShade="D9"/>
+            <w:vAlign w:val="center"/>
+            <w:hideMark/>
+          </w:tcPr>
+          <w:p>
+            <w:pPr>
+              <w:spacing w:line="240" w:lineRule="auto"/>
+              <w:rPr>
+                <w:rFonts w:ascii="Aptos Narrow" w:eastAsia="Times New Roman" w:hAnsi="Aptos Narrow" w:cs="Times New Roman"/>
+                <w:b/>
+                <w:bCs/>
+                <w:color w:val="000000"/>
+                <w:lang w:val="es-MX"/>
+              </w:rPr>
+            </w:pPr>
+            <w:r>
+              <w:rPr>
+                <w:rFonts w:ascii="Aptos Narrow" w:eastAsia="Times New Roman" w:hAnsi="Aptos Narrow" w:cs="Times New Roman"/>
+                <w:b/>
+                <w:bCs/>
+                <w:color w:val="000000"/>
+                <w:lang w:val="es-MX"/>
+              </w:rPr>
+              <w:t>1.4.3</w:t>
+            </w:r>
+          </w:p>
+        </w:tc>
+        <w:tc>
+          <w:tcPr>
+            <w:tcW w:w="2704" w:type="dxa"/>
+            <w:vAlign w:val="center"/>
+            <w:hideMark/>
+          </w:tcPr>
+          <w:p>
+            <w:pPr>
+              <w:spacing w:line="240" w:lineRule="auto"/>
+              <w:rPr>
+                <w:rFonts w:ascii="Aptos Narrow" w:eastAsia="Times New Roman" w:hAnsi="Aptos Narrow" w:cs="Times New Roman"/>
+                <w:color w:val="000000"/>
+                <w:lang w:val="es-MX"/>
+              </w:rPr>
+            </w:pPr>
+            <w:r>
+              <w:rPr>
+                <w:rFonts w:ascii="Aptos Narrow" w:eastAsia="Times New Roman" w:hAnsi="Aptos Narrow" w:cs="Times New Roman"/>
+                <w:color w:val="000000"/>
+                <w:lang w:val="es-MX"/>
+              </w:rPr>
+              <w:t>Factibilidad operacional</w:t>
+            </w:r>
+          </w:p>
+        </w:tc>
+        <w:tc>
+          <w:tcPr>
+            <w:tcW w:w="1818" w:type="dxa"/>
+            <w:vAlign w:val="center"/>
+            <w:hideMark/>
+          </w:tcPr>
+          <w:p>
+            <w:pPr>
+              <w:spacing w:line="240" w:lineRule="auto"/>
+              <w:jc w:val="center"/>
+              <w:rPr>
+                <w:rFonts w:ascii="Aptos Narrow" w:eastAsia="Times New Roman" w:hAnsi="Aptos Narrow" w:cs="Times New Roman"/>
+                <w:color w:val="000000"/>
+                <w:lang w:val="es-MX"/>
+              </w:rPr>
+            </w:pPr>
+            <w:r>
+              <w:rPr>
+                <w:rFonts w:ascii="Aptos Narrow" w:eastAsia="Times New Roman" w:hAnsi="Aptos Narrow" w:cs="Times New Roman"/>
+                <w:color w:val="000000"/>
+                <w:lang w:val="es-MX"/>
+              </w:rPr>
+              <w:t>R / A</w:t>
+            </w:r>
+          </w:p>
+        </w:tc>
+        <w:tc>
+          <w:tcPr>
+            <w:tcW w:w="1933" w:type="dxa"/>
+            <w:vAlign w:val="center"/>
+            <w:hideMark/>
+          </w:tcPr>
+          <w:p>
+            <w:pPr>
+              <w:spacing w:line="240" w:lineRule="auto"/>
+              <w:jc w:val="center"/>
+              <w:rPr>
+                <w:rFonts w:ascii="Aptos Narrow" w:eastAsia="Times New Roman" w:hAnsi="Aptos Narrow" w:cs="Times New Roman"/>
+                <w:color w:val="000000"/>
+                <w:lang w:val="es-MX"/>
+              </w:rPr>
+            </w:pPr>
+            <w:r>
+              <w:rPr>
+                <w:rFonts w:ascii="Aptos Narrow" w:eastAsia="Times New Roman" w:hAnsi="Aptos Narrow" w:cs="Times New Roman"/>
+                <w:color w:val="000000"/>
+                <w:lang w:val="es-MX"/>
+              </w:rPr>
+              <w:t>I</w:t>
+            </w:r>
+          </w:p>
+        </w:tc>
+        <w:tc>
+          <w:tcPr>
+            <w:tcW w:w="1933" w:type="dxa"/>
+            <w:vAlign w:val="center"/>
+            <w:hideMark/>
+          </w:tcPr>
+          <w:p>
+            <w:pPr>
+              <w:spacing w:line="240" w:lineRule="auto"/>
+              <w:jc w:val="center"/>
+              <w:rPr>
+                <w:rFonts w:ascii="Aptos Narrow" w:eastAsia="Times New Roman" w:hAnsi="Aptos Narrow" w:cs="Times New Roman"/>
+                <w:color w:val="000000"/>
+                <w:lang w:val="es-MX"/>
+              </w:rPr>
+            </w:pPr>
+            <w:r>
+              <w:rPr>
+                <w:rFonts w:ascii="Aptos Narrow" w:eastAsia="Times New Roman" w:hAnsi="Aptos Narrow" w:cs="Times New Roman"/>
+                <w:color w:val="000000"/>
+                <w:lang w:val="es-MX"/>
+              </w:rPr>
+              <w:t>C</w:t>
+            </w:r>
+          </w:p>
+        </w:tc>
+      </w:tr>
+      <w:tr>
+        <w:trPr>
+          <w:trHeight w:val="20"/>
+          <w:jc w:val="center"/>
+        </w:trPr>
+        <w:tc>
+          <w:tcPr>
+            <w:tcW w:w="1271" w:type="dxa"/>
+            <w:shd w:val="clear" w:color="auto" w:fill="D9D9D9" w:themeFill="background1" w:themeFillShade="D9"/>
+            <w:vAlign w:val="center"/>
+            <w:hideMark/>
+          </w:tcPr>
+          <w:p>
+            <w:pPr>
+              <w:spacing w:line="240" w:lineRule="auto"/>
+              <w:rPr>
+                <w:rFonts w:ascii="Aptos Narrow" w:eastAsia="Times New Roman" w:hAnsi="Aptos Narrow" w:cs="Times New Roman"/>
+                <w:b/>
+                <w:bCs/>
+                <w:color w:val="000000"/>
+                <w:lang w:val="es-MX"/>
+              </w:rPr>
+            </w:pPr>
+            <w:r>
+              <w:rPr>
+                <w:rFonts w:ascii="Aptos Narrow" w:eastAsia="Times New Roman" w:hAnsi="Aptos Narrow" w:cs="Times New Roman"/>
+                <w:b/>
+                <w:bCs/>
+                <w:color w:val="000000"/>
+                <w:lang w:val="es-MX"/>
+              </w:rPr>
+              <w:t>1.5.1</w:t>
+            </w:r>
+          </w:p>
+        </w:tc>
+        <w:tc>
+          <w:tcPr>
+            <w:tcW w:w="2704" w:type="dxa"/>
+            <w:vAlign w:val="center"/>
+            <w:hideMark/>
+          </w:tcPr>
+          <w:p>
+            <w:pPr>
+              <w:spacing w:line="240" w:lineRule="auto"/>
+              <w:rPr>
+                <w:rFonts w:ascii="Aptos Narrow" w:eastAsia="Times New Roman" w:hAnsi="Aptos Narrow" w:cs="Times New Roman"/>
+                <w:color w:val="000000"/>
+                <w:lang w:val="es-MX"/>
+              </w:rPr>
+            </w:pPr>
+            <w:r>
+              <w:rPr>
+                <w:rFonts w:ascii="Aptos Narrow" w:eastAsia="Times New Roman" w:hAnsi="Aptos Narrow" w:cs="Times New Roman"/>
+                <w:color w:val="000000"/>
+                <w:lang w:val="es-MX"/>
+              </w:rPr>
+              <w:t>Requerimientos funcionales</w:t>
+            </w:r>
+          </w:p>
+        </w:tc>
+        <w:tc>
+          <w:tcPr>
+            <w:tcW w:w="1818" w:type="dxa"/>
+            <w:vAlign w:val="center"/>
+            <w:hideMark/>
+          </w:tcPr>
+          <w:p>
+            <w:pPr>
+              <w:spacing w:line="240" w:lineRule="auto"/>
+              <w:jc w:val="center"/>
+              <w:rPr>
+                <w:rFonts w:ascii="Aptos Narrow" w:eastAsia="Times New Roman" w:hAnsi="Aptos Narrow" w:cs="Times New Roman"/>
+                <w:color w:val="000000"/>
+                <w:lang w:val="es-MX"/>
+              </w:rPr>
+            </w:pPr>
+            <w:r>
+              <w:rPr>
+                <w:rFonts w:ascii="Aptos Narrow" w:eastAsia="Times New Roman" w:hAnsi="Aptos Narrow" w:cs="Times New Roman"/>
+                <w:color w:val="000000"/>
+                <w:lang w:val="es-MX"/>
+              </w:rPr>
+              <w:t>A</w:t>
+            </w:r>
+          </w:p>
+        </w:tc>
+        <w:tc>
+          <w:tcPr>
+            <w:tcW w:w="1933" w:type="dxa"/>
+            <w:vAlign w:val="center"/>
+            <w:hideMark/>
+          </w:tcPr>
+          <w:p>
+            <w:pPr>
+              <w:spacing w:line="240" w:lineRule="auto"/>
+              <w:jc w:val="center"/>
+              <w:rPr>
+                <w:rFonts w:ascii="Aptos Narrow" w:eastAsia="Times New Roman" w:hAnsi="Aptos Narrow" w:cs="Times New Roman"/>
+                <w:color w:val="000000"/>
+                <w:lang w:val="es-MX"/>
+              </w:rPr>
+            </w:pPr>
+            <w:r>
+              <w:rPr>
+                <w:rFonts w:ascii="Aptos Narrow" w:eastAsia="Times New Roman" w:hAnsi="Aptos Narrow" w:cs="Times New Roman"/>
+                <w:color w:val="000000"/>
+                <w:lang w:val="es-MX"/>
+              </w:rPr>
+              <w:t>R</w:t>
+            </w:r>
+          </w:p>
+        </w:tc>
+        <w:tc>
+          <w:tcPr>
+            <w:tcW w:w="1933" w:type="dxa"/>
+            <w:vAlign w:val="center"/>
+            <w:hideMark/>
+          </w:tcPr>
+          <w:p>
+            <w:pPr>
+              <w:spacing w:line="240" w:lineRule="auto"/>
+              <w:jc w:val="center"/>
+              <w:rPr>
+                <w:rFonts w:ascii="Aptos Narrow" w:eastAsia="Times New Roman" w:hAnsi="Aptos Narrow" w:cs="Times New Roman"/>
+                <w:color w:val="000000"/>
+                <w:lang w:val="es-MX"/>
+              </w:rPr>
+            </w:pPr>
+            <w:r>
+              <w:rPr>
+                <w:rFonts w:ascii="Aptos Narrow" w:eastAsia="Times New Roman" w:hAnsi="Aptos Narrow" w:cs="Times New Roman"/>
+                <w:color w:val="000000"/>
+                <w:lang w:val="es-MX"/>
+              </w:rPr>
+              <w:t>R</w:t>
+            </w:r>
+          </w:p>
+        </w:tc>
+      </w:tr>
+      <w:tr>
+        <w:trPr>
+          <w:trHeight w:val="20"/>
+          <w:jc w:val="center"/>
+        </w:trPr>
+        <w:tc>
+          <w:tcPr>
+            <w:tcW w:w="1271" w:type="dxa"/>
+            <w:shd w:val="clear" w:color="auto" w:fill="D9D9D9" w:themeFill="background1" w:themeFillShade="D9"/>
+            <w:vAlign w:val="center"/>
+            <w:hideMark/>
+          </w:tcPr>
+          <w:p>
+            <w:pPr>
+              <w:spacing w:line="240" w:lineRule="auto"/>
+              <w:rPr>
+                <w:rFonts w:ascii="Aptos Narrow" w:eastAsia="Times New Roman" w:hAnsi="Aptos Narrow" w:cs="Times New Roman"/>
+                <w:b/>
+                <w:bCs/>
+                <w:color w:val="000000"/>
+                <w:lang w:val="es-MX"/>
+              </w:rPr>
+            </w:pPr>
+            <w:r>
+              <w:rPr>
+                <w:rFonts w:ascii="Aptos Narrow" w:eastAsia="Times New Roman" w:hAnsi="Aptos Narrow" w:cs="Times New Roman"/>
+                <w:b/>
+                <w:bCs/>
+                <w:color w:val="000000"/>
+                <w:lang w:val="es-MX"/>
+              </w:rPr>
+              <w:t>1.5.2</w:t>
+            </w:r>
+          </w:p>
+        </w:tc>
+        <w:tc>
+          <w:tcPr>
+            <w:tcW w:w="2704" w:type="dxa"/>
+            <w:vAlign w:val="center"/>
+            <w:hideMark/>
+          </w:tcPr>
+          <w:p>
+            <w:pPr>
+              <w:spacing w:line="240" w:lineRule="auto"/>
+              <w:rPr>
+                <w:rFonts w:ascii="Aptos Narrow" w:eastAsia="Times New Roman" w:hAnsi="Aptos Narrow" w:cs="Times New Roman"/>
+                <w:color w:val="000000"/>
+                <w:lang w:val="es-MX"/>
+              </w:rPr>
+            </w:pPr>
+            <w:r>
+              <w:rPr>
+                <w:rFonts w:ascii="Aptos Narrow" w:eastAsia="Times New Roman" w:hAnsi="Aptos Narrow" w:cs="Times New Roman"/>
+                <w:color w:val="000000"/>
+                <w:lang w:val="es-MX"/>
+              </w:rPr>
+              <w:t>Requerimientos no funcionales</w:t>
+            </w:r>
+          </w:p>
+        </w:tc>
+        <w:tc>
+          <w:tcPr>
+            <w:tcW w:w="1818" w:type="dxa"/>
+            <w:vAlign w:val="center"/>
+            <w:hideMark/>
+          </w:tcPr>
+          <w:p>
+            <w:pPr>
+              <w:spacing w:line="240" w:lineRule="auto"/>
+              <w:jc w:val="center"/>
+              <w:rPr>
+                <w:rFonts w:ascii="Aptos Narrow" w:eastAsia="Times New Roman" w:hAnsi="Aptos Narrow" w:cs="Times New Roman"/>
+                <w:color w:val="000000"/>
+                <w:lang w:val="es-MX"/>
+              </w:rPr>
+            </w:pPr>
+            <w:r>
+              <w:rPr>
+                <w:rFonts w:ascii="Aptos Narrow" w:eastAsia="Times New Roman" w:hAnsi="Aptos Narrow" w:cs="Times New Roman"/>
+                <w:color w:val="000000"/>
+                <w:lang w:val="es-MX"/>
+              </w:rPr>
+              <w:t>A</w:t>
+            </w:r>
+          </w:p>
+        </w:tc>
+        <w:tc>
+          <w:tcPr>
+            <w:tcW w:w="1933" w:type="dxa"/>
+            <w:vAlign w:val="center"/>
+            <w:hideMark/>
+          </w:tcPr>
+          <w:p>
+            <w:pPr>
+              <w:spacing w:line="240" w:lineRule="auto"/>
+              <w:jc w:val="center"/>
+              <w:rPr>
+                <w:rFonts w:ascii="Aptos Narrow" w:eastAsia="Times New Roman" w:hAnsi="Aptos Narrow" w:cs="Times New Roman"/>
+                <w:color w:val="000000"/>
+                <w:lang w:val="es-MX"/>
+              </w:rPr>
+            </w:pPr>
+            <w:r>
+              <w:rPr>
+                <w:rFonts w:ascii="Aptos Narrow" w:eastAsia="Times New Roman" w:hAnsi="Aptos Narrow" w:cs="Times New Roman"/>
+                <w:color w:val="000000"/>
+                <w:lang w:val="es-MX"/>
+              </w:rPr>
+              <w:t>R</w:t>
+            </w:r>
+          </w:p>
+        </w:tc>
+        <w:tc>
+          <w:tcPr>
+            <w:tcW w:w="1933" w:type="dxa"/>
+            <w:vAlign w:val="center"/>
+            <w:hideMark/>
+          </w:tcPr>
+          <w:p>
+            <w:pPr>
+              <w:spacing w:line="240" w:lineRule="auto"/>
+              <w:jc w:val="center"/>
+              <w:rPr>
+                <w:rFonts w:ascii="Aptos Narrow" w:eastAsia="Times New Roman" w:hAnsi="Aptos Narrow" w:cs="Times New Roman"/>
+                <w:color w:val="000000"/>
+                <w:lang w:val="es-MX"/>
+              </w:rPr>
+            </w:pPr>
+            <w:r>
+              <w:rPr>
+                <w:rFonts w:ascii="Aptos Narrow" w:eastAsia="Times New Roman" w:hAnsi="Aptos Narrow" w:cs="Times New Roman"/>
+                <w:color w:val="000000"/>
+                <w:lang w:val="es-MX"/>
+              </w:rPr>
+              <w:t>R</w:t>
+            </w:r>
+          </w:p>
+        </w:tc>
+      </w:tr>
+      <w:tr>
+        <w:trPr>
+          <w:trHeight w:val="20"/>
+          <w:jc w:val="center"/>
+        </w:trPr>
+        <w:tc>
+          <w:tcPr>
+            <w:tcW w:w="1271" w:type="dxa"/>
+            <w:shd w:val="clear" w:color="auto" w:fill="D9D9D9" w:themeFill="background1" w:themeFillShade="D9"/>
+            <w:vAlign w:val="center"/>
+            <w:hideMark/>
+          </w:tcPr>
+          <w:p>
+            <w:pPr>
+              <w:spacing w:line="240" w:lineRule="auto"/>
+              <w:rPr>
+                <w:rFonts w:ascii="Aptos Narrow" w:eastAsia="Times New Roman" w:hAnsi="Aptos Narrow" w:cs="Times New Roman"/>
+                <w:b/>
+                <w:bCs/>
+                <w:color w:val="000000"/>
+                <w:lang w:val="es-MX"/>
+              </w:rPr>
+            </w:pPr>
+            <w:r>
+              <w:rPr>
+                <w:rFonts w:ascii="Aptos Narrow" w:eastAsia="Times New Roman" w:hAnsi="Aptos Narrow" w:cs="Times New Roman"/>
+                <w:b/>
+                <w:bCs/>
+                <w:color w:val="000000"/>
+                <w:lang w:val="es-MX"/>
+              </w:rPr>
+              <w:t>1.6.1</w:t>
+            </w:r>
+          </w:p>
+        </w:tc>
+        <w:tc>
+          <w:tcPr>
+            <w:tcW w:w="2704" w:type="dxa"/>
+            <w:vAlign w:val="center"/>
+            <w:hideMark/>
+          </w:tcPr>
+          <w:p>
+            <w:pPr>
+              <w:spacing w:line="240" w:lineRule="auto"/>
+              <w:rPr>
+                <w:rFonts w:ascii="Aptos Narrow" w:eastAsia="Times New Roman" w:hAnsi="Aptos Narrow" w:cs="Times New Roman"/>
+                <w:color w:val="000000"/>
+                <w:lang w:val="es-MX"/>
+              </w:rPr>
+            </w:pPr>
+            <w:r>
+              <w:rPr>
+                <w:rFonts w:ascii="Aptos Narrow" w:eastAsia="Times New Roman" w:hAnsi="Aptos Narrow" w:cs="Times New Roman"/>
+                <w:color w:val="000000"/>
+                <w:lang w:val="es-MX"/>
+              </w:rPr>
+              <w:t>Metodología seleccionada</w:t>
+            </w:r>
+          </w:p>
+        </w:tc>
+        <w:tc>
+          <w:tcPr>
+            <w:tcW w:w="1818" w:type="dxa"/>
+            <w:vAlign w:val="center"/>
+            <w:hideMark/>
+          </w:tcPr>
+          <w:p>
+            <w:pPr>
+              <w:spacing w:line="240" w:lineRule="auto"/>
+              <w:jc w:val="center"/>
+              <w:rPr>
+                <w:rFonts w:ascii="Aptos Narrow" w:eastAsia="Times New Roman" w:hAnsi="Aptos Narrow" w:cs="Times New Roman"/>
+                <w:color w:val="000000"/>
+                <w:lang w:val="es-MX"/>
+              </w:rPr>
+            </w:pPr>
+            <w:r>
+              <w:rPr>
+                <w:rFonts w:ascii="Aptos Narrow" w:eastAsia="Times New Roman" w:hAnsi="Aptos Narrow" w:cs="Times New Roman"/>
+                <w:color w:val="000000"/>
+                <w:lang w:val="es-MX"/>
+              </w:rPr>
+              <w:t>R / A</w:t>
+            </w:r>
+          </w:p>
+        </w:tc>
+        <w:tc>
+          <w:tcPr>
+            <w:tcW w:w="1933" w:type="dxa"/>
+            <w:vAlign w:val="center"/>
+            <w:hideMark/>
+          </w:tcPr>
+          <w:p>
+            <w:pPr>
+              <w:spacing w:line="240" w:lineRule="auto"/>
+              <w:jc w:val="center"/>
+              <w:rPr>
+                <w:rFonts w:ascii="Aptos Narrow" w:eastAsia="Times New Roman" w:hAnsi="Aptos Narrow" w:cs="Times New Roman"/>
+                <w:color w:val="000000"/>
+                <w:lang w:val="es-MX"/>
+              </w:rPr>
+            </w:pPr>
+            <w:r>
+              <w:rPr>
+                <w:rFonts w:ascii="Aptos Narrow" w:eastAsia="Times New Roman" w:hAnsi="Aptos Narrow" w:cs="Times New Roman"/>
+                <w:color w:val="000000"/>
+                <w:lang w:val="es-MX"/>
+              </w:rPr>
+              <w:t>I</w:t>
+            </w:r>
+          </w:p>
+        </w:tc>
+        <w:tc>
+          <w:tcPr>
+            <w:tcW w:w="1933" w:type="dxa"/>
+            <w:vAlign w:val="center"/>
+            <w:hideMark/>
+          </w:tcPr>
+          <w:p>
+            <w:pPr>
+              <w:spacing w:line="240" w:lineRule="auto"/>
+              <w:jc w:val="center"/>
+              <w:rPr>
+                <w:rFonts w:ascii="Aptos Narrow" w:eastAsia="Times New Roman" w:hAnsi="Aptos Narrow" w:cs="Times New Roman"/>
+                <w:color w:val="000000"/>
+                <w:lang w:val="es-MX"/>
+              </w:rPr>
+            </w:pPr>
+            <w:r>
+              <w:rPr>
+                <w:rFonts w:ascii="Aptos Narrow" w:eastAsia="Times New Roman" w:hAnsi="Aptos Narrow" w:cs="Times New Roman"/>
+                <w:color w:val="000000"/>
+                <w:lang w:val="es-MX"/>
+              </w:rPr>
+              <w:t>I</w:t>
+            </w:r>
+          </w:p>
+        </w:tc>
+      </w:tr>
+      <w:tr>
+        <w:trPr>
+          <w:trHeight w:val="20"/>
+          <w:jc w:val="center"/>
+        </w:trPr>
+        <w:tc>
+          <w:tcPr>
+            <w:tcW w:w="1271" w:type="dxa"/>
+            <w:shd w:val="clear" w:color="auto" w:fill="D9D9D9" w:themeFill="background1" w:themeFillShade="D9"/>
+            <w:vAlign w:val="center"/>
+            <w:hideMark/>
+          </w:tcPr>
+          <w:p>
+            <w:pPr>
+              <w:spacing w:line="240" w:lineRule="auto"/>
+              <w:rPr>
+                <w:rFonts w:ascii="Aptos Narrow" w:eastAsia="Times New Roman" w:hAnsi="Aptos Narrow" w:cs="Times New Roman"/>
+                <w:b/>
+                <w:bCs/>
+                <w:color w:val="000000"/>
+                <w:lang w:val="es-MX"/>
+              </w:rPr>
+            </w:pPr>
+            <w:r>
+              <w:rPr>
+                <w:rFonts w:ascii="Aptos Narrow" w:eastAsia="Times New Roman" w:hAnsi="Aptos Narrow" w:cs="Times New Roman"/>
+                <w:b/>
+                <w:bCs/>
+                <w:color w:val="000000"/>
+                <w:lang w:val="es-MX"/>
+              </w:rPr>
+              <w:t>1.6.2</w:t>
+            </w:r>
+          </w:p>
+        </w:tc>
+        <w:tc>
+          <w:tcPr>
+            <w:tcW w:w="2704" w:type="dxa"/>
+            <w:vAlign w:val="center"/>
+            <w:hideMark/>
+          </w:tcPr>
+          <w:p>
+            <w:pPr>
+              <w:spacing w:line="240" w:lineRule="auto"/>
+              <w:rPr>
+                <w:rFonts w:ascii="Aptos Narrow" w:eastAsia="Times New Roman" w:hAnsi="Aptos Narrow" w:cs="Times New Roman"/>
+                <w:color w:val="000000"/>
+                <w:lang w:val="es-MX"/>
+              </w:rPr>
+            </w:pPr>
+            <w:r>
+              <w:rPr>
+                <w:rFonts w:ascii="Aptos Narrow" w:eastAsia="Times New Roman" w:hAnsi="Aptos Narrow" w:cs="Times New Roman"/>
+                <w:color w:val="000000"/>
+                <w:lang w:val="es-MX"/>
+              </w:rPr>
+              <w:t>Justificación de metodología</w:t>
+            </w:r>
+          </w:p>
+        </w:tc>
+        <w:tc>
+          <w:tcPr>
+            <w:tcW w:w="1818" w:type="dxa"/>
+            <w:vAlign w:val="center"/>
+            <w:hideMark/>
+          </w:tcPr>
+          <w:p>
+            <w:pPr>
+              <w:spacing w:line="240" w:lineRule="auto"/>
+              <w:jc w:val="center"/>
+              <w:rPr>
+                <w:rFonts w:ascii="Aptos Narrow" w:eastAsia="Times New Roman" w:hAnsi="Aptos Narrow" w:cs="Times New Roman"/>
+                <w:color w:val="000000"/>
+                <w:lang w:val="es-MX"/>
+              </w:rPr>
+            </w:pPr>
+            <w:r>
+              <w:rPr>
+                <w:rFonts w:ascii="Aptos Narrow" w:eastAsia="Times New Roman" w:hAnsi="Aptos Narrow" w:cs="Times New Roman"/>
+                <w:color w:val="000000"/>
+                <w:lang w:val="es-MX"/>
+              </w:rPr>
+              <w:t>R / A</w:t>
+            </w:r>
+          </w:p>
+        </w:tc>
+        <w:tc>
+          <w:tcPr>
+            <w:tcW w:w="1933" w:type="dxa"/>
+            <w:vAlign w:val="center"/>
+            <w:hideMark/>
+          </w:tcPr>
+          <w:p>
+            <w:pPr>
+              <w:spacing w:line="240" w:lineRule="auto"/>
+              <w:jc w:val="center"/>
+              <w:rPr>
+                <w:rFonts w:ascii="Aptos Narrow" w:eastAsia="Times New Roman" w:hAnsi="Aptos Narrow" w:cs="Times New Roman"/>
+                <w:color w:val="000000"/>
+                <w:lang w:val="es-MX"/>
+              </w:rPr>
+            </w:pPr>
+            <w:r>
+              <w:rPr>
+                <w:rFonts w:ascii="Aptos Narrow" w:eastAsia="Times New Roman" w:hAnsi="Aptos Narrow" w:cs="Times New Roman"/>
+                <w:color w:val="000000"/>
+                <w:lang w:val="es-MX"/>
+              </w:rPr>
+              <w:t>I</w:t>
+            </w:r>
+          </w:p>
+        </w:tc>
+        <w:tc>
+          <w:tcPr>
+            <w:tcW w:w="1933" w:type="dxa"/>
+            <w:vAlign w:val="center"/>
+            <w:hideMark/>
+          </w:tcPr>
+          <w:p>
+            <w:pPr>
+              <w:spacing w:line="240" w:lineRule="auto"/>
+              <w:jc w:val="center"/>
+              <w:rPr>
+                <w:rFonts w:ascii="Aptos Narrow" w:eastAsia="Times New Roman" w:hAnsi="Aptos Narrow" w:cs="Times New Roman"/>
+                <w:color w:val="000000"/>
+                <w:lang w:val="es-MX"/>
+              </w:rPr>
+            </w:pPr>
+            <w:r>
+              <w:rPr>
+                <w:rFonts w:ascii="Aptos Narrow" w:eastAsia="Times New Roman" w:hAnsi="Aptos Narrow" w:cs="Times New Roman"/>
+                <w:color w:val="000000"/>
+                <w:lang w:val="es-MX"/>
+              </w:rPr>
+              <w:t>I</w:t>
+            </w:r>
+          </w:p>
+        </w:tc>
+      </w:tr>
+      <w:tr>
+        <w:trPr>
+          <w:trHeight w:val="20"/>
+          <w:jc w:val="center"/>
+        </w:trPr>
+        <w:tc>
+          <w:tcPr>
+            <w:tcW w:w="1271" w:type="dxa"/>
+            <w:shd w:val="clear" w:color="auto" w:fill="D9D9D9" w:themeFill="background1" w:themeFillShade="D9"/>
+            <w:vAlign w:val="center"/>
+            <w:hideMark/>
+          </w:tcPr>
+          <w:p>
+            <w:pPr>
+              <w:spacing w:line="240" w:lineRule="auto"/>
+              <w:rPr>
+                <w:rFonts w:ascii="Aptos Narrow" w:eastAsia="Times New Roman" w:hAnsi="Aptos Narrow" w:cs="Times New Roman"/>
+                <w:b/>
+                <w:bCs/>
+                <w:color w:val="000000"/>
+                <w:lang w:val="es-MX"/>
+              </w:rPr>
+            </w:pPr>
+            <w:r>
+              <w:rPr>
+                <w:rFonts w:ascii="Aptos Narrow" w:eastAsia="Times New Roman" w:hAnsi="Aptos Narrow" w:cs="Times New Roman"/>
+                <w:b/>
+                <w:bCs/>
+                <w:color w:val="000000"/>
+                <w:lang w:val="es-MX"/>
+              </w:rPr>
+              <w:t>1.6.3</w:t>
+            </w:r>
+          </w:p>
+        </w:tc>
+        <w:tc>
+          <w:tcPr>
+            <w:tcW w:w="2704" w:type="dxa"/>
+            <w:vAlign w:val="center"/>
+            <w:hideMark/>
+          </w:tcPr>
+          <w:p>
+            <w:pPr>
+              <w:spacing w:line="240" w:lineRule="auto"/>
+              <w:rPr>
+                <w:rFonts w:ascii="Aptos Narrow" w:eastAsia="Times New Roman" w:hAnsi="Aptos Narrow" w:cs="Times New Roman"/>
+                <w:color w:val="000000"/>
+                <w:lang w:val="es-MX"/>
+              </w:rPr>
+            </w:pPr>
+            <w:r>
+              <w:rPr>
+                <w:rFonts w:ascii="Aptos Narrow" w:eastAsia="Times New Roman" w:hAnsi="Aptos Narrow" w:cs="Times New Roman"/>
+                <w:color w:val="000000"/>
+                <w:lang w:val="es-MX"/>
+              </w:rPr>
+              <w:t>Fases del proceso (</w:t>
+            </w:r>
+            <w:proofErr w:type="spellStart"/>
+            <w:r>
+              <w:rPr>
+                <w:rFonts w:ascii="Aptos Narrow" w:eastAsia="Times New Roman" w:hAnsi="Aptos Narrow" w:cs="Times New Roman"/>
+                <w:color w:val="000000"/>
+                <w:lang w:val="es-MX"/>
+              </w:rPr>
+              <w:t>Sprints</w:t>
+            </w:r>
+            <w:proofErr w:type="spellEnd"/>
+            <w:r>
+              <w:rPr>
+                <w:rFonts w:ascii="Aptos Narrow" w:eastAsia="Times New Roman" w:hAnsi="Aptos Narrow" w:cs="Times New Roman"/>
+                <w:color w:val="000000"/>
+                <w:lang w:val="es-MX"/>
+              </w:rPr>
+              <w:t>)</w:t>
+            </w:r>
+          </w:p>
+        </w:tc>
+        <w:tc>
+          <w:tcPr>
+            <w:tcW w:w="1818" w:type="dxa"/>
+            <w:vAlign w:val="center"/>
+            <w:hideMark/>
+          </w:tcPr>
+          <w:p>
+            <w:pPr>
+              <w:spacing w:line="240" w:lineRule="auto"/>
+              <w:jc w:val="center"/>
+              <w:rPr>
+                <w:rFonts w:ascii="Aptos Narrow" w:eastAsia="Times New Roman" w:hAnsi="Aptos Narrow" w:cs="Times New Roman"/>
+                <w:color w:val="000000"/>
+                <w:lang w:val="es-MX"/>
+              </w:rPr>
+            </w:pPr>
+            <w:r>
+              <w:rPr>
+                <w:rFonts w:ascii="Aptos Narrow" w:eastAsia="Times New Roman" w:hAnsi="Aptos Narrow" w:cs="Times New Roman"/>
+                <w:color w:val="000000"/>
+                <w:lang w:val="es-MX"/>
+              </w:rPr>
+              <w:t>A</w:t>
+            </w:r>
+          </w:p>
+        </w:tc>
+        <w:tc>
+          <w:tcPr>
+            <w:tcW w:w="1933" w:type="dxa"/>
+            <w:vAlign w:val="center"/>
+            <w:hideMark/>
+          </w:tcPr>
+          <w:p>
+            <w:pPr>
+              <w:spacing w:line="240" w:lineRule="auto"/>
+              <w:jc w:val="center"/>
+              <w:rPr>
+                <w:rFonts w:ascii="Aptos Narrow" w:eastAsia="Times New Roman" w:hAnsi="Aptos Narrow" w:cs="Times New Roman"/>
+                <w:color w:val="000000"/>
+                <w:lang w:val="es-MX"/>
+              </w:rPr>
+            </w:pPr>
+            <w:r>
+              <w:rPr>
+                <w:rFonts w:ascii="Aptos Narrow" w:eastAsia="Times New Roman" w:hAnsi="Aptos Narrow" w:cs="Times New Roman"/>
+                <w:color w:val="000000"/>
+                <w:lang w:val="es-MX"/>
+              </w:rPr>
+              <w:t>R</w:t>
+            </w:r>
+          </w:p>
+        </w:tc>
+        <w:tc>
+          <w:tcPr>
+            <w:tcW w:w="1933" w:type="dxa"/>
+            <w:vAlign w:val="center"/>
+            <w:hideMark/>
+          </w:tcPr>
+          <w:p>
+            <w:pPr>
+              <w:spacing w:line="240" w:lineRule="auto"/>
+              <w:jc w:val="center"/>
+              <w:rPr>
+                <w:rFonts w:ascii="Aptos Narrow" w:eastAsia="Times New Roman" w:hAnsi="Aptos Narrow" w:cs="Times New Roman"/>
+                <w:color w:val="000000"/>
+                <w:lang w:val="es-MX"/>
+              </w:rPr>
+            </w:pPr>
+            <w:r>
+              <w:rPr>
+                <w:rFonts w:ascii="Aptos Narrow" w:eastAsia="Times New Roman" w:hAnsi="Aptos Narrow" w:cs="Times New Roman"/>
+                <w:color w:val="000000"/>
+                <w:lang w:val="es-MX"/>
+              </w:rPr>
+              <w:t>R</w:t>
+            </w:r>
+          </w:p>
+        </w:tc>
+      </w:tr>
+      <w:tr>
+        <w:trPr>
+          <w:trHeight w:val="20"/>
+          <w:jc w:val="center"/>
+        </w:trPr>
+        <w:tc>
+          <w:tcPr>
+            <w:tcW w:w="1271" w:type="dxa"/>
+            <w:shd w:val="clear" w:color="auto" w:fill="D9D9D9" w:themeFill="background1" w:themeFillShade="D9"/>
+            <w:vAlign w:val="center"/>
+            <w:hideMark/>
+          </w:tcPr>
+          <w:p>
+            <w:pPr>
+              <w:spacing w:line="240" w:lineRule="auto"/>
+              <w:rPr>
+                <w:rFonts w:ascii="Aptos Narrow" w:eastAsia="Times New Roman" w:hAnsi="Aptos Narrow" w:cs="Times New Roman"/>
+                <w:b/>
+                <w:bCs/>
+                <w:color w:val="000000"/>
+                <w:lang w:val="es-MX"/>
+              </w:rPr>
+            </w:pPr>
+            <w:r>
+              <w:rPr>
+                <w:rFonts w:ascii="Aptos Narrow" w:eastAsia="Times New Roman" w:hAnsi="Aptos Narrow" w:cs="Times New Roman"/>
+                <w:b/>
+                <w:bCs/>
+                <w:color w:val="000000"/>
+                <w:lang w:val="es-MX"/>
+              </w:rPr>
+              <w:t>1.7.1</w:t>
+            </w:r>
+          </w:p>
+        </w:tc>
+        <w:tc>
+          <w:tcPr>
+            <w:tcW w:w="2704" w:type="dxa"/>
+            <w:vAlign w:val="center"/>
+            <w:hideMark/>
+          </w:tcPr>
+          <w:p>
+            <w:pPr>
+              <w:spacing w:line="240" w:lineRule="auto"/>
+              <w:rPr>
+                <w:rFonts w:ascii="Aptos Narrow" w:eastAsia="Times New Roman" w:hAnsi="Aptos Narrow" w:cs="Times New Roman"/>
+                <w:color w:val="000000"/>
+                <w:lang w:val="es-MX"/>
+              </w:rPr>
+            </w:pPr>
+            <w:r>
+              <w:rPr>
+                <w:rFonts w:ascii="Aptos Narrow" w:eastAsia="Times New Roman" w:hAnsi="Aptos Narrow" w:cs="Times New Roman"/>
+                <w:color w:val="000000"/>
+                <w:lang w:val="es-MX"/>
+              </w:rPr>
+              <w:t>Identificación de funciones (ILF, EIF, EI, EO, EQ)</w:t>
+            </w:r>
+          </w:p>
+        </w:tc>
+        <w:tc>
+          <w:tcPr>
+            <w:tcW w:w="1818" w:type="dxa"/>
+            <w:vAlign w:val="center"/>
+            <w:hideMark/>
+          </w:tcPr>
+          <w:p>
+            <w:pPr>
+              <w:spacing w:line="240" w:lineRule="auto"/>
+              <w:jc w:val="center"/>
+              <w:rPr>
+                <w:rFonts w:ascii="Aptos Narrow" w:eastAsia="Times New Roman" w:hAnsi="Aptos Narrow" w:cs="Times New Roman"/>
+                <w:color w:val="000000"/>
+                <w:lang w:val="es-MX"/>
+              </w:rPr>
+            </w:pPr>
+            <w:r>
+              <w:rPr>
+                <w:rFonts w:ascii="Aptos Narrow" w:eastAsia="Times New Roman" w:hAnsi="Aptos Narrow" w:cs="Times New Roman"/>
+                <w:color w:val="000000"/>
+                <w:lang w:val="es-MX"/>
+              </w:rPr>
+              <w:t>I</w:t>
+            </w:r>
+          </w:p>
+        </w:tc>
+        <w:tc>
+          <w:tcPr>
+            <w:tcW w:w="1933" w:type="dxa"/>
+            <w:vAlign w:val="center"/>
+            <w:hideMark/>
+          </w:tcPr>
+          <w:p>
+            <w:pPr>
+              <w:spacing w:line="240" w:lineRule="auto"/>
+              <w:jc w:val="center"/>
+              <w:rPr>
+                <w:rFonts w:ascii="Aptos Narrow" w:eastAsia="Times New Roman" w:hAnsi="Aptos Narrow" w:cs="Times New Roman"/>
+                <w:color w:val="000000"/>
+                <w:lang w:val="es-MX"/>
+              </w:rPr>
+            </w:pPr>
+            <w:r>
+              <w:rPr>
+                <w:rFonts w:ascii="Aptos Narrow" w:eastAsia="Times New Roman" w:hAnsi="Aptos Narrow" w:cs="Times New Roman"/>
+                <w:color w:val="000000"/>
+                <w:lang w:val="es-MX"/>
+              </w:rPr>
+              <w:t>C</w:t>
+            </w:r>
+          </w:p>
+        </w:tc>
+        <w:tc>
+          <w:tcPr>
+            <w:tcW w:w="1933" w:type="dxa"/>
+            <w:vAlign w:val="center"/>
+            <w:hideMark/>
+          </w:tcPr>
+          <w:p>
+            <w:pPr>
+              <w:spacing w:line="240" w:lineRule="auto"/>
+              <w:jc w:val="center"/>
+              <w:rPr>
+                <w:rFonts w:ascii="Aptos Narrow" w:eastAsia="Times New Roman" w:hAnsi="Aptos Narrow" w:cs="Times New Roman"/>
+                <w:color w:val="000000"/>
+                <w:lang w:val="es-MX"/>
+              </w:rPr>
+            </w:pPr>
+            <w:r>
+              <w:rPr>
+                <w:rFonts w:ascii="Aptos Narrow" w:eastAsia="Times New Roman" w:hAnsi="Aptos Narrow" w:cs="Times New Roman"/>
+                <w:color w:val="000000"/>
+                <w:lang w:val="es-MX"/>
+              </w:rPr>
+              <w:t>R</w:t>
+            </w:r>
+          </w:p>
+        </w:tc>
+      </w:tr>
+      <w:tr>
+        <w:trPr>
+          <w:trHeight w:val="20"/>
+          <w:jc w:val="center"/>
+        </w:trPr>
+        <w:tc>
+          <w:tcPr>
+            <w:tcW w:w="1271" w:type="dxa"/>
+            <w:shd w:val="clear" w:color="auto" w:fill="D9D9D9" w:themeFill="background1" w:themeFillShade="D9"/>
+            <w:vAlign w:val="center"/>
+            <w:hideMark/>
+          </w:tcPr>
+          <w:p>
+            <w:pPr>
+              <w:spacing w:line="240" w:lineRule="auto"/>
+              <w:rPr>
+                <w:rFonts w:ascii="Aptos Narrow" w:eastAsia="Times New Roman" w:hAnsi="Aptos Narrow" w:cs="Times New Roman"/>
+                <w:b/>
+                <w:bCs/>
+                <w:color w:val="000000"/>
+                <w:lang w:val="es-MX"/>
+              </w:rPr>
+            </w:pPr>
+            <w:r>
+              <w:rPr>
+                <w:rFonts w:ascii="Aptos Narrow" w:eastAsia="Times New Roman" w:hAnsi="Aptos Narrow" w:cs="Times New Roman"/>
+                <w:b/>
+                <w:bCs/>
+                <w:color w:val="000000"/>
+                <w:lang w:val="es-MX"/>
+              </w:rPr>
+              <w:lastRenderedPageBreak/>
+              <w:t>1.7.2</w:t>
+            </w:r>
+          </w:p>
+        </w:tc>
+        <w:tc>
+          <w:tcPr>
+            <w:tcW w:w="2704" w:type="dxa"/>
+            <w:vAlign w:val="center"/>
+            <w:hideMark/>
+          </w:tcPr>
+          <w:p>
+            <w:pPr>
+              <w:spacing w:line="240" w:lineRule="auto"/>
+              <w:rPr>
+                <w:rFonts w:ascii="Aptos Narrow" w:eastAsia="Times New Roman" w:hAnsi="Aptos Narrow" w:cs="Times New Roman"/>
+                <w:color w:val="000000"/>
+                <w:lang w:val="es-MX"/>
+              </w:rPr>
+            </w:pPr>
+            <w:r>
+              <w:rPr>
+                <w:rFonts w:ascii="Aptos Narrow" w:eastAsia="Times New Roman" w:hAnsi="Aptos Narrow" w:cs="Times New Roman"/>
+                <w:color w:val="000000"/>
+                <w:lang w:val="es-MX"/>
+              </w:rPr>
+              <w:t>Cálculo de UFP y FP ajustados</w:t>
+            </w:r>
+          </w:p>
+        </w:tc>
+        <w:tc>
+          <w:tcPr>
+            <w:tcW w:w="1818" w:type="dxa"/>
+            <w:vAlign w:val="center"/>
+            <w:hideMark/>
+          </w:tcPr>
+          <w:p>
+            <w:pPr>
+              <w:spacing w:line="240" w:lineRule="auto"/>
+              <w:jc w:val="center"/>
+              <w:rPr>
+                <w:rFonts w:ascii="Aptos Narrow" w:eastAsia="Times New Roman" w:hAnsi="Aptos Narrow" w:cs="Times New Roman"/>
+                <w:color w:val="000000"/>
+                <w:lang w:val="es-MX"/>
+              </w:rPr>
+            </w:pPr>
+            <w:r>
+              <w:rPr>
+                <w:rFonts w:ascii="Aptos Narrow" w:eastAsia="Times New Roman" w:hAnsi="Aptos Narrow" w:cs="Times New Roman"/>
+                <w:color w:val="000000"/>
+                <w:lang w:val="es-MX"/>
+              </w:rPr>
+              <w:t>I</w:t>
+            </w:r>
+          </w:p>
+        </w:tc>
+        <w:tc>
+          <w:tcPr>
+            <w:tcW w:w="1933" w:type="dxa"/>
+            <w:vAlign w:val="center"/>
+            <w:hideMark/>
+          </w:tcPr>
+          <w:p>
+            <w:pPr>
+              <w:spacing w:line="240" w:lineRule="auto"/>
+              <w:jc w:val="center"/>
+              <w:rPr>
+                <w:rFonts w:ascii="Aptos Narrow" w:eastAsia="Times New Roman" w:hAnsi="Aptos Narrow" w:cs="Times New Roman"/>
+                <w:color w:val="000000"/>
+                <w:lang w:val="es-MX"/>
+              </w:rPr>
+            </w:pPr>
+            <w:r>
+              <w:rPr>
+                <w:rFonts w:ascii="Aptos Narrow" w:eastAsia="Times New Roman" w:hAnsi="Aptos Narrow" w:cs="Times New Roman"/>
+                <w:color w:val="000000"/>
+                <w:lang w:val="es-MX"/>
+              </w:rPr>
+              <w:t>I</w:t>
+            </w:r>
+          </w:p>
+        </w:tc>
+        <w:tc>
+          <w:tcPr>
+            <w:tcW w:w="1933" w:type="dxa"/>
+            <w:vAlign w:val="center"/>
+            <w:hideMark/>
+          </w:tcPr>
+          <w:p>
+            <w:pPr>
+              <w:spacing w:line="240" w:lineRule="auto"/>
+              <w:jc w:val="center"/>
+              <w:rPr>
+                <w:rFonts w:ascii="Aptos Narrow" w:eastAsia="Times New Roman" w:hAnsi="Aptos Narrow" w:cs="Times New Roman"/>
+                <w:color w:val="000000"/>
+                <w:lang w:val="es-MX"/>
+              </w:rPr>
+            </w:pPr>
+            <w:r>
+              <w:rPr>
+                <w:rFonts w:ascii="Aptos Narrow" w:eastAsia="Times New Roman" w:hAnsi="Aptos Narrow" w:cs="Times New Roman"/>
+                <w:color w:val="000000"/>
+                <w:lang w:val="es-MX"/>
+              </w:rPr>
+              <w:t>R / A</w:t>
+            </w:r>
+          </w:p>
+        </w:tc>
+      </w:tr>
+      <w:tr>
+        <w:trPr>
+          <w:trHeight w:val="20"/>
+          <w:jc w:val="center"/>
+        </w:trPr>
+        <w:tc>
+          <w:tcPr>
+            <w:tcW w:w="1271" w:type="dxa"/>
+            <w:shd w:val="clear" w:color="auto" w:fill="D9D9D9" w:themeFill="background1" w:themeFillShade="D9"/>
+            <w:vAlign w:val="center"/>
+            <w:hideMark/>
+          </w:tcPr>
+          <w:p>
+            <w:pPr>
+              <w:spacing w:line="240" w:lineRule="auto"/>
+              <w:rPr>
+                <w:rFonts w:ascii="Aptos Narrow" w:eastAsia="Times New Roman" w:hAnsi="Aptos Narrow" w:cs="Times New Roman"/>
+                <w:b/>
+                <w:bCs/>
+                <w:color w:val="000000"/>
+                <w:lang w:val="es-MX"/>
+              </w:rPr>
+            </w:pPr>
+            <w:r>
+              <w:rPr>
+                <w:rFonts w:ascii="Aptos Narrow" w:eastAsia="Times New Roman" w:hAnsi="Aptos Narrow" w:cs="Times New Roman"/>
+                <w:b/>
+                <w:bCs/>
+                <w:color w:val="000000"/>
+                <w:lang w:val="es-MX"/>
+              </w:rPr>
+              <w:t>1.7.3</w:t>
+            </w:r>
+          </w:p>
+        </w:tc>
+        <w:tc>
+          <w:tcPr>
+            <w:tcW w:w="2704" w:type="dxa"/>
+            <w:vAlign w:val="center"/>
+            <w:hideMark/>
+          </w:tcPr>
+          <w:p>
+            <w:pPr>
+              <w:spacing w:line="240" w:lineRule="auto"/>
+              <w:rPr>
+                <w:rFonts w:ascii="Aptos Narrow" w:eastAsia="Times New Roman" w:hAnsi="Aptos Narrow" w:cs="Times New Roman"/>
+                <w:color w:val="000000"/>
+                <w:lang w:val="es-MX"/>
+              </w:rPr>
+            </w:pPr>
+            <w:r>
+              <w:rPr>
+                <w:rFonts w:ascii="Aptos Narrow" w:eastAsia="Times New Roman" w:hAnsi="Aptos Narrow" w:cs="Times New Roman"/>
+                <w:color w:val="000000"/>
+                <w:lang w:val="es-MX"/>
+              </w:rPr>
+              <w:t>Estimación de esfuerzo, tiempo y costo</w:t>
+            </w:r>
+          </w:p>
+        </w:tc>
+        <w:tc>
+          <w:tcPr>
+            <w:tcW w:w="1818" w:type="dxa"/>
+            <w:vAlign w:val="center"/>
+            <w:hideMark/>
+          </w:tcPr>
+          <w:p>
+            <w:pPr>
+              <w:spacing w:line="240" w:lineRule="auto"/>
+              <w:jc w:val="center"/>
+              <w:rPr>
+                <w:rFonts w:ascii="Aptos Narrow" w:eastAsia="Times New Roman" w:hAnsi="Aptos Narrow" w:cs="Times New Roman"/>
+                <w:color w:val="000000"/>
+                <w:lang w:val="es-MX"/>
+              </w:rPr>
+            </w:pPr>
+            <w:r>
+              <w:rPr>
+                <w:rFonts w:ascii="Aptos Narrow" w:eastAsia="Times New Roman" w:hAnsi="Aptos Narrow" w:cs="Times New Roman"/>
+                <w:color w:val="000000"/>
+                <w:lang w:val="es-MX"/>
+              </w:rPr>
+              <w:t>A</w:t>
+            </w:r>
+          </w:p>
+        </w:tc>
+        <w:tc>
+          <w:tcPr>
+            <w:tcW w:w="1933" w:type="dxa"/>
+            <w:vAlign w:val="center"/>
+            <w:hideMark/>
+          </w:tcPr>
+          <w:p>
+            <w:pPr>
+              <w:spacing w:line="240" w:lineRule="auto"/>
+              <w:jc w:val="center"/>
+              <w:rPr>
+                <w:rFonts w:ascii="Aptos Narrow" w:eastAsia="Times New Roman" w:hAnsi="Aptos Narrow" w:cs="Times New Roman"/>
+                <w:color w:val="000000"/>
+                <w:lang w:val="es-MX"/>
+              </w:rPr>
+            </w:pPr>
+            <w:r>
+              <w:rPr>
+                <w:rFonts w:ascii="Aptos Narrow" w:eastAsia="Times New Roman" w:hAnsi="Aptos Narrow" w:cs="Times New Roman"/>
+                <w:color w:val="000000"/>
+                <w:lang w:val="es-MX"/>
+              </w:rPr>
+              <w:t>I</w:t>
+            </w:r>
+          </w:p>
+        </w:tc>
+        <w:tc>
+          <w:tcPr>
+            <w:tcW w:w="1933" w:type="dxa"/>
+            <w:vAlign w:val="center"/>
+            <w:hideMark/>
+          </w:tcPr>
+          <w:p>
+            <w:pPr>
+              <w:spacing w:line="240" w:lineRule="auto"/>
+              <w:jc w:val="center"/>
+              <w:rPr>
+                <w:rFonts w:ascii="Aptos Narrow" w:eastAsia="Times New Roman" w:hAnsi="Aptos Narrow" w:cs="Times New Roman"/>
+                <w:color w:val="000000"/>
+                <w:lang w:val="es-MX"/>
+              </w:rPr>
+            </w:pPr>
+            <w:r>
+              <w:rPr>
+                <w:rFonts w:ascii="Aptos Narrow" w:eastAsia="Times New Roman" w:hAnsi="Aptos Narrow" w:cs="Times New Roman"/>
+                <w:color w:val="000000"/>
+                <w:lang w:val="es-MX"/>
+              </w:rPr>
+              <w:t>R</w:t>
+            </w:r>
+          </w:p>
+        </w:tc>
+      </w:tr>
+      <w:tr>
+        <w:trPr>
+          <w:trHeight w:val="20"/>
+          <w:jc w:val="center"/>
+        </w:trPr>
+        <w:tc>
+          <w:tcPr>
+            <w:tcW w:w="1271" w:type="dxa"/>
+            <w:shd w:val="clear" w:color="auto" w:fill="D9D9D9" w:themeFill="background1" w:themeFillShade="D9"/>
+            <w:vAlign w:val="center"/>
+            <w:hideMark/>
+          </w:tcPr>
+          <w:p>
+            <w:pPr>
+              <w:spacing w:line="240" w:lineRule="auto"/>
+              <w:rPr>
+                <w:rFonts w:ascii="Aptos Narrow" w:eastAsia="Times New Roman" w:hAnsi="Aptos Narrow" w:cs="Times New Roman"/>
+                <w:b/>
+                <w:bCs/>
+                <w:color w:val="000000"/>
+                <w:lang w:val="es-MX"/>
+              </w:rPr>
+            </w:pPr>
+            <w:r>
+              <w:rPr>
+                <w:rFonts w:ascii="Aptos Narrow" w:eastAsia="Times New Roman" w:hAnsi="Aptos Narrow" w:cs="Times New Roman"/>
+                <w:b/>
+                <w:bCs/>
+                <w:color w:val="000000"/>
+                <w:lang w:val="es-MX"/>
+              </w:rPr>
+              <w:t>1.8.1</w:t>
+            </w:r>
+          </w:p>
+        </w:tc>
+        <w:tc>
+          <w:tcPr>
+            <w:tcW w:w="2704" w:type="dxa"/>
+            <w:vAlign w:val="center"/>
+            <w:hideMark/>
+          </w:tcPr>
+          <w:p>
+            <w:pPr>
+              <w:spacing w:line="240" w:lineRule="auto"/>
+              <w:rPr>
+                <w:rFonts w:ascii="Aptos Narrow" w:eastAsia="Times New Roman" w:hAnsi="Aptos Narrow" w:cs="Times New Roman"/>
+                <w:color w:val="000000"/>
+                <w:lang w:val="es-MX"/>
+              </w:rPr>
+            </w:pPr>
+            <w:r>
+              <w:rPr>
+                <w:rFonts w:ascii="Aptos Narrow" w:eastAsia="Times New Roman" w:hAnsi="Aptos Narrow" w:cs="Times New Roman"/>
+                <w:color w:val="000000"/>
+                <w:lang w:val="es-MX"/>
+              </w:rPr>
+              <w:t>EDT</w:t>
+            </w:r>
+          </w:p>
+        </w:tc>
+        <w:tc>
+          <w:tcPr>
+            <w:tcW w:w="1818" w:type="dxa"/>
+            <w:vAlign w:val="center"/>
+            <w:hideMark/>
+          </w:tcPr>
+          <w:p>
+            <w:pPr>
+              <w:spacing w:line="240" w:lineRule="auto"/>
+              <w:jc w:val="center"/>
+              <w:rPr>
+                <w:rFonts w:ascii="Aptos Narrow" w:eastAsia="Times New Roman" w:hAnsi="Aptos Narrow" w:cs="Times New Roman"/>
+                <w:color w:val="000000"/>
+                <w:lang w:val="es-MX"/>
+              </w:rPr>
+            </w:pPr>
+            <w:r>
+              <w:rPr>
+                <w:rFonts w:ascii="Aptos Narrow" w:eastAsia="Times New Roman" w:hAnsi="Aptos Narrow" w:cs="Times New Roman"/>
+                <w:color w:val="000000"/>
+                <w:lang w:val="es-MX"/>
+              </w:rPr>
+              <w:t>R / A</w:t>
+            </w:r>
+          </w:p>
+        </w:tc>
+        <w:tc>
+          <w:tcPr>
+            <w:tcW w:w="1933" w:type="dxa"/>
+            <w:vAlign w:val="center"/>
+            <w:hideMark/>
+          </w:tcPr>
+          <w:p>
+            <w:pPr>
+              <w:spacing w:line="240" w:lineRule="auto"/>
+              <w:jc w:val="center"/>
+              <w:rPr>
+                <w:rFonts w:ascii="Aptos Narrow" w:eastAsia="Times New Roman" w:hAnsi="Aptos Narrow" w:cs="Times New Roman"/>
+                <w:color w:val="000000"/>
+                <w:lang w:val="es-MX"/>
+              </w:rPr>
+            </w:pPr>
+            <w:r>
+              <w:rPr>
+                <w:rFonts w:ascii="Aptos Narrow" w:eastAsia="Times New Roman" w:hAnsi="Aptos Narrow" w:cs="Times New Roman"/>
+                <w:color w:val="000000"/>
+                <w:lang w:val="es-MX"/>
+              </w:rPr>
+              <w:t>I</w:t>
+            </w:r>
+          </w:p>
+        </w:tc>
+        <w:tc>
+          <w:tcPr>
+            <w:tcW w:w="1933" w:type="dxa"/>
+            <w:vAlign w:val="center"/>
+            <w:hideMark/>
+          </w:tcPr>
+          <w:p>
+            <w:pPr>
+              <w:spacing w:line="240" w:lineRule="auto"/>
+              <w:jc w:val="center"/>
+              <w:rPr>
+                <w:rFonts w:ascii="Aptos Narrow" w:eastAsia="Times New Roman" w:hAnsi="Aptos Narrow" w:cs="Times New Roman"/>
+                <w:color w:val="000000"/>
+                <w:lang w:val="es-MX"/>
+              </w:rPr>
+            </w:pPr>
+            <w:r>
+              <w:rPr>
+                <w:rFonts w:ascii="Aptos Narrow" w:eastAsia="Times New Roman" w:hAnsi="Aptos Narrow" w:cs="Times New Roman"/>
+                <w:color w:val="000000"/>
+                <w:lang w:val="es-MX"/>
+              </w:rPr>
+              <w:t>I</w:t>
+            </w:r>
+          </w:p>
+        </w:tc>
+      </w:tr>
+      <w:tr>
+        <w:trPr>
+          <w:trHeight w:val="20"/>
+          <w:jc w:val="center"/>
+        </w:trPr>
+        <w:tc>
+          <w:tcPr>
+            <w:tcW w:w="1271" w:type="dxa"/>
+            <w:shd w:val="clear" w:color="auto" w:fill="D9D9D9" w:themeFill="background1" w:themeFillShade="D9"/>
+            <w:vAlign w:val="center"/>
+            <w:hideMark/>
+          </w:tcPr>
+          <w:p>
+            <w:pPr>
+              <w:spacing w:line="240" w:lineRule="auto"/>
+              <w:rPr>
+                <w:rFonts w:ascii="Aptos Narrow" w:eastAsia="Times New Roman" w:hAnsi="Aptos Narrow" w:cs="Times New Roman"/>
+                <w:b/>
+                <w:bCs/>
+                <w:color w:val="000000"/>
+                <w:lang w:val="es-MX"/>
+              </w:rPr>
+            </w:pPr>
+            <w:r>
+              <w:rPr>
+                <w:rFonts w:ascii="Aptos Narrow" w:eastAsia="Times New Roman" w:hAnsi="Aptos Narrow" w:cs="Times New Roman"/>
+                <w:b/>
+                <w:bCs/>
+                <w:color w:val="000000"/>
+                <w:lang w:val="es-MX"/>
+              </w:rPr>
+              <w:t>1.8.2</w:t>
+            </w:r>
+          </w:p>
+        </w:tc>
+        <w:tc>
+          <w:tcPr>
+            <w:tcW w:w="2704" w:type="dxa"/>
+            <w:vAlign w:val="center"/>
+            <w:hideMark/>
+          </w:tcPr>
+          <w:p>
+            <w:pPr>
+              <w:spacing w:line="240" w:lineRule="auto"/>
+              <w:rPr>
+                <w:rFonts w:ascii="Aptos Narrow" w:eastAsia="Times New Roman" w:hAnsi="Aptos Narrow" w:cs="Times New Roman"/>
+                <w:color w:val="000000"/>
+                <w:lang w:val="es-MX"/>
+              </w:rPr>
+            </w:pPr>
+            <w:r>
+              <w:rPr>
+                <w:rFonts w:ascii="Aptos Narrow" w:eastAsia="Times New Roman" w:hAnsi="Aptos Narrow" w:cs="Times New Roman"/>
+                <w:color w:val="000000"/>
+                <w:lang w:val="es-MX"/>
+              </w:rPr>
+              <w:t>Cronograma</w:t>
+            </w:r>
+          </w:p>
+        </w:tc>
+        <w:tc>
+          <w:tcPr>
+            <w:tcW w:w="1818" w:type="dxa"/>
+            <w:vAlign w:val="center"/>
+            <w:hideMark/>
+          </w:tcPr>
+          <w:p>
+            <w:pPr>
+              <w:spacing w:line="240" w:lineRule="auto"/>
+              <w:jc w:val="center"/>
+              <w:rPr>
+                <w:rFonts w:ascii="Aptos Narrow" w:eastAsia="Times New Roman" w:hAnsi="Aptos Narrow" w:cs="Times New Roman"/>
+                <w:color w:val="000000"/>
+                <w:lang w:val="es-MX"/>
+              </w:rPr>
+            </w:pPr>
+            <w:r>
+              <w:rPr>
+                <w:rFonts w:ascii="Aptos Narrow" w:eastAsia="Times New Roman" w:hAnsi="Aptos Narrow" w:cs="Times New Roman"/>
+                <w:color w:val="000000"/>
+                <w:lang w:val="es-MX"/>
+              </w:rPr>
+              <w:t>R / A</w:t>
+            </w:r>
+          </w:p>
+        </w:tc>
+        <w:tc>
+          <w:tcPr>
+            <w:tcW w:w="1933" w:type="dxa"/>
+            <w:vAlign w:val="center"/>
+            <w:hideMark/>
+          </w:tcPr>
+          <w:p>
+            <w:pPr>
+              <w:spacing w:line="240" w:lineRule="auto"/>
+              <w:jc w:val="center"/>
+              <w:rPr>
+                <w:rFonts w:ascii="Aptos Narrow" w:eastAsia="Times New Roman" w:hAnsi="Aptos Narrow" w:cs="Times New Roman"/>
+                <w:color w:val="000000"/>
+                <w:lang w:val="es-MX"/>
+              </w:rPr>
+            </w:pPr>
+            <w:r>
+              <w:rPr>
+                <w:rFonts w:ascii="Aptos Narrow" w:eastAsia="Times New Roman" w:hAnsi="Aptos Narrow" w:cs="Times New Roman"/>
+                <w:color w:val="000000"/>
+                <w:lang w:val="es-MX"/>
+              </w:rPr>
+              <w:t>C</w:t>
+            </w:r>
+          </w:p>
+        </w:tc>
+        <w:tc>
+          <w:tcPr>
+            <w:tcW w:w="1933" w:type="dxa"/>
+            <w:vAlign w:val="center"/>
+            <w:hideMark/>
+          </w:tcPr>
+          <w:p>
+            <w:pPr>
+              <w:spacing w:line="240" w:lineRule="auto"/>
+              <w:jc w:val="center"/>
+              <w:rPr>
+                <w:rFonts w:ascii="Aptos Narrow" w:eastAsia="Times New Roman" w:hAnsi="Aptos Narrow" w:cs="Times New Roman"/>
+                <w:color w:val="000000"/>
+                <w:lang w:val="es-MX"/>
+              </w:rPr>
+            </w:pPr>
+            <w:r>
+              <w:rPr>
+                <w:rFonts w:ascii="Aptos Narrow" w:eastAsia="Times New Roman" w:hAnsi="Aptos Narrow" w:cs="Times New Roman"/>
+                <w:color w:val="000000"/>
+                <w:lang w:val="es-MX"/>
+              </w:rPr>
+              <w:t>C</w:t>
+            </w:r>
+          </w:p>
+        </w:tc>
+      </w:tr>
+      <w:tr>
+        <w:trPr>
+          <w:trHeight w:val="20"/>
+          <w:jc w:val="center"/>
+        </w:trPr>
+        <w:tc>
+          <w:tcPr>
+            <w:tcW w:w="1271" w:type="dxa"/>
+            <w:shd w:val="clear" w:color="auto" w:fill="D9D9D9" w:themeFill="background1" w:themeFillShade="D9"/>
+            <w:vAlign w:val="center"/>
+            <w:hideMark/>
+          </w:tcPr>
+          <w:p>
+            <w:pPr>
+              <w:spacing w:line="240" w:lineRule="auto"/>
+              <w:rPr>
+                <w:rFonts w:ascii="Aptos Narrow" w:eastAsia="Times New Roman" w:hAnsi="Aptos Narrow" w:cs="Times New Roman"/>
+                <w:b/>
+                <w:bCs/>
+                <w:color w:val="000000"/>
+                <w:lang w:val="es-MX"/>
+              </w:rPr>
+            </w:pPr>
+            <w:r>
+              <w:rPr>
+                <w:rFonts w:ascii="Aptos Narrow" w:eastAsia="Times New Roman" w:hAnsi="Aptos Narrow" w:cs="Times New Roman"/>
+                <w:b/>
+                <w:bCs/>
+                <w:color w:val="000000"/>
+                <w:lang w:val="es-MX"/>
+              </w:rPr>
+              <w:t>1.8.3</w:t>
+            </w:r>
+          </w:p>
+        </w:tc>
+        <w:tc>
+          <w:tcPr>
+            <w:tcW w:w="2704" w:type="dxa"/>
+            <w:vAlign w:val="center"/>
+            <w:hideMark/>
+          </w:tcPr>
+          <w:p>
+            <w:pPr>
+              <w:spacing w:line="240" w:lineRule="auto"/>
+              <w:rPr>
+                <w:rFonts w:ascii="Aptos Narrow" w:eastAsia="Times New Roman" w:hAnsi="Aptos Narrow" w:cs="Times New Roman"/>
+                <w:color w:val="000000"/>
+                <w:lang w:val="es-MX"/>
+              </w:rPr>
+            </w:pPr>
+            <w:r>
+              <w:rPr>
+                <w:rFonts w:ascii="Aptos Narrow" w:eastAsia="Times New Roman" w:hAnsi="Aptos Narrow" w:cs="Times New Roman"/>
+                <w:color w:val="000000"/>
+                <w:lang w:val="es-MX"/>
+              </w:rPr>
+              <w:t>Roles del equipo</w:t>
+            </w:r>
+          </w:p>
+        </w:tc>
+        <w:tc>
+          <w:tcPr>
+            <w:tcW w:w="1818" w:type="dxa"/>
+            <w:vAlign w:val="center"/>
+            <w:hideMark/>
+          </w:tcPr>
+          <w:p>
+            <w:pPr>
+              <w:spacing w:line="240" w:lineRule="auto"/>
+              <w:jc w:val="center"/>
+              <w:rPr>
+                <w:rFonts w:ascii="Aptos Narrow" w:eastAsia="Times New Roman" w:hAnsi="Aptos Narrow" w:cs="Times New Roman"/>
+                <w:color w:val="000000"/>
+                <w:lang w:val="es-MX"/>
+              </w:rPr>
+            </w:pPr>
+            <w:r>
+              <w:rPr>
+                <w:rFonts w:ascii="Aptos Narrow" w:eastAsia="Times New Roman" w:hAnsi="Aptos Narrow" w:cs="Times New Roman"/>
+                <w:color w:val="000000"/>
+                <w:lang w:val="es-MX"/>
+              </w:rPr>
+              <w:t>R / A</w:t>
+            </w:r>
+          </w:p>
+        </w:tc>
+        <w:tc>
+          <w:tcPr>
+            <w:tcW w:w="1933" w:type="dxa"/>
+            <w:vAlign w:val="center"/>
+            <w:hideMark/>
+          </w:tcPr>
+          <w:p>
+            <w:pPr>
+              <w:spacing w:line="240" w:lineRule="auto"/>
+              <w:jc w:val="center"/>
+              <w:rPr>
+                <w:rFonts w:ascii="Aptos Narrow" w:eastAsia="Times New Roman" w:hAnsi="Aptos Narrow" w:cs="Times New Roman"/>
+                <w:color w:val="000000"/>
+                <w:lang w:val="es-MX"/>
+              </w:rPr>
+            </w:pPr>
+            <w:r>
+              <w:rPr>
+                <w:rFonts w:ascii="Aptos Narrow" w:eastAsia="Times New Roman" w:hAnsi="Aptos Narrow" w:cs="Times New Roman"/>
+                <w:color w:val="000000"/>
+                <w:lang w:val="es-MX"/>
+              </w:rPr>
+              <w:t>I</w:t>
+            </w:r>
+          </w:p>
+        </w:tc>
+        <w:tc>
+          <w:tcPr>
+            <w:tcW w:w="1933" w:type="dxa"/>
+            <w:vAlign w:val="center"/>
+            <w:hideMark/>
+          </w:tcPr>
+          <w:p>
+            <w:pPr>
+              <w:spacing w:line="240" w:lineRule="auto"/>
+              <w:jc w:val="center"/>
+              <w:rPr>
+                <w:rFonts w:ascii="Aptos Narrow" w:eastAsia="Times New Roman" w:hAnsi="Aptos Narrow" w:cs="Times New Roman"/>
+                <w:color w:val="000000"/>
+                <w:lang w:val="es-MX"/>
+              </w:rPr>
+            </w:pPr>
+            <w:r>
+              <w:rPr>
+                <w:rFonts w:ascii="Aptos Narrow" w:eastAsia="Times New Roman" w:hAnsi="Aptos Narrow" w:cs="Times New Roman"/>
+                <w:color w:val="000000"/>
+                <w:lang w:val="es-MX"/>
+              </w:rPr>
+              <w:t>I</w:t>
+            </w:r>
+          </w:p>
+        </w:tc>
+      </w:tr>
+      <w:tr>
+        <w:trPr>
+          <w:trHeight w:val="20"/>
+          <w:jc w:val="center"/>
+        </w:trPr>
+        <w:tc>
+          <w:tcPr>
+            <w:tcW w:w="1271" w:type="dxa"/>
+            <w:shd w:val="clear" w:color="auto" w:fill="D9D9D9" w:themeFill="background1" w:themeFillShade="D9"/>
+            <w:vAlign w:val="center"/>
+            <w:hideMark/>
+          </w:tcPr>
+          <w:p>
+            <w:pPr>
+              <w:spacing w:line="240" w:lineRule="auto"/>
+              <w:rPr>
+                <w:rFonts w:ascii="Aptos Narrow" w:eastAsia="Times New Roman" w:hAnsi="Aptos Narrow" w:cs="Times New Roman"/>
+                <w:b/>
+                <w:bCs/>
+                <w:color w:val="000000"/>
+                <w:lang w:val="es-MX"/>
+              </w:rPr>
+            </w:pPr>
+            <w:r>
+              <w:rPr>
+                <w:rFonts w:ascii="Aptos Narrow" w:eastAsia="Times New Roman" w:hAnsi="Aptos Narrow" w:cs="Times New Roman"/>
+                <w:b/>
+                <w:bCs/>
+                <w:color w:val="000000"/>
+                <w:lang w:val="es-MX"/>
+              </w:rPr>
+              <w:t>1.9.1</w:t>
+            </w:r>
+          </w:p>
+        </w:tc>
+        <w:tc>
+          <w:tcPr>
+            <w:tcW w:w="2704" w:type="dxa"/>
+            <w:vAlign w:val="center"/>
+            <w:hideMark/>
+          </w:tcPr>
+          <w:p>
+            <w:pPr>
+              <w:spacing w:line="240" w:lineRule="auto"/>
+              <w:rPr>
+                <w:rFonts w:ascii="Aptos Narrow" w:eastAsia="Times New Roman" w:hAnsi="Aptos Narrow" w:cs="Times New Roman"/>
+                <w:color w:val="000000"/>
+                <w:lang w:val="es-MX"/>
+              </w:rPr>
+            </w:pPr>
+            <w:r>
+              <w:rPr>
+                <w:rFonts w:ascii="Aptos Narrow" w:eastAsia="Times New Roman" w:hAnsi="Aptos Narrow" w:cs="Times New Roman"/>
+                <w:color w:val="000000"/>
+                <w:lang w:val="es-MX"/>
+              </w:rPr>
+              <w:t>Avances reales</w:t>
+            </w:r>
+          </w:p>
+        </w:tc>
+        <w:tc>
+          <w:tcPr>
+            <w:tcW w:w="1818" w:type="dxa"/>
+            <w:vAlign w:val="center"/>
+            <w:hideMark/>
+          </w:tcPr>
+          <w:p>
+            <w:pPr>
+              <w:spacing w:line="240" w:lineRule="auto"/>
+              <w:jc w:val="center"/>
+              <w:rPr>
+                <w:rFonts w:ascii="Aptos Narrow" w:eastAsia="Times New Roman" w:hAnsi="Aptos Narrow" w:cs="Times New Roman"/>
+                <w:color w:val="000000"/>
+                <w:lang w:val="es-MX"/>
+              </w:rPr>
+            </w:pPr>
+            <w:r>
+              <w:rPr>
+                <w:rFonts w:ascii="Aptos Narrow" w:eastAsia="Times New Roman" w:hAnsi="Aptos Narrow" w:cs="Times New Roman"/>
+                <w:color w:val="000000"/>
+                <w:lang w:val="es-MX"/>
+              </w:rPr>
+              <w:t>R / A</w:t>
+            </w:r>
+          </w:p>
+        </w:tc>
+        <w:tc>
+          <w:tcPr>
+            <w:tcW w:w="1933" w:type="dxa"/>
+            <w:vAlign w:val="center"/>
+            <w:hideMark/>
+          </w:tcPr>
+          <w:p>
+            <w:pPr>
+              <w:spacing w:line="240" w:lineRule="auto"/>
+              <w:jc w:val="center"/>
+              <w:rPr>
+                <w:rFonts w:ascii="Aptos Narrow" w:eastAsia="Times New Roman" w:hAnsi="Aptos Narrow" w:cs="Times New Roman"/>
+                <w:color w:val="000000"/>
+                <w:lang w:val="es-MX"/>
+              </w:rPr>
+            </w:pPr>
+            <w:r>
+              <w:rPr>
+                <w:rFonts w:ascii="Aptos Narrow" w:eastAsia="Times New Roman" w:hAnsi="Aptos Narrow" w:cs="Times New Roman"/>
+                <w:color w:val="000000"/>
+                <w:lang w:val="es-MX"/>
+              </w:rPr>
+              <w:t>C</w:t>
+            </w:r>
+          </w:p>
+        </w:tc>
+        <w:tc>
+          <w:tcPr>
+            <w:tcW w:w="1933" w:type="dxa"/>
+            <w:vAlign w:val="center"/>
+            <w:hideMark/>
+          </w:tcPr>
+          <w:p>
+            <w:pPr>
+              <w:spacing w:line="240" w:lineRule="auto"/>
+              <w:jc w:val="center"/>
+              <w:rPr>
+                <w:rFonts w:ascii="Aptos Narrow" w:eastAsia="Times New Roman" w:hAnsi="Aptos Narrow" w:cs="Times New Roman"/>
+                <w:color w:val="000000"/>
+                <w:lang w:val="es-MX"/>
+              </w:rPr>
+            </w:pPr>
+            <w:r>
+              <w:rPr>
+                <w:rFonts w:ascii="Aptos Narrow" w:eastAsia="Times New Roman" w:hAnsi="Aptos Narrow" w:cs="Times New Roman"/>
+                <w:color w:val="000000"/>
+                <w:lang w:val="es-MX"/>
+              </w:rPr>
+              <w:t>C</w:t>
+            </w:r>
+          </w:p>
+        </w:tc>
+      </w:tr>
+      <w:tr>
+        <w:trPr>
+          <w:trHeight w:val="20"/>
+          <w:jc w:val="center"/>
+        </w:trPr>
+        <w:tc>
+          <w:tcPr>
+            <w:tcW w:w="1271" w:type="dxa"/>
+            <w:shd w:val="clear" w:color="auto" w:fill="D9D9D9" w:themeFill="background1" w:themeFillShade="D9"/>
+            <w:vAlign w:val="center"/>
+            <w:hideMark/>
+          </w:tcPr>
+          <w:p>
+            <w:pPr>
+              <w:spacing w:line="240" w:lineRule="auto"/>
+              <w:rPr>
+                <w:rFonts w:ascii="Aptos Narrow" w:eastAsia="Times New Roman" w:hAnsi="Aptos Narrow" w:cs="Times New Roman"/>
+                <w:b/>
+                <w:bCs/>
+                <w:color w:val="000000"/>
+                <w:lang w:val="es-MX"/>
+              </w:rPr>
+            </w:pPr>
+            <w:r>
+              <w:rPr>
+                <w:rFonts w:ascii="Aptos Narrow" w:eastAsia="Times New Roman" w:hAnsi="Aptos Narrow" w:cs="Times New Roman"/>
+                <w:b/>
+                <w:bCs/>
+                <w:color w:val="000000"/>
+                <w:lang w:val="es-MX"/>
+              </w:rPr>
+              <w:t>1.9.2</w:t>
+            </w:r>
+          </w:p>
+        </w:tc>
+        <w:tc>
+          <w:tcPr>
+            <w:tcW w:w="2704" w:type="dxa"/>
+            <w:vAlign w:val="center"/>
+            <w:hideMark/>
+          </w:tcPr>
+          <w:p>
+            <w:pPr>
+              <w:spacing w:line="240" w:lineRule="auto"/>
+              <w:rPr>
+                <w:rFonts w:ascii="Aptos Narrow" w:eastAsia="Times New Roman" w:hAnsi="Aptos Narrow" w:cs="Times New Roman"/>
+                <w:color w:val="000000"/>
+                <w:lang w:val="es-MX"/>
+              </w:rPr>
+            </w:pPr>
+            <w:r>
+              <w:rPr>
+                <w:rFonts w:ascii="Aptos Narrow" w:eastAsia="Times New Roman" w:hAnsi="Aptos Narrow" w:cs="Times New Roman"/>
+                <w:color w:val="000000"/>
+                <w:lang w:val="es-MX"/>
+              </w:rPr>
+              <w:t>Actividades realizadas</w:t>
+            </w:r>
+          </w:p>
+        </w:tc>
+        <w:tc>
+          <w:tcPr>
+            <w:tcW w:w="1818" w:type="dxa"/>
+            <w:vAlign w:val="center"/>
+            <w:hideMark/>
+          </w:tcPr>
+          <w:p>
+            <w:pPr>
+              <w:spacing w:line="240" w:lineRule="auto"/>
+              <w:jc w:val="center"/>
+              <w:rPr>
+                <w:rFonts w:ascii="Aptos Narrow" w:eastAsia="Times New Roman" w:hAnsi="Aptos Narrow" w:cs="Times New Roman"/>
+                <w:color w:val="000000"/>
+                <w:lang w:val="es-MX"/>
+              </w:rPr>
+            </w:pPr>
+            <w:r>
+              <w:rPr>
+                <w:rFonts w:ascii="Aptos Narrow" w:eastAsia="Times New Roman" w:hAnsi="Aptos Narrow" w:cs="Times New Roman"/>
+                <w:color w:val="000000"/>
+                <w:lang w:val="es-MX"/>
+              </w:rPr>
+              <w:t>A</w:t>
+            </w:r>
+          </w:p>
+        </w:tc>
+        <w:tc>
+          <w:tcPr>
+            <w:tcW w:w="1933" w:type="dxa"/>
+            <w:vAlign w:val="center"/>
+            <w:hideMark/>
+          </w:tcPr>
+          <w:p>
+            <w:pPr>
+              <w:spacing w:line="240" w:lineRule="auto"/>
+              <w:jc w:val="center"/>
+              <w:rPr>
+                <w:rFonts w:ascii="Aptos Narrow" w:eastAsia="Times New Roman" w:hAnsi="Aptos Narrow" w:cs="Times New Roman"/>
+                <w:color w:val="000000"/>
+                <w:lang w:val="es-MX"/>
+              </w:rPr>
+            </w:pPr>
+            <w:r>
+              <w:rPr>
+                <w:rFonts w:ascii="Aptos Narrow" w:eastAsia="Times New Roman" w:hAnsi="Aptos Narrow" w:cs="Times New Roman"/>
+                <w:color w:val="000000"/>
+                <w:lang w:val="es-MX"/>
+              </w:rPr>
+              <w:t>R</w:t>
+            </w:r>
+          </w:p>
+        </w:tc>
+        <w:tc>
+          <w:tcPr>
+            <w:tcW w:w="1933" w:type="dxa"/>
+            <w:vAlign w:val="center"/>
+            <w:hideMark/>
+          </w:tcPr>
+          <w:p>
+            <w:pPr>
+              <w:spacing w:line="240" w:lineRule="auto"/>
+              <w:jc w:val="center"/>
+              <w:rPr>
+                <w:rFonts w:ascii="Aptos Narrow" w:eastAsia="Times New Roman" w:hAnsi="Aptos Narrow" w:cs="Times New Roman"/>
+                <w:color w:val="000000"/>
+                <w:lang w:val="es-MX"/>
+              </w:rPr>
+            </w:pPr>
+            <w:r>
+              <w:rPr>
+                <w:rFonts w:ascii="Aptos Narrow" w:eastAsia="Times New Roman" w:hAnsi="Aptos Narrow" w:cs="Times New Roman"/>
+                <w:color w:val="000000"/>
+                <w:lang w:val="es-MX"/>
+              </w:rPr>
+              <w:t>R</w:t>
+            </w:r>
+          </w:p>
+        </w:tc>
+      </w:tr>
+      <w:tr>
+        <w:trPr>
+          <w:trHeight w:val="20"/>
+          <w:jc w:val="center"/>
+        </w:trPr>
+        <w:tc>
+          <w:tcPr>
+            <w:tcW w:w="1271" w:type="dxa"/>
+            <w:shd w:val="clear" w:color="auto" w:fill="D9D9D9" w:themeFill="background1" w:themeFillShade="D9"/>
+            <w:vAlign w:val="center"/>
+            <w:hideMark/>
+          </w:tcPr>
+          <w:p>
+            <w:pPr>
+              <w:spacing w:line="240" w:lineRule="auto"/>
+              <w:rPr>
+                <w:rFonts w:ascii="Aptos Narrow" w:eastAsia="Times New Roman" w:hAnsi="Aptos Narrow" w:cs="Times New Roman"/>
+                <w:b/>
+                <w:bCs/>
+                <w:color w:val="000000"/>
+                <w:lang w:val="es-MX"/>
+              </w:rPr>
+            </w:pPr>
+            <w:r>
+              <w:rPr>
+                <w:rFonts w:ascii="Aptos Narrow" w:eastAsia="Times New Roman" w:hAnsi="Aptos Narrow" w:cs="Times New Roman"/>
+                <w:b/>
+                <w:bCs/>
+                <w:color w:val="000000"/>
+                <w:lang w:val="es-MX"/>
+              </w:rPr>
+              <w:t>1.9.3</w:t>
+            </w:r>
+          </w:p>
+        </w:tc>
+        <w:tc>
+          <w:tcPr>
+            <w:tcW w:w="2704" w:type="dxa"/>
+            <w:vAlign w:val="center"/>
+            <w:hideMark/>
+          </w:tcPr>
+          <w:p>
+            <w:pPr>
+              <w:spacing w:line="240" w:lineRule="auto"/>
+              <w:rPr>
+                <w:rFonts w:ascii="Aptos Narrow" w:eastAsia="Times New Roman" w:hAnsi="Aptos Narrow" w:cs="Times New Roman"/>
+                <w:color w:val="000000"/>
+                <w:lang w:val="es-MX"/>
+              </w:rPr>
+            </w:pPr>
+            <w:r>
+              <w:rPr>
+                <w:rFonts w:ascii="Aptos Narrow" w:eastAsia="Times New Roman" w:hAnsi="Aptos Narrow" w:cs="Times New Roman"/>
+                <w:color w:val="000000"/>
+                <w:lang w:val="es-MX"/>
+              </w:rPr>
+              <w:t>Evidencias del prototipo</w:t>
+            </w:r>
+          </w:p>
+        </w:tc>
+        <w:tc>
+          <w:tcPr>
+            <w:tcW w:w="1818" w:type="dxa"/>
+            <w:vAlign w:val="center"/>
+            <w:hideMark/>
+          </w:tcPr>
+          <w:p>
+            <w:pPr>
+              <w:spacing w:line="240" w:lineRule="auto"/>
+              <w:jc w:val="center"/>
+              <w:rPr>
+                <w:rFonts w:ascii="Aptos Narrow" w:eastAsia="Times New Roman" w:hAnsi="Aptos Narrow" w:cs="Times New Roman"/>
+                <w:color w:val="000000"/>
+                <w:lang w:val="es-MX"/>
+              </w:rPr>
+            </w:pPr>
+            <w:r>
+              <w:rPr>
+                <w:rFonts w:ascii="Aptos Narrow" w:eastAsia="Times New Roman" w:hAnsi="Aptos Narrow" w:cs="Times New Roman"/>
+                <w:color w:val="000000"/>
+                <w:lang w:val="es-MX"/>
+              </w:rPr>
+              <w:t>I</w:t>
+            </w:r>
+          </w:p>
+        </w:tc>
+        <w:tc>
+          <w:tcPr>
+            <w:tcW w:w="1933" w:type="dxa"/>
+            <w:vAlign w:val="center"/>
+            <w:hideMark/>
+          </w:tcPr>
+          <w:p>
+            <w:pPr>
+              <w:spacing w:line="240" w:lineRule="auto"/>
+              <w:jc w:val="center"/>
+              <w:rPr>
+                <w:rFonts w:ascii="Aptos Narrow" w:eastAsia="Times New Roman" w:hAnsi="Aptos Narrow" w:cs="Times New Roman"/>
+                <w:color w:val="000000"/>
+                <w:lang w:val="es-MX"/>
+              </w:rPr>
+            </w:pPr>
+            <w:r>
+              <w:rPr>
+                <w:rFonts w:ascii="Aptos Narrow" w:eastAsia="Times New Roman" w:hAnsi="Aptos Narrow" w:cs="Times New Roman"/>
+                <w:color w:val="000000"/>
+                <w:lang w:val="es-MX"/>
+              </w:rPr>
+              <w:t>R</w:t>
+            </w:r>
+          </w:p>
+        </w:tc>
+        <w:tc>
+          <w:tcPr>
+            <w:tcW w:w="1933" w:type="dxa"/>
+            <w:vAlign w:val="center"/>
+            <w:hideMark/>
+          </w:tcPr>
+          <w:p>
+            <w:pPr>
+              <w:spacing w:line="240" w:lineRule="auto"/>
+              <w:jc w:val="center"/>
+              <w:rPr>
+                <w:rFonts w:ascii="Aptos Narrow" w:eastAsia="Times New Roman" w:hAnsi="Aptos Narrow" w:cs="Times New Roman"/>
+                <w:color w:val="000000"/>
+                <w:lang w:val="es-MX"/>
+              </w:rPr>
+            </w:pPr>
+            <w:r>
+              <w:rPr>
+                <w:rFonts w:ascii="Aptos Narrow" w:eastAsia="Times New Roman" w:hAnsi="Aptos Narrow" w:cs="Times New Roman"/>
+                <w:color w:val="000000"/>
+                <w:lang w:val="es-MX"/>
+              </w:rPr>
+              <w:t>R</w:t>
+            </w:r>
+          </w:p>
+        </w:tc>
+      </w:tr>
+      <w:tr>
+        <w:trPr>
+          <w:trHeight w:val="20"/>
+          <w:jc w:val="center"/>
+        </w:trPr>
+        <w:tc>
+          <w:tcPr>
+            <w:tcW w:w="1271" w:type="dxa"/>
+            <w:shd w:val="clear" w:color="auto" w:fill="D9D9D9" w:themeFill="background1" w:themeFillShade="D9"/>
+            <w:vAlign w:val="center"/>
+            <w:hideMark/>
+          </w:tcPr>
+          <w:p>
+            <w:pPr>
+              <w:spacing w:line="240" w:lineRule="auto"/>
+              <w:rPr>
+                <w:rFonts w:ascii="Aptos Narrow" w:eastAsia="Times New Roman" w:hAnsi="Aptos Narrow" w:cs="Times New Roman"/>
+                <w:b/>
+                <w:bCs/>
+                <w:color w:val="000000"/>
+                <w:lang w:val="es-MX"/>
+              </w:rPr>
+            </w:pPr>
+            <w:r>
+              <w:rPr>
+                <w:rFonts w:ascii="Aptos Narrow" w:eastAsia="Times New Roman" w:hAnsi="Aptos Narrow" w:cs="Times New Roman"/>
+                <w:b/>
+                <w:bCs/>
+                <w:color w:val="000000"/>
+                <w:lang w:val="es-MX"/>
+              </w:rPr>
+              <w:t>1.9.4</w:t>
+            </w:r>
+          </w:p>
+        </w:tc>
+        <w:tc>
+          <w:tcPr>
+            <w:tcW w:w="2704" w:type="dxa"/>
+            <w:vAlign w:val="center"/>
+            <w:hideMark/>
+          </w:tcPr>
+          <w:p>
+            <w:pPr>
+              <w:spacing w:line="240" w:lineRule="auto"/>
+              <w:rPr>
+                <w:rFonts w:ascii="Aptos Narrow" w:eastAsia="Times New Roman" w:hAnsi="Aptos Narrow" w:cs="Times New Roman"/>
+                <w:color w:val="000000"/>
+                <w:lang w:val="es-MX"/>
+              </w:rPr>
+            </w:pPr>
+            <w:r>
+              <w:rPr>
+                <w:rFonts w:ascii="Aptos Narrow" w:eastAsia="Times New Roman" w:hAnsi="Aptos Narrow" w:cs="Times New Roman"/>
+                <w:color w:val="000000"/>
+                <w:lang w:val="es-MX"/>
+              </w:rPr>
+              <w:t xml:space="preserve">Trabajo por </w:t>
+            </w:r>
+            <w:proofErr w:type="spellStart"/>
+            <w:r>
+              <w:rPr>
+                <w:rFonts w:ascii="Aptos Narrow" w:eastAsia="Times New Roman" w:hAnsi="Aptos Narrow" w:cs="Times New Roman"/>
+                <w:color w:val="000000"/>
+                <w:lang w:val="es-MX"/>
+              </w:rPr>
+              <w:t>sprints</w:t>
+            </w:r>
+            <w:proofErr w:type="spellEnd"/>
+          </w:p>
+        </w:tc>
+        <w:tc>
+          <w:tcPr>
+            <w:tcW w:w="1818" w:type="dxa"/>
+            <w:vAlign w:val="center"/>
+            <w:hideMark/>
+          </w:tcPr>
+          <w:p>
+            <w:pPr>
+              <w:spacing w:line="240" w:lineRule="auto"/>
+              <w:jc w:val="center"/>
+              <w:rPr>
+                <w:rFonts w:ascii="Aptos Narrow" w:eastAsia="Times New Roman" w:hAnsi="Aptos Narrow" w:cs="Times New Roman"/>
+                <w:color w:val="000000"/>
+                <w:lang w:val="es-MX"/>
+              </w:rPr>
+            </w:pPr>
+            <w:r>
+              <w:rPr>
+                <w:rFonts w:ascii="Aptos Narrow" w:eastAsia="Times New Roman" w:hAnsi="Aptos Narrow" w:cs="Times New Roman"/>
+                <w:color w:val="000000"/>
+                <w:lang w:val="es-MX"/>
+              </w:rPr>
+              <w:t>A</w:t>
+            </w:r>
+          </w:p>
+        </w:tc>
+        <w:tc>
+          <w:tcPr>
+            <w:tcW w:w="1933" w:type="dxa"/>
+            <w:vAlign w:val="center"/>
+            <w:hideMark/>
+          </w:tcPr>
+          <w:p>
+            <w:pPr>
+              <w:spacing w:line="240" w:lineRule="auto"/>
+              <w:jc w:val="center"/>
+              <w:rPr>
+                <w:rFonts w:ascii="Aptos Narrow" w:eastAsia="Times New Roman" w:hAnsi="Aptos Narrow" w:cs="Times New Roman"/>
+                <w:color w:val="000000"/>
+                <w:lang w:val="es-MX"/>
+              </w:rPr>
+            </w:pPr>
+            <w:r>
+              <w:rPr>
+                <w:rFonts w:ascii="Aptos Narrow" w:eastAsia="Times New Roman" w:hAnsi="Aptos Narrow" w:cs="Times New Roman"/>
+                <w:color w:val="000000"/>
+                <w:lang w:val="es-MX"/>
+              </w:rPr>
+              <w:t>R</w:t>
+            </w:r>
+          </w:p>
+        </w:tc>
+        <w:tc>
+          <w:tcPr>
+            <w:tcW w:w="1933" w:type="dxa"/>
+            <w:vAlign w:val="center"/>
+            <w:hideMark/>
+          </w:tcPr>
+          <w:p>
+            <w:pPr>
+              <w:spacing w:line="240" w:lineRule="auto"/>
+              <w:jc w:val="center"/>
+              <w:rPr>
+                <w:rFonts w:ascii="Aptos Narrow" w:eastAsia="Times New Roman" w:hAnsi="Aptos Narrow" w:cs="Times New Roman"/>
+                <w:color w:val="000000"/>
+                <w:lang w:val="es-MX"/>
+              </w:rPr>
+            </w:pPr>
+            <w:r>
+              <w:rPr>
+                <w:rFonts w:ascii="Aptos Narrow" w:eastAsia="Times New Roman" w:hAnsi="Aptos Narrow" w:cs="Times New Roman"/>
+                <w:color w:val="000000"/>
+                <w:lang w:val="es-MX"/>
+              </w:rPr>
+              <w:t>R</w:t>
+            </w:r>
+          </w:p>
+        </w:tc>
+      </w:tr>
+      <w:tr>
+        <w:trPr>
+          <w:trHeight w:val="20"/>
+          <w:jc w:val="center"/>
+        </w:trPr>
+        <w:tc>
+          <w:tcPr>
+            <w:tcW w:w="1271" w:type="dxa"/>
+            <w:shd w:val="clear" w:color="auto" w:fill="D9D9D9" w:themeFill="background1" w:themeFillShade="D9"/>
+            <w:vAlign w:val="center"/>
+            <w:hideMark/>
+          </w:tcPr>
+          <w:p>
+            <w:pPr>
+              <w:spacing w:line="240" w:lineRule="auto"/>
+              <w:jc w:val="right"/>
+              <w:rPr>
+                <w:rFonts w:ascii="Aptos Narrow" w:eastAsia="Times New Roman" w:hAnsi="Aptos Narrow" w:cs="Times New Roman"/>
+                <w:b/>
+                <w:bCs/>
+                <w:color w:val="000000"/>
+                <w:lang w:val="es-MX"/>
+              </w:rPr>
+            </w:pPr>
+            <w:r>
+              <w:rPr>
+                <w:rFonts w:ascii="Aptos Narrow" w:eastAsia="Times New Roman" w:hAnsi="Aptos Narrow" w:cs="Times New Roman"/>
+                <w:b/>
+                <w:bCs/>
+                <w:color w:val="000000"/>
+                <w:lang w:val="es-MX"/>
+              </w:rPr>
+              <w:t>1.1</w:t>
+            </w:r>
+            <w:r>
+              <w:rPr>
+                <w:rFonts w:ascii="Aptos Narrow" w:eastAsia="Times New Roman" w:hAnsi="Aptos Narrow" w:cs="Times New Roman"/>
+                <w:b/>
+                <w:bCs/>
+                <w:color w:val="000000"/>
+                <w:lang w:val="es-MX"/>
+              </w:rPr>
+              <w:t>0</w:t>
+            </w:r>
+          </w:p>
+        </w:tc>
+        <w:tc>
+          <w:tcPr>
+            <w:tcW w:w="2704" w:type="dxa"/>
+            <w:vAlign w:val="center"/>
+            <w:hideMark/>
+          </w:tcPr>
+          <w:p>
+            <w:pPr>
+              <w:spacing w:line="240" w:lineRule="auto"/>
+              <w:rPr>
+                <w:rFonts w:ascii="Aptos Narrow" w:eastAsia="Times New Roman" w:hAnsi="Aptos Narrow" w:cs="Times New Roman"/>
+                <w:color w:val="000000"/>
+                <w:lang w:val="es-MX"/>
+              </w:rPr>
+            </w:pPr>
+            <w:r>
+              <w:rPr>
+                <w:rFonts w:ascii="Aptos Narrow" w:eastAsia="Times New Roman" w:hAnsi="Aptos Narrow" w:cs="Times New Roman"/>
+                <w:color w:val="000000"/>
+                <w:lang w:val="es-MX"/>
+              </w:rPr>
+              <w:t>Control del Proyecto (EVM)</w:t>
+            </w:r>
+          </w:p>
+        </w:tc>
+        <w:tc>
+          <w:tcPr>
+            <w:tcW w:w="1818" w:type="dxa"/>
+            <w:vAlign w:val="center"/>
+            <w:hideMark/>
+          </w:tcPr>
+          <w:p>
+            <w:pPr>
+              <w:spacing w:line="240" w:lineRule="auto"/>
+              <w:jc w:val="center"/>
+              <w:rPr>
+                <w:rFonts w:ascii="Aptos Narrow" w:eastAsia="Times New Roman" w:hAnsi="Aptos Narrow" w:cs="Times New Roman"/>
+                <w:color w:val="000000"/>
+                <w:lang w:val="es-MX"/>
+              </w:rPr>
+            </w:pPr>
+            <w:r>
+              <w:rPr>
+                <w:rFonts w:ascii="Aptos Narrow" w:eastAsia="Times New Roman" w:hAnsi="Aptos Narrow" w:cs="Times New Roman"/>
+                <w:color w:val="000000"/>
+                <w:lang w:val="es-MX"/>
+              </w:rPr>
+              <w:t>R / A</w:t>
+            </w:r>
+          </w:p>
+        </w:tc>
+        <w:tc>
+          <w:tcPr>
+            <w:tcW w:w="1933" w:type="dxa"/>
+            <w:vAlign w:val="center"/>
+            <w:hideMark/>
+          </w:tcPr>
+          <w:p>
+            <w:pPr>
+              <w:spacing w:line="240" w:lineRule="auto"/>
+              <w:jc w:val="center"/>
+              <w:rPr>
+                <w:rFonts w:ascii="Aptos Narrow" w:eastAsia="Times New Roman" w:hAnsi="Aptos Narrow" w:cs="Times New Roman"/>
+                <w:color w:val="000000"/>
+                <w:lang w:val="es-MX"/>
+              </w:rPr>
+            </w:pPr>
+            <w:r>
+              <w:rPr>
+                <w:rFonts w:ascii="Aptos Narrow" w:eastAsia="Times New Roman" w:hAnsi="Aptos Narrow" w:cs="Times New Roman"/>
+                <w:color w:val="000000"/>
+                <w:lang w:val="es-MX"/>
+              </w:rPr>
+              <w:t>I</w:t>
+            </w:r>
+          </w:p>
+        </w:tc>
+        <w:tc>
+          <w:tcPr>
+            <w:tcW w:w="1933" w:type="dxa"/>
+            <w:vAlign w:val="center"/>
+            <w:hideMark/>
+          </w:tcPr>
+          <w:p>
+            <w:pPr>
+              <w:spacing w:line="240" w:lineRule="auto"/>
+              <w:jc w:val="center"/>
+              <w:rPr>
+                <w:rFonts w:ascii="Aptos Narrow" w:eastAsia="Times New Roman" w:hAnsi="Aptos Narrow" w:cs="Times New Roman"/>
+                <w:color w:val="000000"/>
+                <w:lang w:val="es-MX"/>
+              </w:rPr>
+            </w:pPr>
+            <w:r>
+              <w:rPr>
+                <w:rFonts w:ascii="Aptos Narrow" w:eastAsia="Times New Roman" w:hAnsi="Aptos Narrow" w:cs="Times New Roman"/>
+                <w:color w:val="000000"/>
+                <w:lang w:val="es-MX"/>
+              </w:rPr>
+              <w:t>C</w:t>
+            </w:r>
+          </w:p>
+        </w:tc>
+      </w:tr>
+      <w:tr>
+        <w:trPr>
+          <w:trHeight w:val="20"/>
+          <w:jc w:val="center"/>
+        </w:trPr>
+        <w:tc>
+          <w:tcPr>
+            <w:tcW w:w="1271" w:type="dxa"/>
+            <w:shd w:val="clear" w:color="auto" w:fill="D9D9D9" w:themeFill="background1" w:themeFillShade="D9"/>
+            <w:vAlign w:val="center"/>
+            <w:hideMark/>
+          </w:tcPr>
+          <w:p>
+            <w:pPr>
+              <w:spacing w:line="240" w:lineRule="auto"/>
+              <w:jc w:val="right"/>
+              <w:rPr>
+                <w:rFonts w:ascii="Aptos Narrow" w:eastAsia="Times New Roman" w:hAnsi="Aptos Narrow" w:cs="Times New Roman"/>
+                <w:b/>
+                <w:bCs/>
+                <w:color w:val="000000"/>
+                <w:lang w:val="es-MX"/>
+              </w:rPr>
+            </w:pPr>
+            <w:r>
+              <w:rPr>
+                <w:rFonts w:ascii="Aptos Narrow" w:eastAsia="Times New Roman" w:hAnsi="Aptos Narrow" w:cs="Times New Roman"/>
+                <w:b/>
+                <w:bCs/>
+                <w:color w:val="000000"/>
+                <w:lang w:val="es-MX"/>
+              </w:rPr>
+              <w:t>1.11</w:t>
+            </w:r>
+          </w:p>
+        </w:tc>
+        <w:tc>
+          <w:tcPr>
+            <w:tcW w:w="2704" w:type="dxa"/>
+            <w:vAlign w:val="center"/>
+            <w:hideMark/>
+          </w:tcPr>
+          <w:p>
+            <w:pPr>
+              <w:spacing w:line="240" w:lineRule="auto"/>
+              <w:rPr>
+                <w:rFonts w:ascii="Aptos Narrow" w:eastAsia="Times New Roman" w:hAnsi="Aptos Narrow" w:cs="Times New Roman"/>
+                <w:color w:val="000000"/>
+                <w:lang w:val="es-MX"/>
+              </w:rPr>
+            </w:pPr>
+            <w:r>
+              <w:rPr>
+                <w:rFonts w:ascii="Aptos Narrow" w:eastAsia="Times New Roman" w:hAnsi="Aptos Narrow" w:cs="Times New Roman"/>
+                <w:color w:val="000000"/>
+                <w:lang w:val="es-MX"/>
+              </w:rPr>
+              <w:t>Gestión de Riesgos</w:t>
+            </w:r>
+          </w:p>
+        </w:tc>
+        <w:tc>
+          <w:tcPr>
+            <w:tcW w:w="1818" w:type="dxa"/>
+            <w:vAlign w:val="center"/>
+            <w:hideMark/>
+          </w:tcPr>
+          <w:p>
+            <w:pPr>
+              <w:spacing w:line="240" w:lineRule="auto"/>
+              <w:jc w:val="center"/>
+              <w:rPr>
+                <w:rFonts w:ascii="Aptos Narrow" w:eastAsia="Times New Roman" w:hAnsi="Aptos Narrow" w:cs="Times New Roman"/>
+                <w:color w:val="000000"/>
+                <w:lang w:val="es-MX"/>
+              </w:rPr>
+            </w:pPr>
+            <w:r>
+              <w:rPr>
+                <w:rFonts w:ascii="Aptos Narrow" w:eastAsia="Times New Roman" w:hAnsi="Aptos Narrow" w:cs="Times New Roman"/>
+                <w:color w:val="000000"/>
+                <w:lang w:val="es-MX"/>
+              </w:rPr>
+              <w:t>R / A</w:t>
+            </w:r>
+          </w:p>
+        </w:tc>
+        <w:tc>
+          <w:tcPr>
+            <w:tcW w:w="1933" w:type="dxa"/>
+            <w:vAlign w:val="center"/>
+            <w:hideMark/>
+          </w:tcPr>
+          <w:p>
+            <w:pPr>
+              <w:spacing w:line="240" w:lineRule="auto"/>
+              <w:jc w:val="center"/>
+              <w:rPr>
+                <w:rFonts w:ascii="Aptos Narrow" w:eastAsia="Times New Roman" w:hAnsi="Aptos Narrow" w:cs="Times New Roman"/>
+                <w:color w:val="000000"/>
+                <w:lang w:val="es-MX"/>
+              </w:rPr>
+            </w:pPr>
+            <w:r>
+              <w:rPr>
+                <w:rFonts w:ascii="Aptos Narrow" w:eastAsia="Times New Roman" w:hAnsi="Aptos Narrow" w:cs="Times New Roman"/>
+                <w:color w:val="000000"/>
+                <w:lang w:val="es-MX"/>
+              </w:rPr>
+              <w:t>C</w:t>
+            </w:r>
+          </w:p>
+        </w:tc>
+        <w:tc>
+          <w:tcPr>
+            <w:tcW w:w="1933" w:type="dxa"/>
+            <w:vAlign w:val="center"/>
+            <w:hideMark/>
+          </w:tcPr>
+          <w:p>
+            <w:pPr>
+              <w:spacing w:line="240" w:lineRule="auto"/>
+              <w:jc w:val="center"/>
+              <w:rPr>
+                <w:rFonts w:ascii="Aptos Narrow" w:eastAsia="Times New Roman" w:hAnsi="Aptos Narrow" w:cs="Times New Roman"/>
+                <w:color w:val="000000"/>
+                <w:lang w:val="es-MX"/>
+              </w:rPr>
+            </w:pPr>
+            <w:r>
+              <w:rPr>
+                <w:rFonts w:ascii="Aptos Narrow" w:eastAsia="Times New Roman" w:hAnsi="Aptos Narrow" w:cs="Times New Roman"/>
+                <w:color w:val="000000"/>
+                <w:lang w:val="es-MX"/>
+              </w:rPr>
+              <w:t>C</w:t>
+            </w:r>
+          </w:p>
+        </w:tc>
+      </w:tr>
+      <w:tr>
+        <w:trPr>
+          <w:trHeight w:val="20"/>
+          <w:jc w:val="center"/>
+        </w:trPr>
+        <w:tc>
+          <w:tcPr>
+            <w:tcW w:w="1271" w:type="dxa"/>
+            <w:shd w:val="clear" w:color="auto" w:fill="D9D9D9" w:themeFill="background1" w:themeFillShade="D9"/>
+            <w:vAlign w:val="center"/>
+            <w:hideMark/>
+          </w:tcPr>
+          <w:p>
+            <w:pPr>
+              <w:spacing w:line="240" w:lineRule="auto"/>
+              <w:jc w:val="right"/>
+              <w:rPr>
+                <w:rFonts w:ascii="Aptos Narrow" w:eastAsia="Times New Roman" w:hAnsi="Aptos Narrow" w:cs="Times New Roman"/>
+                <w:b/>
+                <w:bCs/>
+                <w:color w:val="000000"/>
+                <w:lang w:val="es-MX"/>
+              </w:rPr>
+            </w:pPr>
+            <w:r>
+              <w:rPr>
+                <w:rFonts w:ascii="Aptos Narrow" w:eastAsia="Times New Roman" w:hAnsi="Aptos Narrow" w:cs="Times New Roman"/>
+                <w:b/>
+                <w:bCs/>
+                <w:color w:val="000000"/>
+                <w:lang w:val="es-MX"/>
+              </w:rPr>
+              <w:t>1.12</w:t>
+            </w:r>
+          </w:p>
+        </w:tc>
+        <w:tc>
+          <w:tcPr>
+            <w:tcW w:w="2704" w:type="dxa"/>
+            <w:vAlign w:val="center"/>
+            <w:hideMark/>
+          </w:tcPr>
+          <w:p>
+            <w:pPr>
+              <w:spacing w:line="240" w:lineRule="auto"/>
+              <w:rPr>
+                <w:rFonts w:ascii="Aptos Narrow" w:eastAsia="Times New Roman" w:hAnsi="Aptos Narrow" w:cs="Times New Roman"/>
+                <w:color w:val="000000"/>
+                <w:lang w:val="es-MX"/>
+              </w:rPr>
+            </w:pPr>
+            <w:r>
+              <w:rPr>
+                <w:rFonts w:ascii="Aptos Narrow" w:eastAsia="Times New Roman" w:hAnsi="Aptos Narrow" w:cs="Times New Roman"/>
+                <w:color w:val="000000"/>
+                <w:lang w:val="es-MX"/>
+              </w:rPr>
+              <w:t>Gestión de Calidad (ISO 25010)</w:t>
+            </w:r>
+          </w:p>
+        </w:tc>
+        <w:tc>
+          <w:tcPr>
+            <w:tcW w:w="1818" w:type="dxa"/>
+            <w:vAlign w:val="center"/>
+            <w:hideMark/>
+          </w:tcPr>
+          <w:p>
+            <w:pPr>
+              <w:spacing w:line="240" w:lineRule="auto"/>
+              <w:jc w:val="center"/>
+              <w:rPr>
+                <w:rFonts w:ascii="Aptos Narrow" w:eastAsia="Times New Roman" w:hAnsi="Aptos Narrow" w:cs="Times New Roman"/>
+                <w:color w:val="000000"/>
+                <w:lang w:val="es-MX"/>
+              </w:rPr>
+            </w:pPr>
+            <w:r>
+              <w:rPr>
+                <w:rFonts w:ascii="Aptos Narrow" w:eastAsia="Times New Roman" w:hAnsi="Aptos Narrow" w:cs="Times New Roman"/>
+                <w:color w:val="000000"/>
+                <w:lang w:val="es-MX"/>
+              </w:rPr>
+              <w:t>A</w:t>
+            </w:r>
+          </w:p>
+        </w:tc>
+        <w:tc>
+          <w:tcPr>
+            <w:tcW w:w="1933" w:type="dxa"/>
+            <w:vAlign w:val="center"/>
+            <w:hideMark/>
+          </w:tcPr>
+          <w:p>
+            <w:pPr>
+              <w:spacing w:line="240" w:lineRule="auto"/>
+              <w:jc w:val="center"/>
+              <w:rPr>
+                <w:rFonts w:ascii="Aptos Narrow" w:eastAsia="Times New Roman" w:hAnsi="Aptos Narrow" w:cs="Times New Roman"/>
+                <w:color w:val="000000"/>
+                <w:lang w:val="es-MX"/>
+              </w:rPr>
+            </w:pPr>
+            <w:r>
+              <w:rPr>
+                <w:rFonts w:ascii="Aptos Narrow" w:eastAsia="Times New Roman" w:hAnsi="Aptos Narrow" w:cs="Times New Roman"/>
+                <w:color w:val="000000"/>
+                <w:lang w:val="es-MX"/>
+              </w:rPr>
+              <w:t>R</w:t>
+            </w:r>
+          </w:p>
+        </w:tc>
+        <w:tc>
+          <w:tcPr>
+            <w:tcW w:w="1933" w:type="dxa"/>
+            <w:vAlign w:val="center"/>
+            <w:hideMark/>
+          </w:tcPr>
+          <w:p>
+            <w:pPr>
+              <w:spacing w:line="240" w:lineRule="auto"/>
+              <w:jc w:val="center"/>
+              <w:rPr>
+                <w:rFonts w:ascii="Aptos Narrow" w:eastAsia="Times New Roman" w:hAnsi="Aptos Narrow" w:cs="Times New Roman"/>
+                <w:color w:val="000000"/>
+                <w:lang w:val="es-MX"/>
+              </w:rPr>
+            </w:pPr>
+            <w:r>
+              <w:rPr>
+                <w:rFonts w:ascii="Aptos Narrow" w:eastAsia="Times New Roman" w:hAnsi="Aptos Narrow" w:cs="Times New Roman"/>
+                <w:color w:val="000000"/>
+                <w:lang w:val="es-MX"/>
+              </w:rPr>
+              <w:t>R</w:t>
+            </w:r>
+          </w:p>
+        </w:tc>
+      </w:tr>
+      <w:tr>
+        <w:trPr>
+          <w:trHeight w:val="20"/>
+          <w:jc w:val="center"/>
+        </w:trPr>
+        <w:tc>
+          <w:tcPr>
+            <w:tcW w:w="1271" w:type="dxa"/>
+            <w:shd w:val="clear" w:color="auto" w:fill="D9D9D9" w:themeFill="background1" w:themeFillShade="D9"/>
+            <w:vAlign w:val="center"/>
+            <w:hideMark/>
+          </w:tcPr>
+          <w:p>
+            <w:pPr>
+              <w:spacing w:line="240" w:lineRule="auto"/>
+              <w:rPr>
+                <w:rFonts w:ascii="Aptos Narrow" w:eastAsia="Times New Roman" w:hAnsi="Aptos Narrow" w:cs="Times New Roman"/>
+                <w:b/>
+                <w:bCs/>
+                <w:color w:val="000000"/>
+                <w:lang w:val="es-MX"/>
+              </w:rPr>
+            </w:pPr>
+            <w:r>
+              <w:rPr>
+                <w:rFonts w:ascii="Aptos Narrow" w:eastAsia="Times New Roman" w:hAnsi="Aptos Narrow" w:cs="Times New Roman"/>
+                <w:b/>
+                <w:bCs/>
+                <w:color w:val="000000"/>
+                <w:lang w:val="es-MX"/>
+              </w:rPr>
+              <w:t>1.13.1</w:t>
+            </w:r>
+          </w:p>
+        </w:tc>
+        <w:tc>
+          <w:tcPr>
+            <w:tcW w:w="2704" w:type="dxa"/>
+            <w:vAlign w:val="center"/>
+            <w:hideMark/>
+          </w:tcPr>
+          <w:p>
+            <w:pPr>
+              <w:spacing w:line="240" w:lineRule="auto"/>
+              <w:rPr>
+                <w:rFonts w:ascii="Aptos Narrow" w:eastAsia="Times New Roman" w:hAnsi="Aptos Narrow" w:cs="Times New Roman"/>
+                <w:color w:val="000000"/>
+                <w:lang w:val="es-MX"/>
+              </w:rPr>
+            </w:pPr>
+            <w:r>
+              <w:rPr>
+                <w:rFonts w:ascii="Aptos Narrow" w:eastAsia="Times New Roman" w:hAnsi="Aptos Narrow" w:cs="Times New Roman"/>
+                <w:color w:val="000000"/>
+                <w:lang w:val="es-MX"/>
+              </w:rPr>
+              <w:t>Resultados</w:t>
+            </w:r>
+          </w:p>
+        </w:tc>
+        <w:tc>
+          <w:tcPr>
+            <w:tcW w:w="1818" w:type="dxa"/>
+            <w:vAlign w:val="center"/>
+            <w:hideMark/>
+          </w:tcPr>
+          <w:p>
+            <w:pPr>
+              <w:spacing w:line="240" w:lineRule="auto"/>
+              <w:jc w:val="center"/>
+              <w:rPr>
+                <w:rFonts w:ascii="Aptos Narrow" w:eastAsia="Times New Roman" w:hAnsi="Aptos Narrow" w:cs="Times New Roman"/>
+                <w:color w:val="000000"/>
+                <w:lang w:val="es-MX"/>
+              </w:rPr>
+            </w:pPr>
+            <w:r>
+              <w:rPr>
+                <w:rFonts w:ascii="Aptos Narrow" w:eastAsia="Times New Roman" w:hAnsi="Aptos Narrow" w:cs="Times New Roman"/>
+                <w:color w:val="000000"/>
+                <w:lang w:val="es-MX"/>
+              </w:rPr>
+              <w:t>R</w:t>
+            </w:r>
+          </w:p>
+        </w:tc>
+        <w:tc>
+          <w:tcPr>
+            <w:tcW w:w="1933" w:type="dxa"/>
+            <w:vAlign w:val="center"/>
+            <w:hideMark/>
+          </w:tcPr>
+          <w:p>
+            <w:pPr>
+              <w:spacing w:line="240" w:lineRule="auto"/>
+              <w:jc w:val="center"/>
+              <w:rPr>
+                <w:rFonts w:ascii="Aptos Narrow" w:eastAsia="Times New Roman" w:hAnsi="Aptos Narrow" w:cs="Times New Roman"/>
+                <w:color w:val="000000"/>
+                <w:lang w:val="es-MX"/>
+              </w:rPr>
+            </w:pPr>
+            <w:r>
+              <w:rPr>
+                <w:rFonts w:ascii="Aptos Narrow" w:eastAsia="Times New Roman" w:hAnsi="Aptos Narrow" w:cs="Times New Roman"/>
+                <w:color w:val="000000"/>
+                <w:lang w:val="es-MX"/>
+              </w:rPr>
+              <w:t>C</w:t>
+            </w:r>
+          </w:p>
+        </w:tc>
+        <w:tc>
+          <w:tcPr>
+            <w:tcW w:w="1933" w:type="dxa"/>
+            <w:vAlign w:val="center"/>
+            <w:hideMark/>
+          </w:tcPr>
+          <w:p>
+            <w:pPr>
+              <w:spacing w:line="240" w:lineRule="auto"/>
+              <w:jc w:val="center"/>
+              <w:rPr>
+                <w:rFonts w:ascii="Aptos Narrow" w:eastAsia="Times New Roman" w:hAnsi="Aptos Narrow" w:cs="Times New Roman"/>
+                <w:color w:val="000000"/>
+                <w:lang w:val="es-MX"/>
+              </w:rPr>
+            </w:pPr>
+            <w:r>
+              <w:rPr>
+                <w:rFonts w:ascii="Aptos Narrow" w:eastAsia="Times New Roman" w:hAnsi="Aptos Narrow" w:cs="Times New Roman"/>
+                <w:color w:val="000000"/>
+                <w:lang w:val="es-MX"/>
+              </w:rPr>
+              <w:t>C</w:t>
+            </w:r>
+          </w:p>
+        </w:tc>
+      </w:tr>
+      <w:tr>
+        <w:trPr>
+          <w:trHeight w:val="20"/>
+          <w:jc w:val="center"/>
+        </w:trPr>
+        <w:tc>
+          <w:tcPr>
+            <w:tcW w:w="1271" w:type="dxa"/>
+            <w:shd w:val="clear" w:color="auto" w:fill="D9D9D9" w:themeFill="background1" w:themeFillShade="D9"/>
+            <w:vAlign w:val="center"/>
+            <w:hideMark/>
+          </w:tcPr>
+          <w:p>
+            <w:pPr>
+              <w:spacing w:line="240" w:lineRule="auto"/>
+              <w:rPr>
+                <w:rFonts w:ascii="Aptos Narrow" w:eastAsia="Times New Roman" w:hAnsi="Aptos Narrow" w:cs="Times New Roman"/>
+                <w:b/>
+                <w:bCs/>
+                <w:color w:val="000000"/>
+                <w:lang w:val="es-MX"/>
+              </w:rPr>
+            </w:pPr>
+            <w:r>
+              <w:rPr>
+                <w:rFonts w:ascii="Aptos Narrow" w:eastAsia="Times New Roman" w:hAnsi="Aptos Narrow" w:cs="Times New Roman"/>
+                <w:b/>
+                <w:bCs/>
+                <w:color w:val="000000"/>
+                <w:lang w:val="es-MX"/>
+              </w:rPr>
+              <w:t>1.13.2</w:t>
+            </w:r>
+          </w:p>
+        </w:tc>
+        <w:tc>
+          <w:tcPr>
+            <w:tcW w:w="2704" w:type="dxa"/>
+            <w:vAlign w:val="center"/>
+            <w:hideMark/>
+          </w:tcPr>
+          <w:p>
+            <w:pPr>
+              <w:spacing w:line="240" w:lineRule="auto"/>
+              <w:rPr>
+                <w:rFonts w:ascii="Aptos Narrow" w:eastAsia="Times New Roman" w:hAnsi="Aptos Narrow" w:cs="Times New Roman"/>
+                <w:color w:val="000000"/>
+                <w:lang w:val="es-MX"/>
+              </w:rPr>
+            </w:pPr>
+            <w:r>
+              <w:rPr>
+                <w:rFonts w:ascii="Aptos Narrow" w:eastAsia="Times New Roman" w:hAnsi="Aptos Narrow" w:cs="Times New Roman"/>
+                <w:color w:val="000000"/>
+                <w:lang w:val="es-MX"/>
+              </w:rPr>
+              <w:t>Problemas encontrados</w:t>
+            </w:r>
+          </w:p>
+        </w:tc>
+        <w:tc>
+          <w:tcPr>
+            <w:tcW w:w="1818" w:type="dxa"/>
+            <w:vAlign w:val="center"/>
+            <w:hideMark/>
+          </w:tcPr>
+          <w:p>
+            <w:pPr>
+              <w:spacing w:line="240" w:lineRule="auto"/>
+              <w:jc w:val="center"/>
+              <w:rPr>
+                <w:rFonts w:ascii="Aptos Narrow" w:eastAsia="Times New Roman" w:hAnsi="Aptos Narrow" w:cs="Times New Roman"/>
+                <w:color w:val="000000"/>
+                <w:lang w:val="es-MX"/>
+              </w:rPr>
+            </w:pPr>
+            <w:r>
+              <w:rPr>
+                <w:rFonts w:ascii="Aptos Narrow" w:eastAsia="Times New Roman" w:hAnsi="Aptos Narrow" w:cs="Times New Roman"/>
+                <w:color w:val="000000"/>
+                <w:lang w:val="es-MX"/>
+              </w:rPr>
+              <w:t>R</w:t>
+            </w:r>
+          </w:p>
+        </w:tc>
+        <w:tc>
+          <w:tcPr>
+            <w:tcW w:w="1933" w:type="dxa"/>
+            <w:vAlign w:val="center"/>
+            <w:hideMark/>
+          </w:tcPr>
+          <w:p>
+            <w:pPr>
+              <w:spacing w:line="240" w:lineRule="auto"/>
+              <w:jc w:val="center"/>
+              <w:rPr>
+                <w:rFonts w:ascii="Aptos Narrow" w:eastAsia="Times New Roman" w:hAnsi="Aptos Narrow" w:cs="Times New Roman"/>
+                <w:color w:val="000000"/>
+                <w:lang w:val="es-MX"/>
+              </w:rPr>
+            </w:pPr>
+            <w:r>
+              <w:rPr>
+                <w:rFonts w:ascii="Aptos Narrow" w:eastAsia="Times New Roman" w:hAnsi="Aptos Narrow" w:cs="Times New Roman"/>
+                <w:color w:val="000000"/>
+                <w:lang w:val="es-MX"/>
+              </w:rPr>
+              <w:t>C</w:t>
+            </w:r>
+          </w:p>
+        </w:tc>
+        <w:tc>
+          <w:tcPr>
+            <w:tcW w:w="1933" w:type="dxa"/>
+            <w:vAlign w:val="center"/>
+            <w:hideMark/>
+          </w:tcPr>
+          <w:p>
+            <w:pPr>
+              <w:spacing w:line="240" w:lineRule="auto"/>
+              <w:jc w:val="center"/>
+              <w:rPr>
+                <w:rFonts w:ascii="Aptos Narrow" w:eastAsia="Times New Roman" w:hAnsi="Aptos Narrow" w:cs="Times New Roman"/>
+                <w:color w:val="000000"/>
+                <w:lang w:val="es-MX"/>
+              </w:rPr>
+            </w:pPr>
+            <w:r>
+              <w:rPr>
+                <w:rFonts w:ascii="Aptos Narrow" w:eastAsia="Times New Roman" w:hAnsi="Aptos Narrow" w:cs="Times New Roman"/>
+                <w:color w:val="000000"/>
+                <w:lang w:val="es-MX"/>
+              </w:rPr>
+              <w:t>C</w:t>
+            </w:r>
+          </w:p>
+        </w:tc>
+      </w:tr>
+      <w:tr>
+        <w:trPr>
+          <w:trHeight w:val="20"/>
+          <w:jc w:val="center"/>
+        </w:trPr>
+        <w:tc>
+          <w:tcPr>
+            <w:tcW w:w="1271" w:type="dxa"/>
+            <w:shd w:val="clear" w:color="auto" w:fill="D9D9D9" w:themeFill="background1" w:themeFillShade="D9"/>
+            <w:vAlign w:val="center"/>
+            <w:hideMark/>
+          </w:tcPr>
+          <w:p>
+            <w:pPr>
+              <w:spacing w:line="240" w:lineRule="auto"/>
+              <w:rPr>
+                <w:rFonts w:ascii="Aptos Narrow" w:eastAsia="Times New Roman" w:hAnsi="Aptos Narrow" w:cs="Times New Roman"/>
+                <w:b/>
+                <w:bCs/>
+                <w:color w:val="000000"/>
+                <w:lang w:val="es-MX"/>
+              </w:rPr>
+            </w:pPr>
+            <w:r>
+              <w:rPr>
+                <w:rFonts w:ascii="Aptos Narrow" w:eastAsia="Times New Roman" w:hAnsi="Aptos Narrow" w:cs="Times New Roman"/>
+                <w:b/>
+                <w:bCs/>
+                <w:color w:val="000000"/>
+                <w:lang w:val="es-MX"/>
+              </w:rPr>
+              <w:t>1.13.3</w:t>
+            </w:r>
+          </w:p>
+        </w:tc>
+        <w:tc>
+          <w:tcPr>
+            <w:tcW w:w="2704" w:type="dxa"/>
+            <w:vAlign w:val="center"/>
+            <w:hideMark/>
+          </w:tcPr>
+          <w:p>
+            <w:pPr>
+              <w:spacing w:line="240" w:lineRule="auto"/>
+              <w:rPr>
+                <w:rFonts w:ascii="Aptos Narrow" w:eastAsia="Times New Roman" w:hAnsi="Aptos Narrow" w:cs="Times New Roman"/>
+                <w:color w:val="000000"/>
+                <w:lang w:val="es-MX"/>
+              </w:rPr>
+            </w:pPr>
+            <w:r>
+              <w:rPr>
+                <w:rFonts w:ascii="Aptos Narrow" w:eastAsia="Times New Roman" w:hAnsi="Aptos Narrow" w:cs="Times New Roman"/>
+                <w:color w:val="000000"/>
+                <w:lang w:val="es-MX"/>
+              </w:rPr>
+              <w:t>Recomendaciones</w:t>
+            </w:r>
+          </w:p>
+        </w:tc>
+        <w:tc>
+          <w:tcPr>
+            <w:tcW w:w="1818" w:type="dxa"/>
+            <w:vAlign w:val="center"/>
+            <w:hideMark/>
+          </w:tcPr>
+          <w:p>
+            <w:pPr>
+              <w:spacing w:line="240" w:lineRule="auto"/>
+              <w:jc w:val="center"/>
+              <w:rPr>
+                <w:rFonts w:ascii="Aptos Narrow" w:eastAsia="Times New Roman" w:hAnsi="Aptos Narrow" w:cs="Times New Roman"/>
+                <w:color w:val="000000"/>
+                <w:lang w:val="es-MX"/>
+              </w:rPr>
+            </w:pPr>
+            <w:r>
+              <w:rPr>
+                <w:rFonts w:ascii="Aptos Narrow" w:eastAsia="Times New Roman" w:hAnsi="Aptos Narrow" w:cs="Times New Roman"/>
+                <w:color w:val="000000"/>
+                <w:lang w:val="es-MX"/>
+              </w:rPr>
+              <w:t>R</w:t>
+            </w:r>
+          </w:p>
+        </w:tc>
+        <w:tc>
+          <w:tcPr>
+            <w:tcW w:w="1933" w:type="dxa"/>
+            <w:vAlign w:val="center"/>
+            <w:hideMark/>
+          </w:tcPr>
+          <w:p>
+            <w:pPr>
+              <w:spacing w:line="240" w:lineRule="auto"/>
+              <w:jc w:val="center"/>
+              <w:rPr>
+                <w:rFonts w:ascii="Aptos Narrow" w:eastAsia="Times New Roman" w:hAnsi="Aptos Narrow" w:cs="Times New Roman"/>
+                <w:color w:val="000000"/>
+                <w:lang w:val="es-MX"/>
+              </w:rPr>
+            </w:pPr>
+            <w:r>
+              <w:rPr>
+                <w:rFonts w:ascii="Aptos Narrow" w:eastAsia="Times New Roman" w:hAnsi="Aptos Narrow" w:cs="Times New Roman"/>
+                <w:color w:val="000000"/>
+                <w:lang w:val="es-MX"/>
+              </w:rPr>
+              <w:t>C</w:t>
+            </w:r>
+          </w:p>
+        </w:tc>
+        <w:tc>
+          <w:tcPr>
+            <w:tcW w:w="1933" w:type="dxa"/>
+            <w:vAlign w:val="center"/>
+            <w:hideMark/>
+          </w:tcPr>
+          <w:p>
+            <w:pPr>
+              <w:spacing w:line="240" w:lineRule="auto"/>
+              <w:jc w:val="center"/>
+              <w:rPr>
+                <w:rFonts w:ascii="Aptos Narrow" w:eastAsia="Times New Roman" w:hAnsi="Aptos Narrow" w:cs="Times New Roman"/>
+                <w:color w:val="000000"/>
+                <w:lang w:val="es-MX"/>
+              </w:rPr>
+            </w:pPr>
+            <w:r>
+              <w:rPr>
+                <w:rFonts w:ascii="Aptos Narrow" w:eastAsia="Times New Roman" w:hAnsi="Aptos Narrow" w:cs="Times New Roman"/>
+                <w:color w:val="000000"/>
+                <w:lang w:val="es-MX"/>
+              </w:rPr>
+              <w:t>C</w:t>
+            </w:r>
+          </w:p>
+        </w:tc>
+      </w:tr>
+      <w:tr>
+        <w:trPr>
+          <w:trHeight w:val="20"/>
+          <w:jc w:val="center"/>
+        </w:trPr>
+        <w:tc>
+          <w:tcPr>
+            <w:tcW w:w="1271" w:type="dxa"/>
+            <w:shd w:val="clear" w:color="auto" w:fill="D9D9D9" w:themeFill="background1" w:themeFillShade="D9"/>
+            <w:vAlign w:val="center"/>
+            <w:hideMark/>
+          </w:tcPr>
+          <w:p>
+            <w:pPr>
+              <w:spacing w:line="240" w:lineRule="auto"/>
+              <w:jc w:val="right"/>
+              <w:rPr>
+                <w:rFonts w:ascii="Aptos Narrow" w:eastAsia="Times New Roman" w:hAnsi="Aptos Narrow" w:cs="Times New Roman"/>
+                <w:b/>
+                <w:bCs/>
+                <w:color w:val="000000"/>
+                <w:lang w:val="es-MX"/>
+              </w:rPr>
+            </w:pPr>
+            <w:r>
+              <w:rPr>
+                <w:rFonts w:ascii="Aptos Narrow" w:eastAsia="Times New Roman" w:hAnsi="Aptos Narrow" w:cs="Times New Roman"/>
+                <w:b/>
+                <w:bCs/>
+                <w:color w:val="000000"/>
+                <w:lang w:val="es-MX"/>
+              </w:rPr>
+              <w:t>1.14</w:t>
+            </w:r>
+          </w:p>
+        </w:tc>
+        <w:tc>
+          <w:tcPr>
+            <w:tcW w:w="2704" w:type="dxa"/>
+            <w:vAlign w:val="center"/>
+            <w:hideMark/>
+          </w:tcPr>
+          <w:p>
+            <w:pPr>
+              <w:spacing w:line="240" w:lineRule="auto"/>
+              <w:rPr>
+                <w:rFonts w:ascii="Aptos Narrow" w:eastAsia="Times New Roman" w:hAnsi="Aptos Narrow" w:cs="Times New Roman"/>
+                <w:color w:val="000000"/>
+                <w:lang w:val="es-MX"/>
+              </w:rPr>
+            </w:pPr>
+            <w:r>
+              <w:rPr>
+                <w:rFonts w:ascii="Aptos Narrow" w:eastAsia="Times New Roman" w:hAnsi="Aptos Narrow" w:cs="Times New Roman"/>
+                <w:color w:val="000000"/>
+                <w:lang w:val="es-MX"/>
+              </w:rPr>
+              <w:t>Anexos</w:t>
+            </w:r>
+          </w:p>
+        </w:tc>
+        <w:tc>
+          <w:tcPr>
+            <w:tcW w:w="1818" w:type="dxa"/>
+            <w:vAlign w:val="center"/>
+            <w:hideMark/>
+          </w:tcPr>
+          <w:p>
+            <w:pPr>
+              <w:spacing w:line="240" w:lineRule="auto"/>
+              <w:jc w:val="center"/>
+              <w:rPr>
+                <w:rFonts w:ascii="Aptos Narrow" w:eastAsia="Times New Roman" w:hAnsi="Aptos Narrow" w:cs="Times New Roman"/>
+                <w:color w:val="000000"/>
+                <w:lang w:val="es-MX"/>
+              </w:rPr>
+            </w:pPr>
+            <w:r>
+              <w:rPr>
+                <w:rFonts w:ascii="Aptos Narrow" w:eastAsia="Times New Roman" w:hAnsi="Aptos Narrow" w:cs="Times New Roman"/>
+                <w:color w:val="000000"/>
+                <w:lang w:val="es-MX"/>
+              </w:rPr>
+              <w:t>A</w:t>
+            </w:r>
+          </w:p>
+        </w:tc>
+        <w:tc>
+          <w:tcPr>
+            <w:tcW w:w="1933" w:type="dxa"/>
+            <w:vAlign w:val="center"/>
+            <w:hideMark/>
+          </w:tcPr>
+          <w:p>
+            <w:pPr>
+              <w:spacing w:line="240" w:lineRule="auto"/>
+              <w:jc w:val="center"/>
+              <w:rPr>
+                <w:rFonts w:ascii="Aptos Narrow" w:eastAsia="Times New Roman" w:hAnsi="Aptos Narrow" w:cs="Times New Roman"/>
+                <w:color w:val="000000"/>
+                <w:lang w:val="es-MX"/>
+              </w:rPr>
+            </w:pPr>
+            <w:r>
+              <w:rPr>
+                <w:rFonts w:ascii="Aptos Narrow" w:eastAsia="Times New Roman" w:hAnsi="Aptos Narrow" w:cs="Times New Roman"/>
+                <w:color w:val="000000"/>
+                <w:lang w:val="es-MX"/>
+              </w:rPr>
+              <w:t>R</w:t>
+            </w:r>
+          </w:p>
+        </w:tc>
+        <w:tc>
+          <w:tcPr>
+            <w:tcW w:w="1933" w:type="dxa"/>
+            <w:vAlign w:val="center"/>
+            <w:hideMark/>
+          </w:tcPr>
+          <w:p>
+            <w:pPr>
+              <w:spacing w:line="240" w:lineRule="auto"/>
+              <w:jc w:val="center"/>
+              <w:rPr>
+                <w:rFonts w:ascii="Aptos Narrow" w:eastAsia="Times New Roman" w:hAnsi="Aptos Narrow" w:cs="Times New Roman"/>
+                <w:color w:val="000000"/>
+                <w:lang w:val="es-MX"/>
+              </w:rPr>
+            </w:pPr>
+            <w:r>
+              <w:rPr>
+                <w:rFonts w:ascii="Aptos Narrow" w:eastAsia="Times New Roman" w:hAnsi="Aptos Narrow" w:cs="Times New Roman"/>
+                <w:color w:val="000000"/>
+                <w:lang w:val="es-MX"/>
+              </w:rPr>
+              <w:t>R</w:t>
+            </w:r>
+          </w:p>
+        </w:tc>
+      </w:tr>
+    </w:tbl>
+    <w:p>
+      <w:pPr>
+        <w:jc w:val="both"/>
+        <w:rPr>
+          <w:rFonts w:ascii="Aptos" w:hAnsi="Aptos"/>
+          <w:lang w:val="es-MX" w:eastAsia="zh-CN"/>
+        </w:rPr>
+      </w:pPr>
     </w:p>
     <w:p>
       <w:pPr>
@@ -1149,6 +6276,36 @@
           <w:lang w:val="es-MX" w:eastAsia="zh-CN"/>
         </w:rPr>
       </w:pPr>
+      <w:r>
+        <w:rPr>
+          <w:rFonts w:ascii="Aptos" w:hAnsi="Aptos"/>
+          <w:lang w:val="es-MX" w:eastAsia="zh-CN"/>
+        </w:rPr>
+        <w:t xml:space="preserve"> </w:t>
+      </w:r>
+    </w:p>
+    <w:p>
+      <w:pPr>
+        <w:rPr>
+          <w:rFonts w:ascii="Aptos" w:eastAsiaTheme="majorEastAsia" w:hAnsi="Aptos" w:cstheme="majorBidi"/>
+          <w:b/>
+          <w:color w:val="262626" w:themeColor="text1" w:themeTint="D9"/>
+          <w:spacing w:val="-10"/>
+          <w:kern w:val="28"/>
+          <w:sz w:val="30"/>
+          <w:szCs w:val="30"/>
+          <w:lang w:val="es-MX" w:eastAsia="zh-CN"/>
+          <w14:ligatures w14:val="standardContextual"/>
+        </w:rPr>
+      </w:pPr>
+      <w:r>
+        <w:rPr>
+          <w:rFonts w:ascii="Aptos" w:hAnsi="Aptos"/>
+          <w:sz w:val="30"/>
+          <w:szCs w:val="30"/>
+        </w:rPr>
+        <w:br w:type="page"/>
+      </w:r>
     </w:p>
     <w:p>
       <w:pPr>
@@ -1160,32 +6317,17 @@
           <w:szCs w:val="30"/>
         </w:rPr>
       </w:pPr>
-      <w:bookmarkStart w:id="2" w:name="_Toc226051385"/>
+      <w:bookmarkStart w:id="2" w:name="_Toc229350226"/>
       <w:r>
         <w:rPr>
           <w:rFonts w:ascii="Aptos" w:hAnsi="Aptos"/>
           <w:sz w:val="30"/>
           <w:szCs w:val="30"/>
         </w:rPr>
-        <w:t>Requisitos Funcion</w:t>
-      </w:r>
-      <w:r>
-        <w:rPr>
-          <w:rFonts w:ascii="Aptos" w:hAnsi="Aptos"/>
-          <w:sz w:val="30"/>
-          <w:szCs w:val="30"/>
-        </w:rPr>
-        <w:t>ales</w:t>
+        <w:lastRenderedPageBreak/>
+        <w:t>Gráfico de Gantt</w:t>
       </w:r>
       <w:bookmarkEnd w:id="2"/>
-      <w:r>
-        <w:rPr>
-          <w:rFonts w:ascii="Aptos" w:hAnsi="Aptos"/>
-          <w:sz w:val="30"/>
-          <w:szCs w:val="30"/>
-        </w:rPr>
-        <w:t xml:space="preserve"> </w:t>
-      </w:r>
     </w:p>
     <w:p>
       <w:pPr>
@@ -1195,6 +6337,79 @@
           <w:lang w:val="es-MX"/>
         </w:rPr>
       </w:pPr>
+      <w:r>
+        <w:rPr>
+          <w:rFonts w:ascii="Aptos" w:hAnsi="Aptos"/>
+          <w:lang w:val="es-MX"/>
+        </w:rPr>
+        <w:drawing>
+          <wp:anchor distT="0" distB="0" distL="114300" distR="114300" simplePos="0" relativeHeight="251659264" behindDoc="0" locked="0" layoutInCell="1" allowOverlap="1" wp14:anchorId="2F3745E2" wp14:editId="20B3D91F">
+            <wp:simplePos x="0" y="0"/>
+            <wp:positionH relativeFrom="margin">
+              <wp:align>center</wp:align>
+            </wp:positionH>
+            <wp:positionV relativeFrom="paragraph">
+              <wp:posOffset>193040</wp:posOffset>
+            </wp:positionV>
+            <wp:extent cx="6728460" cy="3208655"/>
+            <wp:effectExtent l="0" t="0" r="0" b="0"/>
+            <wp:wrapSquare wrapText="bothSides"/>
+            <wp:docPr id="247344679" name="Imagen 2"/>
+            <wp:cNvGraphicFramePr>
+              <a:graphicFrameLocks xmlns:a="http://schemas.openxmlformats.org/drawingml/2006/main" noChangeAspect="1"/>
+            </wp:cNvGraphicFramePr>
+            <a:graphic xmlns:a="http://schemas.openxmlformats.org/drawingml/2006/main">
+              <a:graphicData uri="http://schemas.openxmlformats.org/drawingml/2006/picture">
+                <pic:pic xmlns:pic="http://schemas.openxmlformats.org/drawingml/2006/picture">
+                  <pic:nvPicPr>
+                    <pic:cNvPr id="0" name="Picture 6"/>
+                    <pic:cNvPicPr>
+                      <a:picLocks noChangeAspect="1" noChangeArrowheads="1"/>
+                    </pic:cNvPicPr>
+                  </pic:nvPicPr>
+                  <pic:blipFill rotWithShape="1">
+                    <a:blip r:embed="rId8" cstate="print">
+                      <a:extLst>
+                        <a:ext uri="{28A0092B-C50C-407E-A947-70E740481C1C}">
+                          <a14:useLocalDpi xmlns:a14="http://schemas.microsoft.com/office/drawing/2010/main" val="0"/>
+                        </a:ext>
+                      </a:extLst>
+                    </a:blip>
+                    <a:srcRect l="4559" t="10326" r="18375" b="29133"/>
+                    <a:stretch>
+                      <a:fillRect/>
+                    </a:stretch>
+                  </pic:blipFill>
+                  <pic:spPr bwMode="auto">
+                    <a:xfrm>
+                      <a:off x="0" y="0"/>
+                      <a:ext cx="6728460" cy="3208655"/>
+                    </a:xfrm>
+                    <a:prstGeom prst="rect">
+                      <a:avLst/>
+                    </a:prstGeom>
+                    <a:noFill/>
+                    <a:ln>
+                      <a:noFill/>
+                    </a:ln>
+                    <a:extLst>
+                      <a:ext uri="{53640926-AAD7-44D8-BBD7-CCE9431645EC}">
+                        <a14:shadowObscured xmlns:a14="http://schemas.microsoft.com/office/drawing/2010/main"/>
+                      </a:ext>
+                    </a:extLst>
+                  </pic:spPr>
+                </pic:pic>
+              </a:graphicData>
+            </a:graphic>
+            <wp14:sizeRelH relativeFrom="margin">
+              <wp14:pctWidth>0</wp14:pctWidth>
+            </wp14:sizeRelH>
+            <wp14:sizeRelV relativeFrom="margin">
+              <wp14:pctHeight>0</wp14:pctHeight>
+            </wp14:sizeRelV>
+          </wp:anchor>
+        </w:drawing>
+      </w:r>
       <w:r>
         <w:rPr>
           <w:rFonts w:ascii="Aptos" w:hAnsi="Aptos"/>
@@ -1207,28 +6422,109 @@
           <w:rFonts w:ascii="Aptos" w:hAnsi="Aptos"/>
           <w:lang w:val="es-MX"/>
         </w:rPr>
-        <w:t xml:space="preserve">. En resumen, en el proyecto, los requerimientos funcionales </w:t>
+        <w:t xml:space="preserve">. En resumen, en el proyecto, los requerimientos </w:t>
+      </w:r>
+    </w:p>
+    <w:p>
+      <w:pPr>
+        <w:rPr>
+          <w:rFonts w:ascii="Aptos" w:hAnsi="Aptos"/>
+          <w:lang w:val="es-MX"/>
+        </w:rPr>
+      </w:pPr>
+    </w:p>
+    <w:p>
+      <w:pPr>
+        <w:jc w:val="both"/>
+        <w:rPr>
+          <w:rFonts w:ascii="Aptos" w:hAnsi="Aptos"/>
+          <w:lang w:val="es-MX"/>
+        </w:rPr>
+      </w:pPr>
+    </w:p>
+    <w:p>
+      <w:pPr>
+        <w:pStyle w:val="titulo1"/>
+        <w:outlineLvl w:val="1"/>
+        <w:rPr>
+          <w:rFonts w:ascii="Aptos" w:hAnsi="Aptos"/>
+          <w:sz w:val="30"/>
+          <w:szCs w:val="30"/>
+        </w:rPr>
+      </w:pPr>
+      <w:bookmarkStart w:id="3" w:name="_Toc229350227"/>
+      <w:r>
+        <w:rPr>
+          <w:rFonts w:ascii="Aptos" w:hAnsi="Aptos"/>
+          <w:sz w:val="30"/>
+          <w:szCs w:val="30"/>
+        </w:rPr>
+        <w:t>Distribución por Sprint</w:t>
+      </w:r>
+      <w:bookmarkEnd w:id="3"/>
+    </w:p>
+    <w:p>
+      <w:pPr>
+        <w:jc w:val="both"/>
+        <w:rPr>
+          <w:rFonts w:ascii="Aptos" w:hAnsi="Aptos"/>
+          <w:lang w:val="es-MX"/>
+        </w:rPr>
+      </w:pPr>
+      <w:r>
+        <w:rPr>
+          <w:rFonts w:ascii="Aptos" w:hAnsi="Aptos"/>
+          <w:lang w:val="es-MX"/>
+        </w:rPr>
+        <w:t xml:space="preserve">El proyecto se desarrolla en </w:t>
+      </w:r>
+      <w:r>
+        <w:rPr>
+          <w:rFonts w:ascii="Aptos" w:hAnsi="Aptos"/>
+          <w:b/>
+          <w:bCs/>
+          <w:lang w:val="es-MX"/>
+        </w:rPr>
+        <w:t>8 semanas</w:t>
       </w:r>
       <w:r>
         <w:rPr>
           <w:rFonts w:ascii="Aptos" w:hAnsi="Aptos"/>
           <w:lang w:val="es-MX"/>
         </w:rPr>
-        <w:t>abarcan el m</w:t>
+        <w:t xml:space="preserve"> organizadas en 4 </w:t>
       </w:r>
+      <w:proofErr w:type="spellStart"/>
       <w:r>
         <w:rPr>
           <w:rFonts w:ascii="Aptos" w:hAnsi="Aptos"/>
           <w:lang w:val="es-MX"/>
         </w:rPr>
-        <w:t>ostrar proyectos + navegación + interacción + contacto</w:t>
+        <w:t>Sprints</w:t>
       </w:r>
+      <w:proofErr w:type="spellEnd"/>
       <w:r>
         <w:rPr>
           <w:rFonts w:ascii="Aptos" w:hAnsi="Aptos"/>
           <w:lang w:val="es-MX"/>
         </w:rPr>
-        <w:t>.</w:t>
+        <w:t xml:space="preserve">. A </w:t>
+      </w:r>
+      <w:proofErr w:type="gramStart"/>
+      <w:r>
+        <w:rPr>
+          <w:rFonts w:ascii="Aptos" w:hAnsi="Aptos"/>
+          <w:lang w:val="es-MX"/>
+        </w:rPr>
+        <w:t>continuación</w:t>
+      </w:r>
+      <w:proofErr w:type="gramEnd"/>
+      <w:r>
+        <w:rPr>
+          <w:rFonts w:ascii="Aptos" w:hAnsi="Aptos"/>
+          <w:lang w:val="es-MX"/>
+        </w:rPr>
+        <w:t xml:space="preserve"> se presenta el cronograma de actividades con la asignación de semanas por paquete de trabajo.</w:t>
       </w:r>
     </w:p>
     <w:p>
@@ -1242,15 +6538,15 @@
     </w:p>
     <w:tbl>
       <w:tblPr>
-        <w:tblW w:w="9493" w:type="dxa"/>
+        <w:tblW w:w="7655" w:type="dxa"/>
         <w:jc w:val="center"/>
         <w:tblBorders>
-          <w:top w:val="single" w:sz="4" w:space="0" w:color="7F7F7F" w:themeColor="text1" w:themeTint="80"/>
-          <w:left w:val="single" w:sz="4" w:space="0" w:color="7F7F7F" w:themeColor="text1" w:themeTint="80"/>
-          <w:bottom w:val="single" w:sz="4" w:space="0" w:color="7F7F7F" w:themeColor="text1" w:themeTint="80"/>
-          <w:right w:val="single" w:sz="4" w:space="0" w:color="7F7F7F" w:themeColor="text1" w:themeTint="80"/>
-          <w:insideH w:val="single" w:sz="4" w:space="0" w:color="7F7F7F" w:themeColor="text1" w:themeTint="80"/>
-          <w:insideV w:val="single" w:sz="4" w:space="0" w:color="7F7F7F" w:themeColor="text1" w:themeTint="80"/>
+          <w:top w:val="single" w:sz="4" w:space="0" w:color="BFBFBF" w:themeColor="background1" w:themeShade="BF"/>
+          <w:left w:val="single" w:sz="4" w:space="0" w:color="BFBFBF" w:themeColor="background1" w:themeShade="BF"/>
+          <w:bottom w:val="single" w:sz="4" w:space="0" w:color="BFBFBF" w:themeColor="background1" w:themeShade="BF"/>
+          <w:right w:val="single" w:sz="4" w:space="0" w:color="BFBFBF" w:themeColor="background1" w:themeShade="BF"/>
+          <w:insideH w:val="single" w:sz="4" w:space="0" w:color="BFBFBF" w:themeColor="background1" w:themeShade="BF"/>
+          <w:insideV w:val="single" w:sz="4" w:space="0" w:color="BFBFBF" w:themeColor="background1" w:themeShade="BF"/>
         </w:tblBorders>
         <w:tblCellMar>
           <w:top w:w="68" w:type="dxa"/>
@@ -1261,18 +6557,18 @@
         <w:tblLook w:val="04A0" w:firstRow="1" w:lastRow="0" w:firstColumn="1" w:lastColumn="0" w:noHBand="0" w:noVBand="1"/>
       </w:tblPr>
       <w:tblGrid>
-        <w:gridCol w:w="1838"/>
-        <w:gridCol w:w="2835"/>
-        <w:gridCol w:w="4820"/>
+        <w:gridCol w:w="1239"/>
+        <w:gridCol w:w="1249"/>
+        <w:gridCol w:w="5167"/>
       </w:tblGrid>
       <w:tr>
         <w:trPr>
-          <w:trHeight w:val="834"/>
+          <w:trHeight w:val="454"/>
           <w:jc w:val="center"/>
         </w:trPr>
         <w:tc>
           <w:tcPr>
-            <w:tcW w:w="1838" w:type="dxa"/>
+            <w:tcW w:w="1240" w:type="dxa"/>
             <w:shd w:val="clear" w:color="auto" w:fill="262626" w:themeFill="text1" w:themeFillTint="D9"/>
             <w:vAlign w:val="center"/>
             <w:hideMark/>
@@ -1298,13 +6594,13 @@
                 <w:szCs w:val="28"/>
                 <w:lang w:val="es-MX"/>
               </w:rPr>
-              <w:t>Identificador</w:t>
-            </w:r>
-          </w:p>
-        </w:tc>
-        <w:tc>
-          <w:tcPr>
-            <w:tcW w:w="2835" w:type="dxa"/>
+              <w:t>Sprint</w:t>
+            </w:r>
+          </w:p>
+        </w:tc>
+        <w:tc>
+          <w:tcPr>
+            <w:tcW w:w="1240" w:type="dxa"/>
             <w:shd w:val="clear" w:color="auto" w:fill="262626" w:themeFill="text1" w:themeFillTint="D9"/>
             <w:vAlign w:val="center"/>
             <w:hideMark/>
@@ -1330,13 +6626,13 @@
                 <w:szCs w:val="28"/>
                 <w:lang w:val="es-MX"/>
               </w:rPr>
-              <w:t>Nombre</w:t>
-            </w:r>
-          </w:p>
-        </w:tc>
-        <w:tc>
-          <w:tcPr>
-            <w:tcW w:w="4820" w:type="dxa"/>
+              <w:t>Semanas</w:t>
+            </w:r>
+          </w:p>
+        </w:tc>
+        <w:tc>
+          <w:tcPr>
+            <w:tcW w:w="5175" w:type="dxa"/>
             <w:shd w:val="clear" w:color="auto" w:fill="262626" w:themeFill="text1" w:themeFillTint="D9"/>
             <w:vAlign w:val="center"/>
             <w:hideMark/>
@@ -1362,7 +6658,7 @@
                 <w:szCs w:val="28"/>
                 <w:lang w:val="es-MX"/>
               </w:rPr>
-              <w:t>Descripción</w:t>
+              <w:t>Hito / Entregable principal</w:t>
             </w:r>
           </w:p>
         </w:tc>
@@ -1374,7 +6670,7 @@
         </w:trPr>
         <w:tc>
           <w:tcPr>
-            <w:tcW w:w="1838" w:type="dxa"/>
+            <w:tcW w:w="1240" w:type="dxa"/>
             <w:shd w:val="clear" w:color="auto" w:fill="D9D9D9" w:themeFill="background1" w:themeFillShade="D9"/>
             <w:vAlign w:val="center"/>
             <w:hideMark/>
@@ -1382,70 +6678,69 @@
           <w:p>
             <w:pPr>
               <w:spacing w:line="240" w:lineRule="auto"/>
-              <w:jc w:val="center"/>
-              <w:rPr>
-                <w:rFonts w:ascii="Aptos Display" w:eastAsia="Times New Roman" w:hAnsi="Aptos Display" w:cs="Times New Roman"/>
-                <w:color w:val="000000"/>
-                <w:lang w:val="es-MX"/>
-              </w:rPr>
-            </w:pPr>
-            <w:r>
-              <w:rPr>
-                <w:rFonts w:ascii="Aptos Display" w:eastAsia="Times New Roman" w:hAnsi="Aptos Display" w:cs="Times New Roman"/>
-                <w:color w:val="000000"/>
-                <w:lang w:val="es-MX"/>
-              </w:rPr>
-              <w:t>RF-01</w:t>
-            </w:r>
-          </w:p>
-        </w:tc>
-        <w:tc>
-          <w:tcPr>
-            <w:tcW w:w="2835" w:type="dxa"/>
-            <w:vAlign w:val="center"/>
-            <w:hideMark/>
-          </w:tcPr>
-          <w:p>
-            <w:pPr>
-              <w:spacing w:line="240" w:lineRule="auto"/>
-              <w:rPr>
-                <w:rFonts w:ascii="Aptos Display" w:eastAsia="Times New Roman" w:hAnsi="Aptos Display" w:cs="Times New Roman"/>
-                <w:color w:val="000000"/>
-                <w:lang w:val="es-MX"/>
-              </w:rPr>
-            </w:pPr>
-            <w:r>
-              <w:rPr>
-                <w:rFonts w:ascii="Aptos Display" w:eastAsia="Times New Roman" w:hAnsi="Aptos Display" w:cs="Times New Roman"/>
-                <w:color w:val="000000"/>
-                <w:lang w:val="es-MX"/>
-              </w:rPr>
-              <w:t>Navegación del sistema</w:t>
-            </w:r>
-          </w:p>
-        </w:tc>
-        <w:tc>
-          <w:tcPr>
-            <w:tcW w:w="4820" w:type="dxa"/>
-            <w:vAlign w:val="center"/>
-            <w:hideMark/>
-          </w:tcPr>
-          <w:p>
-            <w:pPr>
-              <w:spacing w:line="240" w:lineRule="auto"/>
-              <w:rPr>
-                <w:rFonts w:ascii="Aptos Display" w:eastAsia="Times New Roman" w:hAnsi="Aptos Display" w:cs="Times New Roman"/>
-                <w:color w:val="000000"/>
-                <w:lang w:val="es-MX"/>
-              </w:rPr>
-            </w:pPr>
-            <w:r>
-              <w:rPr>
-                <w:rFonts w:ascii="Aptos Display" w:eastAsia="Times New Roman" w:hAnsi="Aptos Display" w:cs="Times New Roman"/>
-                <w:color w:val="000000"/>
-                <w:lang w:val="es-MX"/>
-              </w:rPr>
-              <w:t>El sistema deberá permitir al usuario navegar entre las diferentes secciones del portafolio sin recargar la página.</w:t>
+              <w:rPr>
+                <w:rFonts w:ascii="Aptos Narrow" w:eastAsia="Times New Roman" w:hAnsi="Aptos Narrow" w:cs="Times New Roman"/>
+                <w:color w:val="000000"/>
+                <w:lang w:val="es-MX"/>
+              </w:rPr>
+            </w:pPr>
+            <w:r>
+              <w:rPr>
+                <w:rFonts w:ascii="Aptos Narrow" w:eastAsia="Times New Roman" w:hAnsi="Aptos Narrow" w:cs="Times New Roman"/>
+                <w:color w:val="000000"/>
+                <w:lang w:val="es-MX"/>
+              </w:rPr>
+              <w:t>Sprint 1</w:t>
+            </w:r>
+          </w:p>
+        </w:tc>
+        <w:tc>
+          <w:tcPr>
+            <w:tcW w:w="1240" w:type="dxa"/>
+            <w:vAlign w:val="center"/>
+            <w:hideMark/>
+          </w:tcPr>
+          <w:p>
+            <w:pPr>
+              <w:spacing w:line="240" w:lineRule="auto"/>
+              <w:rPr>
+                <w:rFonts w:ascii="Aptos Narrow" w:eastAsia="Times New Roman" w:hAnsi="Aptos Narrow" w:cs="Times New Roman"/>
+                <w:color w:val="000000"/>
+                <w:lang w:val="es-MX"/>
+              </w:rPr>
+            </w:pPr>
+            <w:r>
+              <w:rPr>
+                <w:rFonts w:ascii="Aptos Narrow" w:eastAsia="Times New Roman" w:hAnsi="Aptos Narrow" w:cs="Times New Roman"/>
+                <w:color w:val="000000"/>
+                <w:lang w:val="es-MX"/>
+              </w:rPr>
+              <w:t>Semana 1-2</w:t>
+            </w:r>
+          </w:p>
+        </w:tc>
+        <w:tc>
+          <w:tcPr>
+            <w:tcW w:w="5175" w:type="dxa"/>
+            <w:vAlign w:val="center"/>
+            <w:hideMark/>
+          </w:tcPr>
+          <w:p>
+            <w:pPr>
+              <w:spacing w:line="240" w:lineRule="auto"/>
+              <w:rPr>
+                <w:rFonts w:ascii="Aptos Narrow" w:eastAsia="Times New Roman" w:hAnsi="Aptos Narrow" w:cs="Times New Roman"/>
+                <w:color w:val="000000"/>
+                <w:lang w:val="es-MX"/>
+              </w:rPr>
+            </w:pPr>
+            <w:r>
+              <w:rPr>
+                <w:rFonts w:ascii="Aptos Narrow" w:eastAsia="Times New Roman" w:hAnsi="Aptos Narrow" w:cs="Times New Roman"/>
+                <w:color w:val="000000"/>
+                <w:lang w:val="es-MX"/>
+              </w:rPr>
+              <w:t>Prototipo funcional navegable con estructura completa del sitio</w:t>
             </w:r>
           </w:p>
         </w:tc>
@@ -1457,7 +6752,7 @@
         </w:trPr>
         <w:tc>
           <w:tcPr>
-            <w:tcW w:w="1838" w:type="dxa"/>
+            <w:tcW w:w="1240" w:type="dxa"/>
             <w:shd w:val="clear" w:color="auto" w:fill="D9D9D9" w:themeFill="background1" w:themeFillShade="D9"/>
             <w:vAlign w:val="center"/>
             <w:hideMark/>
@@ -1465,70 +6760,69 @@
           <w:p>
             <w:pPr>
               <w:spacing w:line="240" w:lineRule="auto"/>
-              <w:jc w:val="center"/>
-              <w:rPr>
-                <w:rFonts w:ascii="Aptos Display" w:eastAsia="Times New Roman" w:hAnsi="Aptos Display" w:cs="Times New Roman"/>
-                <w:color w:val="000000"/>
-                <w:lang w:val="es-MX"/>
-              </w:rPr>
-            </w:pPr>
-            <w:r>
-              <w:rPr>
-                <w:rFonts w:ascii="Aptos Display" w:eastAsia="Times New Roman" w:hAnsi="Aptos Display" w:cs="Times New Roman"/>
-                <w:color w:val="000000"/>
-                <w:lang w:val="es-MX"/>
-              </w:rPr>
-              <w:t>RF-02</w:t>
-            </w:r>
-          </w:p>
-        </w:tc>
-        <w:tc>
-          <w:tcPr>
-            <w:tcW w:w="2835" w:type="dxa"/>
-            <w:vAlign w:val="center"/>
-            <w:hideMark/>
-          </w:tcPr>
-          <w:p>
-            <w:pPr>
-              <w:spacing w:line="240" w:lineRule="auto"/>
-              <w:rPr>
-                <w:rFonts w:ascii="Aptos Display" w:eastAsia="Times New Roman" w:hAnsi="Aptos Display" w:cs="Times New Roman"/>
-                <w:color w:val="000000"/>
-                <w:lang w:val="es-MX"/>
-              </w:rPr>
-            </w:pPr>
-            <w:r>
-              <w:rPr>
-                <w:rFonts w:ascii="Aptos Display" w:eastAsia="Times New Roman" w:hAnsi="Aptos Display" w:cs="Times New Roman"/>
-                <w:color w:val="000000"/>
-                <w:lang w:val="es-MX"/>
-              </w:rPr>
-              <w:t>Visualización de proyectos</w:t>
-            </w:r>
-          </w:p>
-        </w:tc>
-        <w:tc>
-          <w:tcPr>
-            <w:tcW w:w="4820" w:type="dxa"/>
-            <w:vAlign w:val="center"/>
-            <w:hideMark/>
-          </w:tcPr>
-          <w:p>
-            <w:pPr>
-              <w:spacing w:line="240" w:lineRule="auto"/>
-              <w:rPr>
-                <w:rFonts w:ascii="Aptos Display" w:eastAsia="Times New Roman" w:hAnsi="Aptos Display" w:cs="Times New Roman"/>
-                <w:color w:val="000000"/>
-                <w:lang w:val="es-MX"/>
-              </w:rPr>
-            </w:pPr>
-            <w:r>
-              <w:rPr>
-                <w:rFonts w:ascii="Aptos Display" w:eastAsia="Times New Roman" w:hAnsi="Aptos Display" w:cs="Times New Roman"/>
-                <w:color w:val="000000"/>
-                <w:lang w:val="es-MX"/>
-              </w:rPr>
-              <w:t>El sistema deberá mostrar una colección de proyectos arquitectónicos que incluya imágenes, títulos y descripciones.</w:t>
+              <w:rPr>
+                <w:rFonts w:ascii="Aptos Narrow" w:eastAsia="Times New Roman" w:hAnsi="Aptos Narrow" w:cs="Times New Roman"/>
+                <w:color w:val="000000"/>
+                <w:lang w:val="es-MX"/>
+              </w:rPr>
+            </w:pPr>
+            <w:r>
+              <w:rPr>
+                <w:rFonts w:ascii="Aptos Narrow" w:eastAsia="Times New Roman" w:hAnsi="Aptos Narrow" w:cs="Times New Roman"/>
+                <w:color w:val="000000"/>
+                <w:lang w:val="es-MX"/>
+              </w:rPr>
+              <w:t>Sprint 2</w:t>
+            </w:r>
+          </w:p>
+        </w:tc>
+        <w:tc>
+          <w:tcPr>
+            <w:tcW w:w="1240" w:type="dxa"/>
+            <w:vAlign w:val="center"/>
+            <w:hideMark/>
+          </w:tcPr>
+          <w:p>
+            <w:pPr>
+              <w:spacing w:line="240" w:lineRule="auto"/>
+              <w:rPr>
+                <w:rFonts w:ascii="Aptos Narrow" w:eastAsia="Times New Roman" w:hAnsi="Aptos Narrow" w:cs="Times New Roman"/>
+                <w:color w:val="000000"/>
+                <w:lang w:val="es-MX"/>
+              </w:rPr>
+            </w:pPr>
+            <w:r>
+              <w:rPr>
+                <w:rFonts w:ascii="Aptos Narrow" w:eastAsia="Times New Roman" w:hAnsi="Aptos Narrow" w:cs="Times New Roman"/>
+                <w:color w:val="000000"/>
+                <w:lang w:val="es-MX"/>
+              </w:rPr>
+              <w:t>Semana 3-4</w:t>
+            </w:r>
+          </w:p>
+        </w:tc>
+        <w:tc>
+          <w:tcPr>
+            <w:tcW w:w="5175" w:type="dxa"/>
+            <w:vAlign w:val="center"/>
+            <w:hideMark/>
+          </w:tcPr>
+          <w:p>
+            <w:pPr>
+              <w:spacing w:line="240" w:lineRule="auto"/>
+              <w:rPr>
+                <w:rFonts w:ascii="Aptos Narrow" w:eastAsia="Times New Roman" w:hAnsi="Aptos Narrow" w:cs="Times New Roman"/>
+                <w:color w:val="000000"/>
+                <w:lang w:val="es-MX"/>
+              </w:rPr>
+            </w:pPr>
+            <w:r>
+              <w:rPr>
+                <w:rFonts w:ascii="Aptos Narrow" w:eastAsia="Times New Roman" w:hAnsi="Aptos Narrow" w:cs="Times New Roman"/>
+                <w:color w:val="000000"/>
+                <w:lang w:val="es-MX"/>
+              </w:rPr>
+              <w:t>Galería funcional de renders con diseño responsivo</w:t>
             </w:r>
           </w:p>
         </w:tc>
@@ -1540,7 +6834,7 @@
         </w:trPr>
         <w:tc>
           <w:tcPr>
-            <w:tcW w:w="1838" w:type="dxa"/>
+            <w:tcW w:w="1240" w:type="dxa"/>
             <w:shd w:val="clear" w:color="auto" w:fill="D9D9D9" w:themeFill="background1" w:themeFillShade="D9"/>
             <w:vAlign w:val="center"/>
             <w:hideMark/>
@@ -1548,70 +6842,69 @@
           <w:p>
             <w:pPr>
               <w:spacing w:line="240" w:lineRule="auto"/>
-              <w:jc w:val="center"/>
-              <w:rPr>
-                <w:rFonts w:ascii="Aptos Display" w:eastAsia="Times New Roman" w:hAnsi="Aptos Display" w:cs="Times New Roman"/>
-                <w:color w:val="000000"/>
-                <w:lang w:val="es-MX"/>
-              </w:rPr>
-            </w:pPr>
-            <w:r>
-              <w:rPr>
-                <w:rFonts w:ascii="Aptos Display" w:eastAsia="Times New Roman" w:hAnsi="Aptos Display" w:cs="Times New Roman"/>
-                <w:color w:val="000000"/>
-                <w:lang w:val="es-MX"/>
-              </w:rPr>
-              <w:t>RF-03</w:t>
-            </w:r>
-          </w:p>
-        </w:tc>
-        <w:tc>
-          <w:tcPr>
-            <w:tcW w:w="2835" w:type="dxa"/>
-            <w:vAlign w:val="center"/>
-            <w:hideMark/>
-          </w:tcPr>
-          <w:p>
-            <w:pPr>
-              <w:spacing w:line="240" w:lineRule="auto"/>
-              <w:rPr>
-                <w:rFonts w:ascii="Aptos Display" w:eastAsia="Times New Roman" w:hAnsi="Aptos Display" w:cs="Times New Roman"/>
-                <w:color w:val="000000"/>
-                <w:lang w:val="es-MX"/>
-              </w:rPr>
-            </w:pPr>
-            <w:r>
-              <w:rPr>
-                <w:rFonts w:ascii="Aptos Display" w:eastAsia="Times New Roman" w:hAnsi="Aptos Display" w:cs="Times New Roman"/>
-                <w:color w:val="000000"/>
-                <w:lang w:val="es-MX"/>
-              </w:rPr>
-              <w:t>Detalle de proyectos</w:t>
-            </w:r>
-          </w:p>
-        </w:tc>
-        <w:tc>
-          <w:tcPr>
-            <w:tcW w:w="4820" w:type="dxa"/>
-            <w:vAlign w:val="center"/>
-            <w:hideMark/>
-          </w:tcPr>
-          <w:p>
-            <w:pPr>
-              <w:spacing w:line="240" w:lineRule="auto"/>
-              <w:rPr>
-                <w:rFonts w:ascii="Aptos Display" w:eastAsia="Times New Roman" w:hAnsi="Aptos Display" w:cs="Times New Roman"/>
-                <w:color w:val="000000"/>
-                <w:lang w:val="es-MX"/>
-              </w:rPr>
-            </w:pPr>
-            <w:r>
-              <w:rPr>
-                <w:rFonts w:ascii="Aptos Display" w:eastAsia="Times New Roman" w:hAnsi="Aptos Display" w:cs="Times New Roman"/>
-                <w:color w:val="000000"/>
-                <w:lang w:val="es-MX"/>
-              </w:rPr>
-              <w:t>El sistema deberá permitir al usuario acceder a una vista detallada de cada proyecto.</w:t>
+              <w:rPr>
+                <w:rFonts w:ascii="Aptos Narrow" w:eastAsia="Times New Roman" w:hAnsi="Aptos Narrow" w:cs="Times New Roman"/>
+                <w:color w:val="000000"/>
+                <w:lang w:val="es-MX"/>
+              </w:rPr>
+            </w:pPr>
+            <w:r>
+              <w:rPr>
+                <w:rFonts w:ascii="Aptos Narrow" w:eastAsia="Times New Roman" w:hAnsi="Aptos Narrow" w:cs="Times New Roman"/>
+                <w:color w:val="000000"/>
+                <w:lang w:val="es-MX"/>
+              </w:rPr>
+              <w:t>Sprint 3</w:t>
+            </w:r>
+          </w:p>
+        </w:tc>
+        <w:tc>
+          <w:tcPr>
+            <w:tcW w:w="1240" w:type="dxa"/>
+            <w:vAlign w:val="center"/>
+            <w:hideMark/>
+          </w:tcPr>
+          <w:p>
+            <w:pPr>
+              <w:spacing w:line="240" w:lineRule="auto"/>
+              <w:rPr>
+                <w:rFonts w:ascii="Aptos Narrow" w:eastAsia="Times New Roman" w:hAnsi="Aptos Narrow" w:cs="Times New Roman"/>
+                <w:color w:val="000000"/>
+                <w:lang w:val="es-MX"/>
+              </w:rPr>
+            </w:pPr>
+            <w:r>
+              <w:rPr>
+                <w:rFonts w:ascii="Aptos Narrow" w:eastAsia="Times New Roman" w:hAnsi="Aptos Narrow" w:cs="Times New Roman"/>
+                <w:color w:val="000000"/>
+                <w:lang w:val="es-MX"/>
+              </w:rPr>
+              <w:t>Semana 5-6</w:t>
+            </w:r>
+          </w:p>
+        </w:tc>
+        <w:tc>
+          <w:tcPr>
+            <w:tcW w:w="5175" w:type="dxa"/>
+            <w:vAlign w:val="center"/>
+            <w:hideMark/>
+          </w:tcPr>
+          <w:p>
+            <w:pPr>
+              <w:spacing w:line="240" w:lineRule="auto"/>
+              <w:rPr>
+                <w:rFonts w:ascii="Aptos Narrow" w:eastAsia="Times New Roman" w:hAnsi="Aptos Narrow" w:cs="Times New Roman"/>
+                <w:color w:val="000000"/>
+                <w:lang w:val="es-MX"/>
+              </w:rPr>
+            </w:pPr>
+            <w:r>
+              <w:rPr>
+                <w:rFonts w:ascii="Aptos Narrow" w:eastAsia="Times New Roman" w:hAnsi="Aptos Narrow" w:cs="Times New Roman"/>
+                <w:color w:val="000000"/>
+                <w:lang w:val="es-MX"/>
+              </w:rPr>
+              <w:t>Sección de servicios completa y coherente visualmente</w:t>
             </w:r>
           </w:p>
         </w:tc>
@@ -1623,7 +6916,7 @@
         </w:trPr>
         <w:tc>
           <w:tcPr>
-            <w:tcW w:w="1838" w:type="dxa"/>
+            <w:tcW w:w="1240" w:type="dxa"/>
             <w:shd w:val="clear" w:color="auto" w:fill="D9D9D9" w:themeFill="background1" w:themeFillShade="D9"/>
             <w:vAlign w:val="center"/>
             <w:hideMark/>
@@ -1631,471 +6924,92 @@
           <w:p>
             <w:pPr>
               <w:spacing w:line="240" w:lineRule="auto"/>
-              <w:jc w:val="center"/>
-              <w:rPr>
-                <w:rFonts w:ascii="Aptos Display" w:eastAsia="Times New Roman" w:hAnsi="Aptos Display" w:cs="Times New Roman"/>
-                <w:color w:val="000000"/>
-                <w:lang w:val="es-MX"/>
-              </w:rPr>
-            </w:pPr>
-            <w:r>
-              <w:rPr>
-                <w:rFonts w:ascii="Aptos Display" w:eastAsia="Times New Roman" w:hAnsi="Aptos Display" w:cs="Times New Roman"/>
-                <w:color w:val="000000"/>
-                <w:lang w:val="es-MX"/>
-              </w:rPr>
-              <w:t>RF-04</w:t>
-            </w:r>
-          </w:p>
-        </w:tc>
-        <w:tc>
-          <w:tcPr>
-            <w:tcW w:w="2835" w:type="dxa"/>
-            <w:vAlign w:val="center"/>
-            <w:hideMark/>
-          </w:tcPr>
-          <w:p>
-            <w:pPr>
-              <w:spacing w:line="240" w:lineRule="auto"/>
-              <w:rPr>
-                <w:rFonts w:ascii="Aptos Display" w:eastAsia="Times New Roman" w:hAnsi="Aptos Display" w:cs="Times New Roman"/>
-                <w:color w:val="000000"/>
-                <w:lang w:val="es-MX"/>
-              </w:rPr>
-            </w:pPr>
-            <w:r>
-              <w:rPr>
-                <w:rFonts w:ascii="Aptos Display" w:eastAsia="Times New Roman" w:hAnsi="Aptos Display" w:cs="Times New Roman"/>
-                <w:color w:val="000000"/>
-                <w:lang w:val="es-MX"/>
-              </w:rPr>
-              <w:t>Galería interactiva</w:t>
-            </w:r>
-          </w:p>
-        </w:tc>
-        <w:tc>
-          <w:tcPr>
-            <w:tcW w:w="4820" w:type="dxa"/>
-            <w:vAlign w:val="center"/>
-            <w:hideMark/>
-          </w:tcPr>
-          <w:p>
-            <w:pPr>
-              <w:spacing w:line="240" w:lineRule="auto"/>
-              <w:rPr>
-                <w:rFonts w:ascii="Aptos Display" w:eastAsia="Times New Roman" w:hAnsi="Aptos Display" w:cs="Times New Roman"/>
-                <w:color w:val="000000"/>
-                <w:lang w:val="es-MX"/>
-              </w:rPr>
-            </w:pPr>
-            <w:r>
-              <w:rPr>
-                <w:rFonts w:ascii="Aptos Display" w:eastAsia="Times New Roman" w:hAnsi="Aptos Display" w:cs="Times New Roman"/>
-                <w:color w:val="000000"/>
-                <w:lang w:val="es-MX"/>
-              </w:rPr>
-              <w:t>El sistema deberá permitir la visualización ampliada de imágenes dentro de cada proyecto.</w:t>
-            </w:r>
-          </w:p>
-        </w:tc>
-      </w:tr>
-      <w:tr>
-        <w:trPr>
-          <w:trHeight w:val="20"/>
-          <w:jc w:val="center"/>
-        </w:trPr>
-        <w:tc>
-          <w:tcPr>
-            <w:tcW w:w="1838" w:type="dxa"/>
-            <w:shd w:val="clear" w:color="auto" w:fill="D9D9D9" w:themeFill="background1" w:themeFillShade="D9"/>
-            <w:vAlign w:val="center"/>
-            <w:hideMark/>
-          </w:tcPr>
-          <w:p>
-            <w:pPr>
-              <w:spacing w:line="240" w:lineRule="auto"/>
-              <w:jc w:val="center"/>
-              <w:rPr>
-                <w:rFonts w:ascii="Aptos Display" w:eastAsia="Times New Roman" w:hAnsi="Aptos Display" w:cs="Times New Roman"/>
-                <w:color w:val="000000"/>
-                <w:lang w:val="es-MX"/>
-              </w:rPr>
-            </w:pPr>
-            <w:r>
-              <w:rPr>
-                <w:rFonts w:ascii="Aptos Display" w:eastAsia="Times New Roman" w:hAnsi="Aptos Display" w:cs="Times New Roman"/>
-                <w:color w:val="000000"/>
-                <w:lang w:val="es-MX"/>
-              </w:rPr>
-              <w:t>RF-05</w:t>
-            </w:r>
-          </w:p>
-        </w:tc>
-        <w:tc>
-          <w:tcPr>
-            <w:tcW w:w="2835" w:type="dxa"/>
-            <w:vAlign w:val="center"/>
-            <w:hideMark/>
-          </w:tcPr>
-          <w:p>
-            <w:pPr>
-              <w:spacing w:line="240" w:lineRule="auto"/>
-              <w:rPr>
-                <w:rFonts w:ascii="Aptos Display" w:eastAsia="Times New Roman" w:hAnsi="Aptos Display" w:cs="Times New Roman"/>
-                <w:color w:val="000000"/>
-                <w:lang w:val="es-MX"/>
-              </w:rPr>
-            </w:pPr>
-            <w:r>
-              <w:rPr>
-                <w:rFonts w:ascii="Aptos Display" w:eastAsia="Times New Roman" w:hAnsi="Aptos Display" w:cs="Times New Roman"/>
-                <w:color w:val="000000"/>
-                <w:lang w:val="es-MX"/>
-              </w:rPr>
-              <w:t>Animaciones e interacciones</w:t>
-            </w:r>
-          </w:p>
-        </w:tc>
-        <w:tc>
-          <w:tcPr>
-            <w:tcW w:w="4820" w:type="dxa"/>
-            <w:vAlign w:val="center"/>
-            <w:hideMark/>
-          </w:tcPr>
-          <w:p>
-            <w:pPr>
-              <w:spacing w:line="240" w:lineRule="auto"/>
-              <w:rPr>
-                <w:rFonts w:ascii="Aptos Display" w:eastAsia="Times New Roman" w:hAnsi="Aptos Display" w:cs="Times New Roman"/>
-                <w:color w:val="000000"/>
-                <w:lang w:val="es-MX"/>
-              </w:rPr>
-            </w:pPr>
-            <w:r>
-              <w:rPr>
-                <w:rFonts w:ascii="Aptos Display" w:eastAsia="Times New Roman" w:hAnsi="Aptos Display" w:cs="Times New Roman"/>
-                <w:color w:val="000000"/>
-                <w:lang w:val="es-MX"/>
-              </w:rPr>
-              <w:t>El sistema deberá presentar animaciones durante la navegación, desplazamiento y transición entre secciones.</w:t>
-            </w:r>
-          </w:p>
-        </w:tc>
-      </w:tr>
-      <w:tr>
-        <w:trPr>
-          <w:trHeight w:val="20"/>
-          <w:jc w:val="center"/>
-        </w:trPr>
-        <w:tc>
-          <w:tcPr>
-            <w:tcW w:w="1838" w:type="dxa"/>
-            <w:shd w:val="clear" w:color="auto" w:fill="D9D9D9" w:themeFill="background1" w:themeFillShade="D9"/>
-            <w:vAlign w:val="center"/>
-            <w:hideMark/>
-          </w:tcPr>
-          <w:p>
-            <w:pPr>
-              <w:spacing w:line="240" w:lineRule="auto"/>
-              <w:jc w:val="center"/>
-              <w:rPr>
-                <w:rFonts w:ascii="Aptos Display" w:eastAsia="Times New Roman" w:hAnsi="Aptos Display" w:cs="Times New Roman"/>
-                <w:color w:val="000000"/>
-                <w:lang w:val="es-MX"/>
-              </w:rPr>
-            </w:pPr>
-            <w:r>
-              <w:rPr>
-                <w:rFonts w:ascii="Aptos Display" w:eastAsia="Times New Roman" w:hAnsi="Aptos Display" w:cs="Times New Roman"/>
-                <w:color w:val="000000"/>
-                <w:lang w:val="es-MX"/>
-              </w:rPr>
-              <w:t>RF-06</w:t>
-            </w:r>
-          </w:p>
-        </w:tc>
-        <w:tc>
-          <w:tcPr>
-            <w:tcW w:w="2835" w:type="dxa"/>
-            <w:vAlign w:val="center"/>
-            <w:hideMark/>
-          </w:tcPr>
-          <w:p>
-            <w:pPr>
-              <w:spacing w:line="240" w:lineRule="auto"/>
-              <w:rPr>
-                <w:rFonts w:ascii="Aptos Display" w:eastAsia="Times New Roman" w:hAnsi="Aptos Display" w:cs="Times New Roman"/>
-                <w:color w:val="000000"/>
-                <w:lang w:val="es-MX"/>
-              </w:rPr>
-            </w:pPr>
-            <w:r>
-              <w:rPr>
-                <w:rFonts w:ascii="Aptos Display" w:eastAsia="Times New Roman" w:hAnsi="Aptos Display" w:cs="Times New Roman"/>
-                <w:color w:val="000000"/>
-                <w:lang w:val="es-MX"/>
-              </w:rPr>
-              <w:t>Información de autor</w:t>
-            </w:r>
-            <w:r>
-              <w:rPr>
-                <w:rFonts w:ascii="Aptos Display" w:eastAsia="Times New Roman" w:hAnsi="Aptos Display" w:cs="Times New Roman"/>
-                <w:color w:val="000000"/>
-                <w:lang w:val="es-MX"/>
-              </w:rPr>
-              <w:t>(es)</w:t>
-            </w:r>
-          </w:p>
-        </w:tc>
-        <w:tc>
-          <w:tcPr>
-            <w:tcW w:w="4820" w:type="dxa"/>
-            <w:vAlign w:val="center"/>
-            <w:hideMark/>
-          </w:tcPr>
-          <w:p>
-            <w:pPr>
-              <w:spacing w:line="240" w:lineRule="auto"/>
-              <w:rPr>
-                <w:rFonts w:ascii="Aptos Display" w:eastAsia="Times New Roman" w:hAnsi="Aptos Display" w:cs="Times New Roman"/>
-                <w:color w:val="000000"/>
-                <w:lang w:val="es-MX"/>
-              </w:rPr>
-            </w:pPr>
-            <w:r>
-              <w:rPr>
-                <w:rFonts w:ascii="Aptos Display" w:eastAsia="Times New Roman" w:hAnsi="Aptos Display" w:cs="Times New Roman"/>
-                <w:color w:val="000000"/>
-                <w:lang w:val="es-MX"/>
-              </w:rPr>
-              <w:t xml:space="preserve">El sistema deberá mostrar información del arquitecto o </w:t>
-            </w:r>
-            <w:r>
-              <w:rPr>
-                <w:rFonts w:ascii="Aptos Display" w:eastAsia="Times New Roman" w:hAnsi="Aptos Display" w:cs="Times New Roman"/>
-                <w:color w:val="000000"/>
-                <w:lang w:val="es-MX"/>
-              </w:rPr>
-              <w:t>arquitectos</w:t>
-            </w:r>
-            <w:r>
-              <w:rPr>
-                <w:rFonts w:ascii="Aptos Display" w:eastAsia="Times New Roman" w:hAnsi="Aptos Display" w:cs="Times New Roman"/>
-                <w:color w:val="000000"/>
-                <w:lang w:val="es-MX"/>
-              </w:rPr>
-              <w:t>, incluyendo descripción profesional y enfoque de diseño.</w:t>
-            </w:r>
-          </w:p>
-        </w:tc>
-      </w:tr>
-      <w:tr>
-        <w:trPr>
-          <w:trHeight w:val="20"/>
-          <w:jc w:val="center"/>
-        </w:trPr>
-        <w:tc>
-          <w:tcPr>
-            <w:tcW w:w="1838" w:type="dxa"/>
-            <w:shd w:val="clear" w:color="auto" w:fill="D9D9D9" w:themeFill="background1" w:themeFillShade="D9"/>
-            <w:vAlign w:val="center"/>
-            <w:hideMark/>
-          </w:tcPr>
-          <w:p>
-            <w:pPr>
-              <w:spacing w:line="240" w:lineRule="auto"/>
-              <w:jc w:val="center"/>
-              <w:rPr>
-                <w:rFonts w:ascii="Aptos Display" w:eastAsia="Times New Roman" w:hAnsi="Aptos Display" w:cs="Times New Roman"/>
-                <w:color w:val="000000"/>
-                <w:lang w:val="es-MX"/>
-              </w:rPr>
-            </w:pPr>
-            <w:r>
-              <w:rPr>
-                <w:rFonts w:ascii="Aptos Display" w:eastAsia="Times New Roman" w:hAnsi="Aptos Display" w:cs="Times New Roman"/>
-                <w:color w:val="000000"/>
-                <w:lang w:val="es-MX"/>
-              </w:rPr>
-              <w:t>RF-07</w:t>
-            </w:r>
-          </w:p>
-        </w:tc>
-        <w:tc>
-          <w:tcPr>
-            <w:tcW w:w="2835" w:type="dxa"/>
-            <w:vAlign w:val="center"/>
-            <w:hideMark/>
-          </w:tcPr>
-          <w:p>
-            <w:pPr>
-              <w:spacing w:line="240" w:lineRule="auto"/>
-              <w:rPr>
-                <w:rFonts w:ascii="Aptos Display" w:eastAsia="Times New Roman" w:hAnsi="Aptos Display" w:cs="Times New Roman"/>
-                <w:color w:val="000000"/>
-                <w:lang w:val="es-MX"/>
-              </w:rPr>
-            </w:pPr>
-            <w:r>
-              <w:rPr>
-                <w:rFonts w:ascii="Aptos Display" w:eastAsia="Times New Roman" w:hAnsi="Aptos Display" w:cs="Times New Roman"/>
-                <w:color w:val="000000"/>
-                <w:lang w:val="es-MX"/>
-              </w:rPr>
-              <w:t>Sección de contacto</w:t>
-            </w:r>
-          </w:p>
-        </w:tc>
-        <w:tc>
-          <w:tcPr>
-            <w:tcW w:w="4820" w:type="dxa"/>
-            <w:vAlign w:val="center"/>
-            <w:hideMark/>
-          </w:tcPr>
-          <w:p>
-            <w:pPr>
-              <w:spacing w:line="240" w:lineRule="auto"/>
-              <w:rPr>
-                <w:rFonts w:ascii="Aptos Display" w:eastAsia="Times New Roman" w:hAnsi="Aptos Display" w:cs="Times New Roman"/>
-                <w:color w:val="000000"/>
-                <w:lang w:val="es-MX"/>
-              </w:rPr>
-            </w:pPr>
-            <w:r>
-              <w:rPr>
-                <w:rFonts w:ascii="Aptos Display" w:eastAsia="Times New Roman" w:hAnsi="Aptos Display" w:cs="Times New Roman"/>
-                <w:color w:val="000000"/>
-                <w:lang w:val="es-MX"/>
-              </w:rPr>
-              <w:t>El sistema deberá proporcionar un medio de contacto, ya sea mediante formulario o información directa (</w:t>
-            </w:r>
-            <w:r>
-              <w:rPr>
-                <w:rFonts w:ascii="Aptos Display" w:eastAsia="Times New Roman" w:hAnsi="Aptos Display" w:cs="Times New Roman"/>
-                <w:color w:val="000000"/>
-                <w:lang w:val="es-MX"/>
-              </w:rPr>
-              <w:t xml:space="preserve">el usuario aún no determina si </w:t>
-            </w:r>
-            <w:r>
-              <w:rPr>
-                <w:rFonts w:ascii="Aptos Display" w:eastAsia="Times New Roman" w:hAnsi="Aptos Display" w:cs="Times New Roman"/>
-                <w:color w:val="000000"/>
-                <w:lang w:val="es-MX"/>
-              </w:rPr>
-              <w:t>solo quiere mostrar información de contacto o tener un formulario</w:t>
-            </w:r>
-            <w:r>
-              <w:rPr>
-                <w:rFonts w:ascii="Aptos Display" w:eastAsia="Times New Roman" w:hAnsi="Aptos Display" w:cs="Times New Roman"/>
-                <w:color w:val="000000"/>
-                <w:lang w:val="es-MX"/>
-              </w:rPr>
-              <w:t>).</w:t>
-            </w:r>
-          </w:p>
-        </w:tc>
-      </w:tr>
-      <w:tr>
-        <w:trPr>
-          <w:trHeight w:val="20"/>
-          <w:jc w:val="center"/>
-        </w:trPr>
-        <w:tc>
-          <w:tcPr>
-            <w:tcW w:w="1838" w:type="dxa"/>
-            <w:shd w:val="clear" w:color="auto" w:fill="D9D9D9" w:themeFill="background1" w:themeFillShade="D9"/>
-            <w:vAlign w:val="center"/>
-            <w:hideMark/>
-          </w:tcPr>
-          <w:p>
-            <w:pPr>
-              <w:spacing w:line="240" w:lineRule="auto"/>
-              <w:jc w:val="center"/>
-              <w:rPr>
-                <w:rFonts w:ascii="Aptos Display" w:eastAsia="Times New Roman" w:hAnsi="Aptos Display" w:cs="Times New Roman"/>
-                <w:color w:val="000000"/>
-                <w:lang w:val="es-MX"/>
-              </w:rPr>
-            </w:pPr>
-            <w:r>
-              <w:rPr>
-                <w:rFonts w:ascii="Aptos Display" w:eastAsia="Times New Roman" w:hAnsi="Aptos Display" w:cs="Times New Roman"/>
-                <w:color w:val="000000"/>
-                <w:lang w:val="es-MX"/>
-              </w:rPr>
-              <w:t>RF-08</w:t>
-            </w:r>
-          </w:p>
-        </w:tc>
-        <w:tc>
-          <w:tcPr>
-            <w:tcW w:w="2835" w:type="dxa"/>
-            <w:vAlign w:val="center"/>
-            <w:hideMark/>
-          </w:tcPr>
-          <w:p>
-            <w:pPr>
-              <w:spacing w:line="240" w:lineRule="auto"/>
-              <w:rPr>
-                <w:rFonts w:ascii="Aptos Display" w:eastAsia="Times New Roman" w:hAnsi="Aptos Display" w:cs="Times New Roman"/>
-                <w:color w:val="000000"/>
-                <w:lang w:val="es-MX"/>
-              </w:rPr>
-            </w:pPr>
-            <w:r>
-              <w:rPr>
-                <w:rFonts w:ascii="Aptos Display" w:eastAsia="Times New Roman" w:hAnsi="Aptos Display" w:cs="Times New Roman"/>
-                <w:color w:val="000000"/>
-                <w:lang w:val="es-MX"/>
-              </w:rPr>
-              <w:t>Diseño responsivo</w:t>
-            </w:r>
-          </w:p>
-        </w:tc>
-        <w:tc>
-          <w:tcPr>
-            <w:tcW w:w="4820" w:type="dxa"/>
-            <w:vAlign w:val="center"/>
-            <w:hideMark/>
-          </w:tcPr>
-          <w:p>
-            <w:pPr>
-              <w:spacing w:line="240" w:lineRule="auto"/>
-              <w:rPr>
-                <w:rFonts w:ascii="Aptos Display" w:eastAsia="Times New Roman" w:hAnsi="Aptos Display" w:cs="Times New Roman"/>
-                <w:color w:val="000000"/>
-                <w:lang w:val="es-MX"/>
-              </w:rPr>
-            </w:pPr>
-            <w:r>
-              <w:rPr>
-                <w:rFonts w:ascii="Aptos Display" w:eastAsia="Times New Roman" w:hAnsi="Aptos Display" w:cs="Times New Roman"/>
-                <w:color w:val="000000"/>
-                <w:lang w:val="es-MX"/>
-              </w:rPr>
-              <w:t>El sistema deberá adaptarse a diferentes dispositivo</w:t>
-            </w:r>
-            <w:r>
-              <w:rPr>
-                <w:rFonts w:ascii="Aptos Display" w:eastAsia="Times New Roman" w:hAnsi="Aptos Display" w:cs="Times New Roman"/>
-                <w:color w:val="000000"/>
-                <w:lang w:val="es-MX"/>
-              </w:rPr>
-              <w:t>s</w:t>
-            </w:r>
-            <w:r>
-              <w:rPr>
-                <w:rFonts w:ascii="Aptos Display" w:eastAsia="Times New Roman" w:hAnsi="Aptos Display" w:cs="Times New Roman"/>
-                <w:color w:val="000000"/>
-                <w:lang w:val="es-MX"/>
-              </w:rPr>
-              <w:t>.</w:t>
+              <w:rPr>
+                <w:rFonts w:ascii="Aptos Narrow" w:eastAsia="Times New Roman" w:hAnsi="Aptos Narrow" w:cs="Times New Roman"/>
+                <w:color w:val="000000"/>
+                <w:lang w:val="es-MX"/>
+              </w:rPr>
+            </w:pPr>
+            <w:r>
+              <w:rPr>
+                <w:rFonts w:ascii="Aptos Narrow" w:eastAsia="Times New Roman" w:hAnsi="Aptos Narrow" w:cs="Times New Roman"/>
+                <w:color w:val="000000"/>
+                <w:lang w:val="es-MX"/>
+              </w:rPr>
+              <w:t>Sprint 4</w:t>
+            </w:r>
+          </w:p>
+        </w:tc>
+        <w:tc>
+          <w:tcPr>
+            <w:tcW w:w="1240" w:type="dxa"/>
+            <w:vAlign w:val="center"/>
+            <w:hideMark/>
+          </w:tcPr>
+          <w:p>
+            <w:pPr>
+              <w:spacing w:line="240" w:lineRule="auto"/>
+              <w:rPr>
+                <w:rFonts w:ascii="Aptos Narrow" w:eastAsia="Times New Roman" w:hAnsi="Aptos Narrow" w:cs="Times New Roman"/>
+                <w:color w:val="000000"/>
+                <w:lang w:val="es-MX"/>
+              </w:rPr>
+            </w:pPr>
+            <w:r>
+              <w:rPr>
+                <w:rFonts w:ascii="Aptos Narrow" w:eastAsia="Times New Roman" w:hAnsi="Aptos Narrow" w:cs="Times New Roman"/>
+                <w:color w:val="000000"/>
+                <w:lang w:val="es-MX"/>
+              </w:rPr>
+              <w:t>Semana 7-8</w:t>
+            </w:r>
+          </w:p>
+        </w:tc>
+        <w:tc>
+          <w:tcPr>
+            <w:tcW w:w="5175" w:type="dxa"/>
+            <w:vAlign w:val="center"/>
+            <w:hideMark/>
+          </w:tcPr>
+          <w:p>
+            <w:pPr>
+              <w:spacing w:line="240" w:lineRule="auto"/>
+              <w:rPr>
+                <w:rFonts w:ascii="Aptos Narrow" w:eastAsia="Times New Roman" w:hAnsi="Aptos Narrow" w:cs="Times New Roman"/>
+                <w:color w:val="000000"/>
+                <w:lang w:val="es-MX"/>
+              </w:rPr>
+            </w:pPr>
+            <w:r>
+              <w:rPr>
+                <w:rFonts w:ascii="Aptos Narrow" w:eastAsia="Times New Roman" w:hAnsi="Aptos Narrow" w:cs="Times New Roman"/>
+                <w:color w:val="000000"/>
+                <w:lang w:val="es-MX"/>
+              </w:rPr>
+              <w:t>Sistema publicado, funcional y optimizado en Hostinger VPS</w:t>
             </w:r>
           </w:p>
         </w:tc>
       </w:tr>
     </w:tbl>
+    <w:p>
+      <w:pPr>
+        <w:jc w:val="both"/>
+        <w:rPr>
+          <w:rFonts w:ascii="Aptos" w:hAnsi="Aptos"/>
+          <w:lang w:val="es-MX"/>
+        </w:rPr>
+      </w:pPr>
+    </w:p>
+    <w:p>
+      <w:pPr>
+        <w:jc w:val="both"/>
+        <w:rPr>
+          <w:rFonts w:ascii="Aptos" w:hAnsi="Aptos"/>
+          <w:lang w:val="es-MX"/>
+        </w:rPr>
+      </w:pPr>
+    </w:p>
     <w:p>
       <w:pPr>
         <w:jc w:val="both"/>
@@ -2142,7 +7056,7 @@
           <w:szCs w:val="30"/>
         </w:rPr>
       </w:pPr>
-      <w:bookmarkStart w:id="3" w:name="_Toc226051386"/>
+      <w:bookmarkStart w:id="4" w:name="_Toc229350228"/>
       <w:r>
         <w:rPr>
           <w:rFonts w:ascii="Aptos" w:hAnsi="Aptos"/>
@@ -2150,121 +7064,21 @@
           <w:szCs w:val="30"/>
         </w:rPr>
         <w:lastRenderedPageBreak/>
-        <w:t>Requisitos</w:t>
+        <w:t>Carga por Integrante</w:t>
       </w:r>
-      <w:r>
-        <w:rPr>
-          <w:rFonts w:ascii="Aptos" w:hAnsi="Aptos"/>
-          <w:sz w:val="30"/>
-          <w:szCs w:val="30"/>
-        </w:rPr>
-        <w:t xml:space="preserve"> No</w:t>
-      </w:r>
-      <w:r>
-        <w:rPr>
-          <w:rFonts w:ascii="Aptos" w:hAnsi="Aptos"/>
-          <w:sz w:val="30"/>
-          <w:szCs w:val="30"/>
-        </w:rPr>
-        <w:t xml:space="preserve"> Funcionales</w:t>
-      </w:r>
-      <w:bookmarkEnd w:id="3"/>
-      <w:r>
-        <w:rPr>
-          <w:rFonts w:ascii="Aptos" w:hAnsi="Aptos"/>
-          <w:sz w:val="30"/>
-          <w:szCs w:val="30"/>
-        </w:rPr>
-        <w:t xml:space="preserve"> </w:t>
-      </w:r>
-    </w:p>
-    <w:p>
-      <w:pPr>
-        <w:jc w:val="both"/>
-        <w:rPr>
-          <w:rFonts w:ascii="Aptos" w:hAnsi="Aptos"/>
-          <w:lang w:val="es-MX"/>
-        </w:rPr>
-      </w:pPr>
-      <w:r>
-        <w:rPr>
-          <w:rFonts w:ascii="Aptos" w:hAnsi="Aptos"/>
-          <w:lang w:val="es-MX"/>
-        </w:rPr>
-        <w:t>En resumen, en el proyecto, los requerimientos</w:t>
-      </w:r>
-      <w:r>
-        <w:rPr>
-          <w:rFonts w:ascii="Aptos" w:hAnsi="Aptos"/>
-          <w:lang w:val="es-MX"/>
-        </w:rPr>
-        <w:t xml:space="preserve"> no</w:t>
-      </w:r>
-      <w:r>
-        <w:rPr>
-          <w:rFonts w:ascii="Aptos" w:hAnsi="Aptos"/>
-          <w:lang w:val="es-MX"/>
-        </w:rPr>
-        <w:t xml:space="preserve"> funcionales abarcan el </w:t>
-      </w:r>
-      <w:r>
-        <w:rPr>
-          <w:rFonts w:ascii="Aptos" w:hAnsi="Aptos"/>
-          <w:lang w:val="es-MX"/>
-        </w:rPr>
-        <w:t>r</w:t>
-      </w:r>
-      <w:r>
-        <w:rPr>
-          <w:rFonts w:ascii="Aptos" w:hAnsi="Aptos"/>
-          <w:lang w:val="es-MX"/>
-        </w:rPr>
-        <w:t xml:space="preserve">endimiento + animaciones fluidas + diseño + </w:t>
-      </w:r>
-      <w:proofErr w:type="spellStart"/>
-      <w:r>
-        <w:rPr>
-          <w:rFonts w:ascii="Aptos" w:hAnsi="Aptos"/>
-          <w:lang w:val="es-MX"/>
-        </w:rPr>
-        <w:t>responsividad</w:t>
-      </w:r>
-      <w:proofErr w:type="spellEnd"/>
-      <w:r>
-        <w:rPr>
-          <w:rFonts w:ascii="Aptos" w:hAnsi="Aptos"/>
-          <w:lang w:val="es-MX"/>
-        </w:rPr>
-        <w:t xml:space="preserve"> + UX</w:t>
-      </w:r>
-      <w:r>
-        <w:rPr>
-          <w:rFonts w:ascii="Aptos" w:hAnsi="Aptos"/>
-          <w:lang w:val="es-MX"/>
-        </w:rPr>
-        <w:t xml:space="preserve">. </w:t>
-      </w:r>
-    </w:p>
-    <w:p>
-      <w:pPr>
-        <w:jc w:val="both"/>
-        <w:rPr>
-          <w:rFonts w:ascii="Aptos" w:hAnsi="Aptos"/>
-          <w:lang w:val="es-MX"/>
-        </w:rPr>
-      </w:pPr>
+      <w:bookmarkEnd w:id="4"/>
     </w:p>
     <w:tbl>
       <w:tblPr>
-        <w:tblW w:w="9493" w:type="dxa"/>
+        <w:tblW w:w="9335" w:type="dxa"/>
         <w:jc w:val="center"/>
         <w:tblBorders>
-          <w:top w:val="single" w:sz="4" w:space="0" w:color="7F7F7F" w:themeColor="text1" w:themeTint="80"/>
-          <w:left w:val="single" w:sz="4" w:space="0" w:color="7F7F7F" w:themeColor="text1" w:themeTint="80"/>
-          <w:bottom w:val="single" w:sz="4" w:space="0" w:color="7F7F7F" w:themeColor="text1" w:themeTint="80"/>
-          <w:right w:val="single" w:sz="4" w:space="0" w:color="7F7F7F" w:themeColor="text1" w:themeTint="80"/>
-          <w:insideH w:val="single" w:sz="4" w:space="0" w:color="7F7F7F" w:themeColor="text1" w:themeTint="80"/>
-          <w:insideV w:val="single" w:sz="4" w:space="0" w:color="7F7F7F" w:themeColor="text1" w:themeTint="80"/>
+          <w:top w:val="single" w:sz="4" w:space="0" w:color="BFBFBF" w:themeColor="background1" w:themeShade="BF"/>
+          <w:left w:val="single" w:sz="4" w:space="0" w:color="BFBFBF" w:themeColor="background1" w:themeShade="BF"/>
+          <w:bottom w:val="single" w:sz="4" w:space="0" w:color="BFBFBF" w:themeColor="background1" w:themeShade="BF"/>
+          <w:right w:val="single" w:sz="4" w:space="0" w:color="BFBFBF" w:themeColor="background1" w:themeShade="BF"/>
+          <w:insideH w:val="single" w:sz="4" w:space="0" w:color="BFBFBF" w:themeColor="background1" w:themeShade="BF"/>
+          <w:insideV w:val="single" w:sz="4" w:space="0" w:color="BFBFBF" w:themeColor="background1" w:themeShade="BF"/>
         </w:tblBorders>
         <w:tblCellMar>
           <w:top w:w="68" w:type="dxa"/>
@@ -2275,18 +7089,19 @@
         <w:tblLook w:val="04A0" w:firstRow="1" w:lastRow="0" w:firstColumn="1" w:lastColumn="0" w:noHBand="0" w:noVBand="1"/>
       </w:tblPr>
       <w:tblGrid>
-        <w:gridCol w:w="1838"/>
-        <w:gridCol w:w="2835"/>
-        <w:gridCol w:w="4820"/>
+        <w:gridCol w:w="1648"/>
+        <w:gridCol w:w="1450"/>
+        <w:gridCol w:w="2289"/>
+        <w:gridCol w:w="3948"/>
       </w:tblGrid>
       <w:tr>
         <w:trPr>
-          <w:trHeight w:val="834"/>
+          <w:trHeight w:val="20"/>
           <w:jc w:val="center"/>
         </w:trPr>
         <w:tc>
           <w:tcPr>
-            <w:tcW w:w="1838" w:type="dxa"/>
+            <w:tcW w:w="1648" w:type="dxa"/>
             <w:shd w:val="clear" w:color="auto" w:fill="262626" w:themeFill="text1" w:themeFillTint="D9"/>
             <w:vAlign w:val="center"/>
             <w:hideMark/>
@@ -2295,7 +7110,7 @@
             <w:pPr>
               <w:jc w:val="center"/>
               <w:rPr>
-                <w:rFonts w:ascii="Aptos" w:hAnsi="Aptos"/>
+                <w:rFonts w:ascii="Aptos Display" w:hAnsi="Aptos Display"/>
                 <w:b/>
                 <w:bCs/>
                 <w:sz w:val="28"/>
@@ -2305,20 +7120,20 @@
             </w:pPr>
             <w:r>
               <w:rPr>
-                <w:rFonts w:ascii="Aptos" w:hAnsi="Aptos"/>
+                <w:rFonts w:ascii="Aptos Display" w:hAnsi="Aptos Display"/>
                 <w:b/>
                 <w:bCs/>
                 <w:sz w:val="28"/>
                 <w:szCs w:val="28"/>
                 <w:lang w:val="es-MX"/>
               </w:rPr>
-              <w:t>Identificador</w:t>
-            </w:r>
-          </w:p>
-        </w:tc>
-        <w:tc>
-          <w:tcPr>
-            <w:tcW w:w="2835" w:type="dxa"/>
+              <w:t>Integrante</w:t>
+            </w:r>
+          </w:p>
+        </w:tc>
+        <w:tc>
+          <w:tcPr>
+            <w:tcW w:w="1450" w:type="dxa"/>
             <w:shd w:val="clear" w:color="auto" w:fill="262626" w:themeFill="text1" w:themeFillTint="D9"/>
             <w:vAlign w:val="center"/>
             <w:hideMark/>
@@ -2327,7 +7142,7 @@
             <w:pPr>
               <w:jc w:val="center"/>
               <w:rPr>
-                <w:rFonts w:ascii="Aptos" w:hAnsi="Aptos"/>
+                <w:rFonts w:ascii="Aptos Display" w:hAnsi="Aptos Display"/>
                 <w:b/>
                 <w:bCs/>
                 <w:sz w:val="28"/>
@@ -2337,20 +7152,20 @@
             </w:pPr>
             <w:r>
               <w:rPr>
-                <w:rFonts w:ascii="Aptos" w:hAnsi="Aptos"/>
+                <w:rFonts w:ascii="Aptos Display" w:hAnsi="Aptos Display"/>
                 <w:b/>
                 <w:bCs/>
                 <w:sz w:val="28"/>
                 <w:szCs w:val="28"/>
                 <w:lang w:val="es-MX"/>
               </w:rPr>
-              <w:t>Nombre</w:t>
-            </w:r>
-          </w:p>
-        </w:tc>
-        <w:tc>
-          <w:tcPr>
-            <w:tcW w:w="4820" w:type="dxa"/>
+              <w:t>Rol</w:t>
+            </w:r>
+          </w:p>
+        </w:tc>
+        <w:tc>
+          <w:tcPr>
+            <w:tcW w:w="2289" w:type="dxa"/>
             <w:shd w:val="clear" w:color="auto" w:fill="262626" w:themeFill="text1" w:themeFillTint="D9"/>
             <w:vAlign w:val="center"/>
             <w:hideMark/>
@@ -2359,7 +7174,7 @@
             <w:pPr>
               <w:jc w:val="center"/>
               <w:rPr>
-                <w:rFonts w:ascii="Aptos" w:hAnsi="Aptos"/>
+                <w:rFonts w:ascii="Aptos Display" w:hAnsi="Aptos Display"/>
                 <w:b/>
                 <w:bCs/>
                 <w:sz w:val="28"/>
@@ -2369,14 +7184,46 @@
             </w:pPr>
             <w:r>
               <w:rPr>
-                <w:rFonts w:ascii="Aptos" w:hAnsi="Aptos"/>
+                <w:rFonts w:ascii="Aptos Display" w:hAnsi="Aptos Display"/>
                 <w:b/>
                 <w:bCs/>
                 <w:sz w:val="28"/>
                 <w:szCs w:val="28"/>
                 <w:lang w:val="es-MX"/>
               </w:rPr>
-              <w:t>Descripción</w:t>
+              <w:t>Semanas de actividad intensiva</w:t>
+            </w:r>
+          </w:p>
+        </w:tc>
+        <w:tc>
+          <w:tcPr>
+            <w:tcW w:w="3948" w:type="dxa"/>
+            <w:shd w:val="clear" w:color="auto" w:fill="262626" w:themeFill="text1" w:themeFillTint="D9"/>
+            <w:vAlign w:val="center"/>
+            <w:hideMark/>
+          </w:tcPr>
+          <w:p>
+            <w:pPr>
+              <w:jc w:val="center"/>
+              <w:rPr>
+                <w:rFonts w:ascii="Aptos Display" w:hAnsi="Aptos Display"/>
+                <w:b/>
+                <w:bCs/>
+                <w:sz w:val="28"/>
+                <w:szCs w:val="28"/>
+                <w:lang w:val="es-MX"/>
+              </w:rPr>
+            </w:pPr>
+            <w:r>
+              <w:rPr>
+                <w:rFonts w:ascii="Aptos Display" w:hAnsi="Aptos Display"/>
+                <w:b/>
+                <w:bCs/>
+                <w:sz w:val="28"/>
+                <w:szCs w:val="28"/>
+                <w:lang w:val="es-MX"/>
+              </w:rPr>
+              <w:t>Actividad constante</w:t>
             </w:r>
           </w:p>
         </w:tc>
@@ -2388,7 +7235,7 @@
         </w:trPr>
         <w:tc>
           <w:tcPr>
-            <w:tcW w:w="1838" w:type="dxa"/>
+            <w:tcW w:w="1648" w:type="dxa"/>
             <w:shd w:val="clear" w:color="auto" w:fill="D9D9D9" w:themeFill="background1" w:themeFillShade="D9"/>
             <w:vAlign w:val="center"/>
             <w:hideMark/>
@@ -2396,70 +7243,112 @@
           <w:p>
             <w:pPr>
               <w:spacing w:line="240" w:lineRule="auto"/>
-              <w:jc w:val="center"/>
-              <w:rPr>
-                <w:rFonts w:ascii="Aptos Narrow" w:eastAsia="Times New Roman" w:hAnsi="Aptos Narrow" w:cs="Times New Roman"/>
-                <w:color w:val="000000"/>
-                <w:lang w:val="es-MX"/>
-              </w:rPr>
-            </w:pPr>
-            <w:r>
-              <w:rPr>
-                <w:rFonts w:ascii="Aptos Narrow" w:hAnsi="Aptos Narrow"/>
-                <w:color w:val="000000"/>
-              </w:rPr>
-              <w:t>RNF-01</w:t>
-            </w:r>
-          </w:p>
-        </w:tc>
-        <w:tc>
-          <w:tcPr>
-            <w:tcW w:w="2835" w:type="dxa"/>
-            <w:vAlign w:val="center"/>
-            <w:hideMark/>
-          </w:tcPr>
-          <w:p>
-            <w:pPr>
-              <w:spacing w:line="240" w:lineRule="auto"/>
-              <w:rPr>
-                <w:rFonts w:ascii="Aptos Narrow" w:eastAsia="Times New Roman" w:hAnsi="Aptos Narrow" w:cs="Times New Roman"/>
-                <w:color w:val="000000"/>
-                <w:lang w:val="es-MX"/>
-              </w:rPr>
-            </w:pPr>
+              <w:rPr>
+                <w:rFonts w:ascii="Aptos Narrow" w:eastAsia="Times New Roman" w:hAnsi="Aptos Narrow" w:cs="Times New Roman"/>
+                <w:color w:val="000000"/>
+                <w:lang w:val="es-MX"/>
+              </w:rPr>
+            </w:pPr>
+            <w:r>
+              <w:rPr>
+                <w:rFonts w:ascii="Aptos Narrow" w:eastAsia="Times New Roman" w:hAnsi="Aptos Narrow" w:cs="Times New Roman"/>
+                <w:color w:val="000000"/>
+                <w:lang w:val="es-MX"/>
+              </w:rPr>
+              <w:t>María Fernanda Barrón</w:t>
+            </w:r>
+          </w:p>
+        </w:tc>
+        <w:tc>
+          <w:tcPr>
+            <w:tcW w:w="1450" w:type="dxa"/>
+            <w:vAlign w:val="center"/>
+            <w:hideMark/>
+          </w:tcPr>
+          <w:p>
+            <w:pPr>
+              <w:spacing w:line="240" w:lineRule="auto"/>
+              <w:rPr>
+                <w:rFonts w:ascii="Aptos Narrow" w:eastAsia="Times New Roman" w:hAnsi="Aptos Narrow" w:cs="Times New Roman"/>
+                <w:color w:val="000000"/>
+                <w:lang w:val="es-MX"/>
+              </w:rPr>
+            </w:pPr>
+            <w:r>
+              <w:rPr>
+                <w:rFonts w:ascii="Aptos Narrow" w:eastAsia="Times New Roman" w:hAnsi="Aptos Narrow" w:cs="Times New Roman"/>
+                <w:color w:val="000000"/>
+                <w:lang w:val="es-MX"/>
+              </w:rPr>
+              <w:t>Project Manager</w:t>
+            </w:r>
+          </w:p>
+        </w:tc>
+        <w:tc>
+          <w:tcPr>
+            <w:tcW w:w="2289" w:type="dxa"/>
+            <w:vAlign w:val="center"/>
+            <w:hideMark/>
+          </w:tcPr>
+          <w:p>
+            <w:pPr>
+              <w:spacing w:line="240" w:lineRule="auto"/>
+              <w:rPr>
+                <w:rFonts w:ascii="Aptos Narrow" w:eastAsia="Times New Roman" w:hAnsi="Aptos Narrow" w:cs="Times New Roman"/>
+                <w:color w:val="000000"/>
+                <w:lang w:val="es-MX"/>
+              </w:rPr>
+            </w:pPr>
+            <w:r>
+              <w:rPr>
+                <w:rFonts w:ascii="Aptos Narrow" w:eastAsia="Times New Roman" w:hAnsi="Aptos Narrow" w:cs="Times New Roman"/>
+                <w:color w:val="000000"/>
+                <w:lang w:val="es-MX"/>
+              </w:rPr>
+              <w:t>S1-S2 (planificación), S7-S8 (cierre)</w:t>
+            </w:r>
+          </w:p>
+        </w:tc>
+        <w:tc>
+          <w:tcPr>
+            <w:tcW w:w="3948" w:type="dxa"/>
+            <w:vAlign w:val="center"/>
+            <w:hideMark/>
+          </w:tcPr>
+          <w:p>
+            <w:pPr>
+              <w:spacing w:line="240" w:lineRule="auto"/>
+              <w:rPr>
+                <w:rFonts w:ascii="Aptos Narrow" w:eastAsia="Times New Roman" w:hAnsi="Aptos Narrow" w:cs="Times New Roman"/>
+                <w:color w:val="000000"/>
+                <w:lang w:val="es-MX"/>
+              </w:rPr>
+            </w:pPr>
+            <w:r>
+              <w:rPr>
+                <w:rFonts w:ascii="Aptos Narrow" w:eastAsia="Times New Roman" w:hAnsi="Aptos Narrow" w:cs="Times New Roman"/>
+                <w:color w:val="000000"/>
+                <w:lang w:val="es-MX"/>
+              </w:rPr>
+              <w:t xml:space="preserve">Supervisión, seguimiento y comunicación con </w:t>
+            </w:r>
             <w:proofErr w:type="spellStart"/>
             <w:r>
               <w:rPr>
-                <w:rFonts w:ascii="Aptos Narrow" w:hAnsi="Aptos Narrow"/>
-                <w:color w:val="000000"/>
-              </w:rPr>
-              <w:t>Rendimiento</w:t>
+                <w:rFonts w:ascii="Aptos Narrow" w:eastAsia="Times New Roman" w:hAnsi="Aptos Narrow" w:cs="Times New Roman"/>
+                <w:color w:val="000000"/>
+                <w:lang w:val="es-MX"/>
+              </w:rPr>
+              <w:t>stakeholder</w:t>
             </w:r>
             <w:proofErr w:type="spellEnd"/>
-          </w:p>
-        </w:tc>
-        <w:tc>
-          <w:tcPr>
-            <w:tcW w:w="4820" w:type="dxa"/>
-            <w:vAlign w:val="center"/>
-            <w:hideMark/>
-          </w:tcPr>
-          <w:p>
-            <w:pPr>
-              <w:spacing w:line="240" w:lineRule="auto"/>
-              <w:rPr>
-                <w:rFonts w:ascii="Aptos Narrow" w:eastAsia="Times New Roman" w:hAnsi="Aptos Narrow" w:cs="Times New Roman"/>
-                <w:color w:val="000000"/>
-                <w:lang w:val="es-MX"/>
-              </w:rPr>
-            </w:pPr>
-            <w:r>
-              <w:rPr>
-                <w:rFonts w:ascii="Aptos Narrow" w:hAnsi="Aptos Narrow"/>
-                <w:color w:val="000000"/>
-                <w:lang w:val="es-MX"/>
-              </w:rPr>
-              <w:t>El sistema deberá cargar en un tiempo óptimo y mantener una ejecución fluida de animaciones.</w:t>
+            <w:r>
+              <w:rPr>
+                <w:rFonts w:ascii="Aptos Narrow" w:eastAsia="Times New Roman" w:hAnsi="Aptos Narrow" w:cs="Times New Roman"/>
+                <w:color w:val="000000"/>
+                <w:lang w:val="es-MX"/>
+              </w:rPr>
+              <w:t xml:space="preserve"> durante las 8 semanas</w:t>
             </w:r>
           </w:p>
         </w:tc>
@@ -2471,7 +7360,7 @@
         </w:trPr>
         <w:tc>
           <w:tcPr>
-            <w:tcW w:w="1838" w:type="dxa"/>
+            <w:tcW w:w="1648" w:type="dxa"/>
             <w:shd w:val="clear" w:color="auto" w:fill="D9D9D9" w:themeFill="background1" w:themeFillShade="D9"/>
             <w:vAlign w:val="center"/>
             <w:hideMark/>
@@ -2479,70 +7368,122 @@
           <w:p>
             <w:pPr>
               <w:spacing w:line="240" w:lineRule="auto"/>
-              <w:jc w:val="center"/>
-              <w:rPr>
-                <w:rFonts w:ascii="Aptos Narrow" w:eastAsia="Times New Roman" w:hAnsi="Aptos Narrow" w:cs="Times New Roman"/>
-                <w:color w:val="000000"/>
-                <w:lang w:val="es-MX"/>
-              </w:rPr>
-            </w:pPr>
-            <w:r>
-              <w:rPr>
-                <w:rFonts w:ascii="Aptos Narrow" w:hAnsi="Aptos Narrow"/>
-                <w:color w:val="000000"/>
-              </w:rPr>
-              <w:t>RNF-02</w:t>
-            </w:r>
-          </w:p>
-        </w:tc>
-        <w:tc>
-          <w:tcPr>
-            <w:tcW w:w="2835" w:type="dxa"/>
-            <w:vAlign w:val="center"/>
-            <w:hideMark/>
-          </w:tcPr>
-          <w:p>
-            <w:pPr>
-              <w:spacing w:line="240" w:lineRule="auto"/>
-              <w:rPr>
-                <w:rFonts w:ascii="Aptos Narrow" w:eastAsia="Times New Roman" w:hAnsi="Aptos Narrow" w:cs="Times New Roman"/>
-                <w:color w:val="000000"/>
-                <w:lang w:val="es-MX"/>
-              </w:rPr>
-            </w:pPr>
+              <w:rPr>
+                <w:rFonts w:ascii="Aptos Narrow" w:eastAsia="Times New Roman" w:hAnsi="Aptos Narrow" w:cs="Times New Roman"/>
+                <w:color w:val="000000"/>
+                <w:lang w:val="es-MX"/>
+              </w:rPr>
+            </w:pPr>
+            <w:r>
+              <w:rPr>
+                <w:rFonts w:ascii="Aptos Narrow" w:eastAsia="Times New Roman" w:hAnsi="Aptos Narrow" w:cs="Times New Roman"/>
+                <w:color w:val="000000"/>
+                <w:lang w:val="es-MX"/>
+              </w:rPr>
+              <w:t>Leslie Miroslava Benítez</w:t>
+            </w:r>
+          </w:p>
+        </w:tc>
+        <w:tc>
+          <w:tcPr>
+            <w:tcW w:w="1450" w:type="dxa"/>
+            <w:vAlign w:val="center"/>
+            <w:hideMark/>
+          </w:tcPr>
+          <w:p>
+            <w:pPr>
+              <w:spacing w:line="240" w:lineRule="auto"/>
+              <w:rPr>
+                <w:rFonts w:ascii="Aptos Narrow" w:eastAsia="Times New Roman" w:hAnsi="Aptos Narrow" w:cs="Times New Roman"/>
+                <w:color w:val="000000"/>
+                <w:lang w:val="es-MX"/>
+              </w:rPr>
+            </w:pPr>
+            <w:r>
+              <w:rPr>
+                <w:rFonts w:ascii="Aptos Narrow" w:eastAsia="Times New Roman" w:hAnsi="Aptos Narrow" w:cs="Times New Roman"/>
+                <w:color w:val="000000"/>
+                <w:lang w:val="es-MX"/>
+              </w:rPr>
+              <w:t xml:space="preserve">Desarrolladora </w:t>
+            </w:r>
             <w:proofErr w:type="spellStart"/>
             <w:r>
               <w:rPr>
-                <w:rFonts w:ascii="Aptos Narrow" w:hAnsi="Aptos Narrow"/>
-                <w:color w:val="000000"/>
-              </w:rPr>
-              <w:t>Usabilidad</w:t>
+                <w:rFonts w:ascii="Aptos Narrow" w:eastAsia="Times New Roman" w:hAnsi="Aptos Narrow" w:cs="Times New Roman"/>
+                <w:color w:val="000000"/>
+                <w:lang w:val="es-MX"/>
+              </w:rPr>
+              <w:t>Frontend</w:t>
             </w:r>
             <w:proofErr w:type="spellEnd"/>
           </w:p>
         </w:tc>
         <w:tc>
           <w:tcPr>
-            <w:tcW w:w="4820" w:type="dxa"/>
-            <w:vAlign w:val="center"/>
-            <w:hideMark/>
-          </w:tcPr>
-          <w:p>
-            <w:pPr>
-              <w:spacing w:line="240" w:lineRule="auto"/>
-              <w:rPr>
-                <w:rFonts w:ascii="Aptos Narrow" w:eastAsia="Times New Roman" w:hAnsi="Aptos Narrow" w:cs="Times New Roman"/>
-                <w:color w:val="000000"/>
-                <w:lang w:val="es-MX"/>
-              </w:rPr>
-            </w:pPr>
-            <w:r>
-              <w:rPr>
-                <w:rFonts w:ascii="Aptos Narrow" w:hAnsi="Aptos Narrow"/>
-                <w:color w:val="000000"/>
-                <w:lang w:val="es-MX"/>
-              </w:rPr>
-              <w:t>El sistema deberá ofrecer una interfaz intuitiva, fácil de usar y de navegación clara.</w:t>
+            <w:tcW w:w="2289" w:type="dxa"/>
+            <w:vAlign w:val="center"/>
+            <w:hideMark/>
+          </w:tcPr>
+          <w:p>
+            <w:pPr>
+              <w:spacing w:line="240" w:lineRule="auto"/>
+              <w:rPr>
+                <w:rFonts w:ascii="Aptos Narrow" w:eastAsia="Times New Roman" w:hAnsi="Aptos Narrow" w:cs="Times New Roman"/>
+                <w:color w:val="000000"/>
+                <w:lang w:val="es-MX"/>
+              </w:rPr>
+            </w:pPr>
+            <w:r>
+              <w:rPr>
+                <w:rFonts w:ascii="Aptos Narrow" w:eastAsia="Times New Roman" w:hAnsi="Aptos Narrow" w:cs="Times New Roman"/>
+                <w:color w:val="000000"/>
+                <w:lang w:val="es-MX"/>
+              </w:rPr>
+              <w:t>S3-S6 (</w:t>
+            </w:r>
+            <w:proofErr w:type="spellStart"/>
+            <w:r>
+              <w:rPr>
+                <w:rFonts w:ascii="Aptos Narrow" w:eastAsia="Times New Roman" w:hAnsi="Aptos Narrow" w:cs="Times New Roman"/>
+                <w:color w:val="000000"/>
+                <w:lang w:val="es-MX"/>
+              </w:rPr>
+              <w:t>Sprints</w:t>
+            </w:r>
+            <w:proofErr w:type="spellEnd"/>
+            <w:r>
+              <w:rPr>
+                <w:rFonts w:ascii="Aptos Narrow" w:eastAsia="Times New Roman" w:hAnsi="Aptos Narrow" w:cs="Times New Roman"/>
+                <w:color w:val="000000"/>
+                <w:lang w:val="es-MX"/>
+              </w:rPr>
+              <w:t xml:space="preserve"> 2 y 3)</w:t>
+            </w:r>
+          </w:p>
+        </w:tc>
+        <w:tc>
+          <w:tcPr>
+            <w:tcW w:w="3948" w:type="dxa"/>
+            <w:vAlign w:val="center"/>
+            <w:hideMark/>
+          </w:tcPr>
+          <w:p>
+            <w:pPr>
+              <w:spacing w:line="240" w:lineRule="auto"/>
+              <w:rPr>
+                <w:rFonts w:ascii="Aptos Narrow" w:eastAsia="Times New Roman" w:hAnsi="Aptos Narrow" w:cs="Times New Roman"/>
+                <w:color w:val="000000"/>
+                <w:lang w:val="es-MX"/>
+              </w:rPr>
+            </w:pPr>
+            <w:r>
+              <w:rPr>
+                <w:rFonts w:ascii="Aptos Narrow" w:eastAsia="Times New Roman" w:hAnsi="Aptos Narrow" w:cs="Times New Roman"/>
+                <w:color w:val="000000"/>
+                <w:lang w:val="es-MX"/>
+              </w:rPr>
+              <w:t>Apoyo en requerimientos, calidad y evidencias</w:t>
             </w:r>
           </w:p>
         </w:tc>
@@ -2554,7 +7495,7 @@
         </w:trPr>
         <w:tc>
           <w:tcPr>
-            <w:tcW w:w="1838" w:type="dxa"/>
+            <w:tcW w:w="1648" w:type="dxa"/>
             <w:shd w:val="clear" w:color="auto" w:fill="D9D9D9" w:themeFill="background1" w:themeFillShade="D9"/>
             <w:vAlign w:val="center"/>
             <w:hideMark/>
@@ -2562,589 +7503,127 @@
           <w:p>
             <w:pPr>
               <w:spacing w:line="240" w:lineRule="auto"/>
-              <w:jc w:val="center"/>
-              <w:rPr>
-                <w:rFonts w:ascii="Aptos Narrow" w:eastAsia="Times New Roman" w:hAnsi="Aptos Narrow" w:cs="Times New Roman"/>
-                <w:color w:val="000000"/>
-                <w:lang w:val="es-MX"/>
-              </w:rPr>
-            </w:pPr>
-            <w:r>
-              <w:rPr>
-                <w:rFonts w:ascii="Aptos Narrow" w:hAnsi="Aptos Narrow"/>
-                <w:color w:val="000000"/>
-              </w:rPr>
-              <w:t>RNF-03</w:t>
-            </w:r>
-          </w:p>
-        </w:tc>
-        <w:tc>
-          <w:tcPr>
-            <w:tcW w:w="2835" w:type="dxa"/>
-            <w:vAlign w:val="center"/>
-            <w:hideMark/>
-          </w:tcPr>
-          <w:p>
-            <w:pPr>
-              <w:spacing w:line="240" w:lineRule="auto"/>
-              <w:rPr>
-                <w:rFonts w:ascii="Aptos Narrow" w:eastAsia="Times New Roman" w:hAnsi="Aptos Narrow" w:cs="Times New Roman"/>
-                <w:color w:val="000000"/>
-                <w:lang w:val="es-MX"/>
-              </w:rPr>
-            </w:pPr>
+              <w:rPr>
+                <w:rFonts w:ascii="Aptos Narrow" w:eastAsia="Times New Roman" w:hAnsi="Aptos Narrow" w:cs="Times New Roman"/>
+                <w:color w:val="000000"/>
+                <w:lang w:val="es-MX"/>
+              </w:rPr>
+            </w:pPr>
+            <w:r>
+              <w:rPr>
+                <w:rFonts w:ascii="Aptos Narrow" w:eastAsia="Times New Roman" w:hAnsi="Aptos Narrow" w:cs="Times New Roman"/>
+                <w:color w:val="000000"/>
+                <w:lang w:val="es-MX"/>
+              </w:rPr>
+              <w:t>Leonardo Merino Garfias</w:t>
+            </w:r>
+          </w:p>
+        </w:tc>
+        <w:tc>
+          <w:tcPr>
+            <w:tcW w:w="1450" w:type="dxa"/>
+            <w:vAlign w:val="center"/>
+            <w:hideMark/>
+          </w:tcPr>
+          <w:p>
+            <w:pPr>
+              <w:spacing w:line="240" w:lineRule="auto"/>
+              <w:rPr>
+                <w:rFonts w:ascii="Aptos Narrow" w:eastAsia="Times New Roman" w:hAnsi="Aptos Narrow" w:cs="Times New Roman"/>
+                <w:color w:val="000000"/>
+                <w:lang w:val="es-MX"/>
+              </w:rPr>
+            </w:pPr>
+            <w:r>
+              <w:rPr>
+                <w:rFonts w:ascii="Aptos Narrow" w:eastAsia="Times New Roman" w:hAnsi="Aptos Narrow" w:cs="Times New Roman"/>
+                <w:color w:val="000000"/>
+                <w:lang w:val="es-MX"/>
+              </w:rPr>
+              <w:t xml:space="preserve">Desarrollador </w:t>
+            </w:r>
             <w:proofErr w:type="spellStart"/>
             <w:r>
               <w:rPr>
-                <w:rFonts w:ascii="Aptos Narrow" w:hAnsi="Aptos Narrow"/>
-                <w:color w:val="000000"/>
-              </w:rPr>
-              <w:t>Experiencia</w:t>
+                <w:rFonts w:ascii="Aptos Narrow" w:eastAsia="Times New Roman" w:hAnsi="Aptos Narrow" w:cs="Times New Roman"/>
+                <w:color w:val="000000"/>
+                <w:lang w:val="es-MX"/>
+              </w:rPr>
+              <w:t>Backend</w:t>
             </w:r>
             <w:proofErr w:type="spellEnd"/>
-            <w:r>
-              <w:rPr>
-                <w:rFonts w:ascii="Aptos Narrow" w:hAnsi="Aptos Narrow"/>
-                <w:color w:val="000000"/>
-              </w:rPr>
-              <w:t xml:space="preserve"> de </w:t>
-            </w:r>
-            <w:proofErr w:type="spellStart"/>
-            <w:r>
-              <w:rPr>
-                <w:rFonts w:ascii="Aptos Narrow" w:hAnsi="Aptos Narrow"/>
-                <w:color w:val="000000"/>
-              </w:rPr>
-              <w:t>usuario</w:t>
-            </w:r>
-            <w:proofErr w:type="spellEnd"/>
-            <w:r>
-              <w:rPr>
-                <w:rFonts w:ascii="Aptos Narrow" w:hAnsi="Aptos Narrow"/>
-                <w:color w:val="000000"/>
-              </w:rPr>
-              <w:t xml:space="preserve"> (UX)</w:t>
-            </w:r>
-          </w:p>
-        </w:tc>
-        <w:tc>
-          <w:tcPr>
-            <w:tcW w:w="4820" w:type="dxa"/>
-            <w:vAlign w:val="center"/>
-            <w:hideMark/>
-          </w:tcPr>
-          <w:p>
-            <w:pPr>
-              <w:spacing w:line="240" w:lineRule="auto"/>
-              <w:rPr>
-                <w:rFonts w:ascii="Aptos Narrow" w:eastAsia="Times New Roman" w:hAnsi="Aptos Narrow" w:cs="Times New Roman"/>
-                <w:color w:val="000000"/>
-                <w:lang w:val="es-MX"/>
-              </w:rPr>
-            </w:pPr>
-            <w:r>
-              <w:rPr>
-                <w:rFonts w:ascii="Aptos Narrow" w:hAnsi="Aptos Narrow"/>
-                <w:color w:val="000000"/>
-                <w:lang w:val="es-MX"/>
-              </w:rPr>
-              <w:t>El sistema deberá proporcionar una experiencia visual atractiva e interactiva que facilite la exploración del contenido.</w:t>
-            </w:r>
-          </w:p>
-        </w:tc>
-      </w:tr>
-      <w:tr>
-        <w:trPr>
-          <w:trHeight w:val="20"/>
-          <w:jc w:val="center"/>
-        </w:trPr>
-        <w:tc>
-          <w:tcPr>
-            <w:tcW w:w="1838" w:type="dxa"/>
-            <w:shd w:val="clear" w:color="auto" w:fill="D9D9D9" w:themeFill="background1" w:themeFillShade="D9"/>
-            <w:vAlign w:val="center"/>
-            <w:hideMark/>
-          </w:tcPr>
-          <w:p>
-            <w:pPr>
-              <w:spacing w:line="240" w:lineRule="auto"/>
-              <w:jc w:val="center"/>
-              <w:rPr>
-                <w:rFonts w:ascii="Aptos Narrow" w:eastAsia="Times New Roman" w:hAnsi="Aptos Narrow" w:cs="Times New Roman"/>
-                <w:color w:val="000000"/>
-                <w:lang w:val="es-MX"/>
-              </w:rPr>
-            </w:pPr>
-            <w:r>
-              <w:rPr>
-                <w:rFonts w:ascii="Aptos Narrow" w:hAnsi="Aptos Narrow"/>
-                <w:color w:val="000000"/>
-              </w:rPr>
-              <w:t>RNF-04</w:t>
-            </w:r>
-          </w:p>
-        </w:tc>
-        <w:tc>
-          <w:tcPr>
-            <w:tcW w:w="2835" w:type="dxa"/>
-            <w:vAlign w:val="center"/>
-            <w:hideMark/>
-          </w:tcPr>
-          <w:p>
-            <w:pPr>
-              <w:spacing w:line="240" w:lineRule="auto"/>
-              <w:rPr>
-                <w:rFonts w:ascii="Aptos Narrow" w:eastAsia="Times New Roman" w:hAnsi="Aptos Narrow" w:cs="Times New Roman"/>
-                <w:color w:val="000000"/>
-                <w:lang w:val="es-MX"/>
-              </w:rPr>
-            </w:pPr>
-            <w:r>
-              <w:rPr>
-                <w:rFonts w:ascii="Aptos Narrow" w:hAnsi="Aptos Narrow"/>
-                <w:color w:val="000000"/>
-              </w:rPr>
-              <w:t>Calidad visual</w:t>
-            </w:r>
-          </w:p>
-        </w:tc>
-        <w:tc>
-          <w:tcPr>
-            <w:tcW w:w="4820" w:type="dxa"/>
-            <w:vAlign w:val="center"/>
-            <w:hideMark/>
-          </w:tcPr>
-          <w:p>
-            <w:pPr>
-              <w:spacing w:line="240" w:lineRule="auto"/>
-              <w:rPr>
-                <w:rFonts w:ascii="Aptos Narrow" w:eastAsia="Times New Roman" w:hAnsi="Aptos Narrow" w:cs="Times New Roman"/>
-                <w:color w:val="000000"/>
-                <w:lang w:val="es-MX"/>
-              </w:rPr>
-            </w:pPr>
-            <w:r>
-              <w:rPr>
-                <w:rFonts w:ascii="Aptos Narrow" w:hAnsi="Aptos Narrow"/>
-                <w:color w:val="000000"/>
-                <w:lang w:val="es-MX"/>
-              </w:rPr>
-              <w:t>El sistema deberá garantizar alta calidad en imágenes y fluidez en las animaciones.</w:t>
-            </w:r>
-          </w:p>
-        </w:tc>
-      </w:tr>
-      <w:tr>
-        <w:trPr>
-          <w:trHeight w:val="20"/>
-          <w:jc w:val="center"/>
-        </w:trPr>
-        <w:tc>
-          <w:tcPr>
-            <w:tcW w:w="1838" w:type="dxa"/>
-            <w:shd w:val="clear" w:color="auto" w:fill="D9D9D9" w:themeFill="background1" w:themeFillShade="D9"/>
-            <w:vAlign w:val="center"/>
-            <w:hideMark/>
-          </w:tcPr>
-          <w:p>
-            <w:pPr>
-              <w:spacing w:line="240" w:lineRule="auto"/>
-              <w:jc w:val="center"/>
-              <w:rPr>
-                <w:rFonts w:ascii="Aptos Narrow" w:eastAsia="Times New Roman" w:hAnsi="Aptos Narrow" w:cs="Times New Roman"/>
-                <w:color w:val="000000"/>
-                <w:lang w:val="es-MX"/>
-              </w:rPr>
-            </w:pPr>
-            <w:r>
-              <w:rPr>
-                <w:rFonts w:ascii="Aptos Narrow" w:hAnsi="Aptos Narrow"/>
-                <w:color w:val="000000"/>
-              </w:rPr>
-              <w:t>RNF-05</w:t>
-            </w:r>
-          </w:p>
-        </w:tc>
-        <w:tc>
-          <w:tcPr>
-            <w:tcW w:w="2835" w:type="dxa"/>
-            <w:vAlign w:val="center"/>
-            <w:hideMark/>
-          </w:tcPr>
-          <w:p>
-            <w:pPr>
-              <w:spacing w:line="240" w:lineRule="auto"/>
-              <w:rPr>
-                <w:rFonts w:ascii="Aptos Narrow" w:eastAsia="Times New Roman" w:hAnsi="Aptos Narrow" w:cs="Times New Roman"/>
-                <w:color w:val="000000"/>
-                <w:lang w:val="es-MX"/>
-              </w:rPr>
-            </w:pPr>
-            <w:proofErr w:type="spellStart"/>
-            <w:r>
-              <w:rPr>
-                <w:rFonts w:ascii="Aptos Narrow" w:hAnsi="Aptos Narrow"/>
-                <w:color w:val="000000"/>
-              </w:rPr>
-              <w:t>Compatibilidad</w:t>
-            </w:r>
-            <w:proofErr w:type="spellEnd"/>
-          </w:p>
-        </w:tc>
-        <w:tc>
-          <w:tcPr>
-            <w:tcW w:w="4820" w:type="dxa"/>
-            <w:vAlign w:val="center"/>
-            <w:hideMark/>
-          </w:tcPr>
-          <w:p>
-            <w:pPr>
-              <w:spacing w:line="240" w:lineRule="auto"/>
-              <w:rPr>
-                <w:rFonts w:ascii="Aptos Narrow" w:eastAsia="Times New Roman" w:hAnsi="Aptos Narrow" w:cs="Times New Roman"/>
-                <w:color w:val="000000"/>
-                <w:lang w:val="es-MX"/>
-              </w:rPr>
-            </w:pPr>
-            <w:r>
-              <w:rPr>
-                <w:rFonts w:ascii="Aptos Narrow" w:hAnsi="Aptos Narrow"/>
-                <w:color w:val="000000"/>
-                <w:lang w:val="es-MX"/>
-              </w:rPr>
-              <w:t>El sistema deberá ser compatible con los principales navegadores web modernos.</w:t>
-            </w:r>
-          </w:p>
-        </w:tc>
-      </w:tr>
-      <w:tr>
-        <w:trPr>
-          <w:trHeight w:val="20"/>
-          <w:jc w:val="center"/>
-        </w:trPr>
-        <w:tc>
-          <w:tcPr>
-            <w:tcW w:w="1838" w:type="dxa"/>
-            <w:shd w:val="clear" w:color="auto" w:fill="D9D9D9" w:themeFill="background1" w:themeFillShade="D9"/>
-            <w:vAlign w:val="center"/>
-            <w:hideMark/>
-          </w:tcPr>
-          <w:p>
-            <w:pPr>
-              <w:spacing w:line="240" w:lineRule="auto"/>
-              <w:jc w:val="center"/>
-              <w:rPr>
-                <w:rFonts w:ascii="Aptos Narrow" w:eastAsia="Times New Roman" w:hAnsi="Aptos Narrow" w:cs="Times New Roman"/>
-                <w:color w:val="000000"/>
-                <w:lang w:val="es-MX"/>
-              </w:rPr>
-            </w:pPr>
-            <w:r>
-              <w:rPr>
-                <w:rFonts w:ascii="Aptos Narrow" w:hAnsi="Aptos Narrow"/>
-                <w:color w:val="000000"/>
-              </w:rPr>
-              <w:t>RNF-06</w:t>
-            </w:r>
-          </w:p>
-        </w:tc>
-        <w:tc>
-          <w:tcPr>
-            <w:tcW w:w="2835" w:type="dxa"/>
-            <w:vAlign w:val="center"/>
-            <w:hideMark/>
-          </w:tcPr>
-          <w:p>
-            <w:pPr>
-              <w:spacing w:line="240" w:lineRule="auto"/>
-              <w:rPr>
-                <w:rFonts w:ascii="Aptos Narrow" w:eastAsia="Times New Roman" w:hAnsi="Aptos Narrow" w:cs="Times New Roman"/>
-                <w:color w:val="000000"/>
-                <w:lang w:val="es-MX"/>
-              </w:rPr>
-            </w:pPr>
-            <w:proofErr w:type="spellStart"/>
-            <w:r>
-              <w:rPr>
-                <w:rFonts w:ascii="Aptos Narrow" w:hAnsi="Aptos Narrow"/>
-                <w:color w:val="000000"/>
-              </w:rPr>
-              <w:t>Seguridad</w:t>
-            </w:r>
-            <w:proofErr w:type="spellEnd"/>
-          </w:p>
-        </w:tc>
-        <w:tc>
-          <w:tcPr>
-            <w:tcW w:w="4820" w:type="dxa"/>
-            <w:vAlign w:val="center"/>
-            <w:hideMark/>
-          </w:tcPr>
-          <w:p>
-            <w:pPr>
-              <w:spacing w:line="240" w:lineRule="auto"/>
-              <w:rPr>
-                <w:rFonts w:ascii="Aptos Narrow" w:eastAsia="Times New Roman" w:hAnsi="Aptos Narrow" w:cs="Times New Roman"/>
-                <w:color w:val="000000"/>
-                <w:lang w:val="es-MX"/>
-              </w:rPr>
-            </w:pPr>
-            <w:r>
-              <w:rPr>
-                <w:rFonts w:ascii="Aptos Narrow" w:hAnsi="Aptos Narrow"/>
-                <w:color w:val="000000"/>
-                <w:lang w:val="es-MX"/>
-              </w:rPr>
-              <w:t>El sistema deberá implementar conexión segura (HTTPS) y proteger los datos ingresados por el usuario.</w:t>
-            </w:r>
-          </w:p>
-        </w:tc>
-      </w:tr>
-      <w:tr>
-        <w:trPr>
-          <w:trHeight w:val="20"/>
-          <w:jc w:val="center"/>
-        </w:trPr>
-        <w:tc>
-          <w:tcPr>
-            <w:tcW w:w="1838" w:type="dxa"/>
-            <w:shd w:val="clear" w:color="auto" w:fill="D9D9D9" w:themeFill="background1" w:themeFillShade="D9"/>
-            <w:vAlign w:val="center"/>
-            <w:hideMark/>
-          </w:tcPr>
-          <w:p>
-            <w:pPr>
-              <w:spacing w:line="240" w:lineRule="auto"/>
-              <w:jc w:val="center"/>
-              <w:rPr>
-                <w:rFonts w:ascii="Aptos Narrow" w:eastAsia="Times New Roman" w:hAnsi="Aptos Narrow" w:cs="Times New Roman"/>
-                <w:color w:val="000000"/>
-                <w:lang w:val="es-MX"/>
-              </w:rPr>
-            </w:pPr>
-            <w:r>
-              <w:rPr>
-                <w:rFonts w:ascii="Aptos Narrow" w:hAnsi="Aptos Narrow"/>
-                <w:color w:val="000000"/>
-              </w:rPr>
-              <w:t>RNF-07</w:t>
-            </w:r>
-          </w:p>
-        </w:tc>
-        <w:tc>
-          <w:tcPr>
-            <w:tcW w:w="2835" w:type="dxa"/>
-            <w:vAlign w:val="center"/>
-            <w:hideMark/>
-          </w:tcPr>
-          <w:p>
-            <w:pPr>
-              <w:spacing w:line="240" w:lineRule="auto"/>
-              <w:rPr>
-                <w:rFonts w:ascii="Aptos Narrow" w:eastAsia="Times New Roman" w:hAnsi="Aptos Narrow" w:cs="Times New Roman"/>
-                <w:color w:val="000000"/>
-                <w:lang w:val="es-MX"/>
-              </w:rPr>
-            </w:pPr>
-            <w:proofErr w:type="spellStart"/>
-            <w:r>
-              <w:rPr>
-                <w:rFonts w:ascii="Aptos Narrow" w:hAnsi="Aptos Narrow"/>
-                <w:color w:val="000000"/>
-              </w:rPr>
-              <w:t>Disponibilidad</w:t>
-            </w:r>
-            <w:proofErr w:type="spellEnd"/>
-          </w:p>
-        </w:tc>
-        <w:tc>
-          <w:tcPr>
-            <w:tcW w:w="4820" w:type="dxa"/>
-            <w:vAlign w:val="center"/>
-            <w:hideMark/>
-          </w:tcPr>
-          <w:p>
-            <w:pPr>
-              <w:spacing w:line="240" w:lineRule="auto"/>
-              <w:rPr>
-                <w:rFonts w:ascii="Aptos Narrow" w:eastAsia="Times New Roman" w:hAnsi="Aptos Narrow" w:cs="Times New Roman"/>
-                <w:color w:val="000000"/>
-                <w:lang w:val="es-MX"/>
-              </w:rPr>
-            </w:pPr>
-            <w:r>
-              <w:rPr>
-                <w:rFonts w:ascii="Aptos Narrow" w:hAnsi="Aptos Narrow"/>
-                <w:color w:val="000000"/>
-                <w:lang w:val="es-MX"/>
-              </w:rPr>
-              <w:t>El sistema deberá estar disponible en línea de forma continua y estable.</w:t>
-            </w:r>
-          </w:p>
-        </w:tc>
-      </w:tr>
-      <w:tr>
-        <w:trPr>
-          <w:trHeight w:val="20"/>
-          <w:jc w:val="center"/>
-        </w:trPr>
-        <w:tc>
-          <w:tcPr>
-            <w:tcW w:w="1838" w:type="dxa"/>
-            <w:shd w:val="clear" w:color="auto" w:fill="D9D9D9" w:themeFill="background1" w:themeFillShade="D9"/>
-            <w:vAlign w:val="center"/>
-            <w:hideMark/>
-          </w:tcPr>
-          <w:p>
-            <w:pPr>
-              <w:spacing w:line="240" w:lineRule="auto"/>
-              <w:jc w:val="center"/>
-              <w:rPr>
-                <w:rFonts w:ascii="Aptos Narrow" w:eastAsia="Times New Roman" w:hAnsi="Aptos Narrow" w:cs="Times New Roman"/>
-                <w:color w:val="000000"/>
-                <w:lang w:val="es-MX"/>
-              </w:rPr>
-            </w:pPr>
-            <w:r>
-              <w:rPr>
-                <w:rFonts w:ascii="Aptos Narrow" w:hAnsi="Aptos Narrow"/>
-                <w:color w:val="000000"/>
-              </w:rPr>
-              <w:t>RNF-08</w:t>
-            </w:r>
-          </w:p>
-        </w:tc>
-        <w:tc>
-          <w:tcPr>
-            <w:tcW w:w="2835" w:type="dxa"/>
-            <w:vAlign w:val="center"/>
-            <w:hideMark/>
-          </w:tcPr>
-          <w:p>
-            <w:pPr>
-              <w:spacing w:line="240" w:lineRule="auto"/>
-              <w:rPr>
-                <w:rFonts w:ascii="Aptos Narrow" w:eastAsia="Times New Roman" w:hAnsi="Aptos Narrow" w:cs="Times New Roman"/>
-                <w:color w:val="000000"/>
-                <w:lang w:val="es-MX"/>
-              </w:rPr>
-            </w:pPr>
-            <w:proofErr w:type="spellStart"/>
-            <w:r>
-              <w:rPr>
-                <w:rFonts w:ascii="Aptos Narrow" w:hAnsi="Aptos Narrow"/>
-                <w:color w:val="000000"/>
-              </w:rPr>
-              <w:t>Accesibilidad</w:t>
-            </w:r>
-            <w:proofErr w:type="spellEnd"/>
-          </w:p>
-        </w:tc>
-        <w:tc>
-          <w:tcPr>
-            <w:tcW w:w="4820" w:type="dxa"/>
-            <w:vAlign w:val="center"/>
-            <w:hideMark/>
-          </w:tcPr>
-          <w:p>
-            <w:pPr>
-              <w:spacing w:line="240" w:lineRule="auto"/>
-              <w:rPr>
-                <w:rFonts w:ascii="Aptos Narrow" w:eastAsia="Times New Roman" w:hAnsi="Aptos Narrow" w:cs="Times New Roman"/>
-                <w:color w:val="000000"/>
-                <w:lang w:val="es-MX"/>
-              </w:rPr>
-            </w:pPr>
-            <w:r>
-              <w:rPr>
-                <w:rFonts w:ascii="Aptos Narrow" w:hAnsi="Aptos Narrow"/>
-                <w:color w:val="000000"/>
-                <w:lang w:val="es-MX"/>
-              </w:rPr>
-              <w:t>El sistema deberá considerar buenas prácticas de accesibilidad (legibilidad, contraste, navegación básica).</w:t>
-            </w:r>
-          </w:p>
-        </w:tc>
-      </w:tr>
-      <w:tr>
-        <w:trPr>
-          <w:trHeight w:val="20"/>
-          <w:jc w:val="center"/>
-        </w:trPr>
-        <w:tc>
-          <w:tcPr>
-            <w:tcW w:w="1838" w:type="dxa"/>
-            <w:shd w:val="clear" w:color="auto" w:fill="D9D9D9" w:themeFill="background1" w:themeFillShade="D9"/>
-            <w:vAlign w:val="center"/>
-          </w:tcPr>
-          <w:p>
-            <w:pPr>
-              <w:spacing w:line="240" w:lineRule="auto"/>
-              <w:jc w:val="center"/>
-              <w:rPr>
-                <w:rFonts w:ascii="Aptos Narrow" w:hAnsi="Aptos Narrow"/>
-                <w:color w:val="000000"/>
-              </w:rPr>
-            </w:pPr>
-            <w:r>
-              <w:rPr>
-                <w:rFonts w:ascii="Aptos Narrow" w:hAnsi="Aptos Narrow"/>
-                <w:color w:val="000000"/>
-              </w:rPr>
-              <w:t>RNF-09</w:t>
-            </w:r>
-          </w:p>
-        </w:tc>
-        <w:tc>
-          <w:tcPr>
-            <w:tcW w:w="2835" w:type="dxa"/>
-            <w:vAlign w:val="center"/>
-          </w:tcPr>
-          <w:p>
-            <w:pPr>
-              <w:spacing w:line="240" w:lineRule="auto"/>
-              <w:rPr>
-                <w:rFonts w:ascii="Aptos Narrow" w:hAnsi="Aptos Narrow"/>
-                <w:color w:val="000000"/>
-              </w:rPr>
-            </w:pPr>
-            <w:proofErr w:type="spellStart"/>
-            <w:r>
-              <w:rPr>
-                <w:rFonts w:ascii="Aptos Narrow" w:hAnsi="Aptos Narrow"/>
-                <w:color w:val="000000"/>
-              </w:rPr>
-              <w:t>Mantenibilidad</w:t>
-            </w:r>
-            <w:proofErr w:type="spellEnd"/>
-          </w:p>
-        </w:tc>
-        <w:tc>
-          <w:tcPr>
-            <w:tcW w:w="4820" w:type="dxa"/>
-            <w:vAlign w:val="center"/>
-          </w:tcPr>
-          <w:p>
-            <w:pPr>
-              <w:spacing w:line="240" w:lineRule="auto"/>
-              <w:rPr>
-                <w:rFonts w:ascii="Aptos Narrow" w:hAnsi="Aptos Narrow"/>
-                <w:color w:val="000000"/>
-                <w:lang w:val="es-MX"/>
-              </w:rPr>
-            </w:pPr>
-            <w:r>
-              <w:rPr>
-                <w:rFonts w:ascii="Aptos Narrow" w:hAnsi="Aptos Narrow"/>
-                <w:color w:val="000000"/>
-                <w:lang w:val="es-MX"/>
-              </w:rPr>
-              <w:t>El sistema deberá estar estructurado de forma que permita su fácil actualización y mantenimiento.</w:t>
+          </w:p>
+        </w:tc>
+        <w:tc>
+          <w:tcPr>
+            <w:tcW w:w="2289" w:type="dxa"/>
+            <w:vAlign w:val="center"/>
+            <w:hideMark/>
+          </w:tcPr>
+          <w:p>
+            <w:pPr>
+              <w:spacing w:line="240" w:lineRule="auto"/>
+              <w:rPr>
+                <w:rFonts w:ascii="Aptos Narrow" w:eastAsia="Times New Roman" w:hAnsi="Aptos Narrow" w:cs="Times New Roman"/>
+                <w:color w:val="000000"/>
+                <w:lang w:val="en-US"/>
+              </w:rPr>
+            </w:pPr>
+            <w:r>
+              <w:rPr>
+                <w:rFonts w:ascii="Aptos Narrow" w:eastAsia="Times New Roman" w:hAnsi="Aptos Narrow" w:cs="Times New Roman"/>
+                <w:color w:val="000000"/>
+                <w:lang w:val="en-US"/>
+              </w:rPr>
+              <w:t>S1-S2 (Sprint 1), S7-S8 (Sprint 4)</w:t>
+            </w:r>
+          </w:p>
+        </w:tc>
+        <w:tc>
+          <w:tcPr>
+            <w:tcW w:w="3948" w:type="dxa"/>
+            <w:vAlign w:val="center"/>
+            <w:hideMark/>
+          </w:tcPr>
+          <w:p>
+            <w:pPr>
+              <w:spacing w:line="240" w:lineRule="auto"/>
+              <w:rPr>
+                <w:rFonts w:ascii="Aptos Narrow" w:eastAsia="Times New Roman" w:hAnsi="Aptos Narrow" w:cs="Times New Roman"/>
+                <w:color w:val="000000"/>
+                <w:lang w:val="es-MX"/>
+              </w:rPr>
+            </w:pPr>
+            <w:r>
+              <w:rPr>
+                <w:rFonts w:ascii="Aptos Narrow" w:eastAsia="Times New Roman" w:hAnsi="Aptos Narrow" w:cs="Times New Roman"/>
+                <w:color w:val="000000"/>
+                <w:lang w:val="es-MX"/>
+              </w:rPr>
+              <w:t>Apoyo en estimación, factibilidad técnica y calidad</w:t>
             </w:r>
           </w:p>
         </w:tc>
       </w:tr>
     </w:tbl>
+    <w:p>
+      <w:pPr>
+        <w:jc w:val="both"/>
+        <w:rPr>
+          <w:rFonts w:ascii="Aptos" w:hAnsi="Aptos"/>
+          <w:lang w:val="es-MX"/>
+        </w:rPr>
+      </w:pPr>
+    </w:p>
+    <w:p>
+      <w:pPr>
+        <w:jc w:val="both"/>
+        <w:rPr>
+          <w:rFonts w:ascii="Aptos" w:hAnsi="Aptos"/>
+          <w:lang w:val="es-MX"/>
+        </w:rPr>
+      </w:pPr>
+    </w:p>
     <w:p>
       <w:pPr>
         <w:jc w:val="both"/>
@@ -3172,14 +7651,14 @@
           <w:rFonts w:ascii="Aptos" w:hAnsi="Aptos"/>
         </w:rPr>
       </w:pPr>
-      <w:bookmarkStart w:id="4" w:name="_Toc226051387"/>
+      <w:bookmarkStart w:id="5" w:name="_Toc229350229"/>
       <w:r>
         <w:rPr>
           <w:rFonts w:ascii="Aptos" w:hAnsi="Aptos"/>
         </w:rPr>
         <w:t>Referencias</w:t>
       </w:r>
-      <w:bookmarkEnd w:id="4"/>
+      <w:bookmarkEnd w:id="5"/>
     </w:p>
     <w:p>
       <w:pPr>
@@ -3216,10 +7695,69 @@
         <w:t>McGraw-Hill.</w:t>
       </w:r>
     </w:p>
+    <w:p>
+      <w:pPr>
+        <w:pStyle w:val="NormalWeb"/>
+        <w:numPr>
+          <w:ilvl w:val="0"/>
+          <w:numId w:val="11"/>
+        </w:numPr>
+        <w:rPr>
+          <w:rFonts w:ascii="Aptos" w:hAnsi="Aptos"/>
+          <w:sz w:val="22"/>
+          <w:szCs w:val="22"/>
+        </w:rPr>
+      </w:pPr>
+      <w:r>
+        <w:rPr>
+          <w:rFonts w:ascii="Aptos" w:hAnsi="Aptos"/>
+          <w:sz w:val="22"/>
+          <w:szCs w:val="22"/>
+          <w:lang w:val="en-US"/>
+        </w:rPr>
+        <w:t xml:space="preserve">Project Management Institute. (2017). </w:t>
+      </w:r>
+      <w:r>
+        <w:rPr>
+          <w:rStyle w:val="nfasis"/>
+          <w:rFonts w:ascii="Aptos" w:hAnsi="Aptos"/>
+          <w:sz w:val="22"/>
+          <w:szCs w:val="22"/>
+          <w:lang w:val="en-US"/>
+        </w:rPr>
+        <w:t>Guía del PMBOK</w:t>
+      </w:r>
+      <w:r>
+        <w:rPr>
+          <w:rFonts w:ascii="Aptos" w:hAnsi="Aptos"/>
+          <w:sz w:val="22"/>
+          <w:szCs w:val="22"/>
+          <w:lang w:val="en-US"/>
+        </w:rPr>
+        <w:t xml:space="preserve"> (6ª ed.). </w:t>
+      </w:r>
+      <w:r>
+        <w:rPr>
+          <w:rFonts w:ascii="Aptos" w:hAnsi="Aptos"/>
+          <w:sz w:val="22"/>
+          <w:szCs w:val="22"/>
+        </w:rPr>
+        <w:t>PMI.</w:t>
+      </w:r>
+    </w:p>
+    <w:p>
+      <w:pPr>
+        <w:jc w:val="both"/>
+        <w:rPr>
+          <w:rFonts w:ascii="Aptos" w:hAnsi="Aptos"/>
+          <w:lang w:val="es-MX"/>
+        </w:rPr>
+      </w:pPr>
+    </w:p>
     <w:sectPr>
-      <w:headerReference w:type="default" r:id="rId8"/>
-      <w:footerReference w:type="default" r:id="rId9"/>
-      <w:footerReference w:type="first" r:id="rId10"/>
+      <w:headerReference w:type="default" r:id="rId9"/>
+      <w:footerReference w:type="default" r:id="rId10"/>
+      <w:footerReference w:type="first" r:id="rId11"/>
       <w:pgSz w:w="12240" w:h="15840"/>
       <w:pgMar w:top="1440" w:right="1440" w:bottom="1440" w:left="1440" w:header="720" w:footer="720" w:gutter="0"/>
       <w:pgNumType w:start="1"/>
@@ -3265,7 +7803,6 @@
         <w:docPartUnique/>
       </w:docPartObj>
     </w:sdtPr>
-    <w:sdtEndPr/>
     <w:sdtContent>
       <w:p>
         <w:pPr>
@@ -3311,7 +7848,6 @@
         <w:docPartUnique/>
       </w:docPartObj>
     </w:sdtPr>
-    <w:sdtEndPr/>
     <w:sdtContent>
       <w:p>
         <w:pPr>
@@ -4478,6 +9014,155 @@
     </w:lvl>
   </w:abstractNum>
   <w:abstractNum w:abstractNumId="9" w15:restartNumberingAfterBreak="0">
+    <w:nsid w:val="4E184430"/>
+    <w:multiLevelType w:val="multilevel"/>
+    <w:tmpl w:val="75104C34"/>
+    <w:lvl w:ilvl="0">
+      <w:start w:val="1"/>
+      <w:numFmt w:val="bullet"/>
+      <w:lvlText w:val=""/>
+      <w:lvlJc w:val="left"/>
+      <w:pPr>
+        <w:tabs>
+          <w:tab w:val="num" w:pos="720"/>
+        </w:tabs>
+        <w:ind w:left="720" w:hanging="360"/>
+      </w:pPr>
+      <w:rPr>
+        <w:rFonts w:ascii="Symbol" w:hAnsi="Symbol" w:hint="default"/>
+        <w:sz w:val="20"/>
+      </w:rPr>
+    </w:lvl>
+    <w:lvl w:ilvl="1" w:tentative="1">
+      <w:start w:val="1"/>
+      <w:numFmt w:val="bullet"/>
+      <w:lvlText w:val="o"/>
+      <w:lvlJc w:val="left"/>
+      <w:pPr>
+        <w:tabs>
+          <w:tab w:val="num" w:pos="1440"/>
+        </w:tabs>
+        <w:ind w:left="1440" w:hanging="360"/>
+      </w:pPr>
+      <w:rPr>
+        <w:rFonts w:ascii="Courier New" w:hAnsi="Courier New" w:hint="default"/>
+        <w:sz w:val="20"/>
+      </w:rPr>
+    </w:lvl>
+    <w:lvl w:ilvl="2" w:tentative="1">
+      <w:start w:val="1"/>
+      <w:numFmt w:val="bullet"/>
+      <w:lvlText w:val=""/>
+      <w:lvlJc w:val="left"/>
+      <w:pPr>
+        <w:tabs>
+          <w:tab w:val="num" w:pos="2160"/>
+        </w:tabs>
+        <w:ind w:left="2160" w:hanging="360"/>
+      </w:pPr>
+      <w:rPr>
+        <w:rFonts w:ascii="Wingdings" w:hAnsi="Wingdings" w:hint="default"/>
+        <w:sz w:val="20"/>
+      </w:rPr>
+    </w:lvl>
+    <w:lvl w:ilvl="3" w:tentative="1">
+      <w:start w:val="1"/>
+      <w:numFmt w:val="bullet"/>
+      <w:lvlText w:val=""/>
+      <w:lvlJc w:val="left"/>
+      <w:pPr>
+        <w:tabs>
+          <w:tab w:val="num" w:pos="2880"/>
+        </w:tabs>
+        <w:ind w:left="2880" w:hanging="360"/>
+      </w:pPr>
+      <w:rPr>
+        <w:rFonts w:ascii="Wingdings" w:hAnsi="Wingdings" w:hint="default"/>
+        <w:sz w:val="20"/>
+      </w:rPr>
+    </w:lvl>
+    <w:lvl w:ilvl="4" w:tentative="1">
+      <w:start w:val="1"/>
+      <w:numFmt w:val="bullet"/>
+      <w:lvlText w:val=""/>
+      <w:lvlJc w:val="left"/>
+      <w:pPr>
+        <w:tabs>
+          <w:tab w:val="num" w:pos="3600"/>
+        </w:tabs>
+        <w:ind w:left="3600" w:hanging="360"/>
+      </w:pPr>
+      <w:rPr>
+        <w:rFonts w:ascii="Wingdings" w:hAnsi="Wingdings" w:hint="default"/>
+        <w:sz w:val="20"/>
+      </w:rPr>
+    </w:lvl>
+    <w:lvl w:ilvl="5" w:tentative="1">
+      <w:start w:val="1"/>
+      <w:numFmt w:val="bullet"/>
+      <w:lvlText w:val=""/>
+      <w:lvlJc w:val="left"/>
+      <w:pPr>
+        <w:tabs>
+          <w:tab w:val="num" w:pos="4320"/>
+        </w:tabs>
+        <w:ind w:left="4320" w:hanging="360"/>
+      </w:pPr>
+      <w:rPr>
+        <w:rFonts w:ascii="Wingdings" w:hAnsi="Wingdings" w:hint="default"/>
+        <w:sz w:val="20"/>
+      </w:rPr>
+    </w:lvl>
+    <w:lvl w:ilvl="6" w:tentative="1">
+      <w:start w:val="1"/>
+      <w:numFmt w:val="bullet"/>
+      <w:lvlText w:val=""/>
+      <w:lvlJc w:val="left"/>
+      <w:pPr>
+        <w:tabs>
+          <w:tab w:val="num" w:pos="5040"/>
+        </w:tabs>
+        <w:ind w:left="5040" w:hanging="360"/>
+      </w:pPr>
+      <w:rPr>
+        <w:rFonts w:ascii="Wingdings" w:hAnsi="Wingdings" w:hint="default"/>
+        <w:sz w:val="20"/>
+      </w:rPr>
+    </w:lvl>
+    <w:lvl w:ilvl="7" w:tentative="1">
+      <w:start w:val="1"/>
+      <w:numFmt w:val="bullet"/>
+      <w:lvlText w:val=""/>
+      <w:lvlJc w:val="left"/>
+      <w:pPr>
+        <w:tabs>
+          <w:tab w:val="num" w:pos="5760"/>
+        </w:tabs>
+        <w:ind w:left="5760" w:hanging="360"/>
+      </w:pPr>
+      <w:rPr>
+        <w:rFonts w:ascii="Wingdings" w:hAnsi="Wingdings" w:hint="default"/>
+        <w:sz w:val="20"/>
+      </w:rPr>
+    </w:lvl>
+    <w:lvl w:ilvl="8" w:tentative="1">
+      <w:start w:val="1"/>
+      <w:numFmt w:val="bullet"/>
+      <w:lvlText w:val=""/>
+      <w:lvlJc w:val="left"/>
+      <w:pPr>
+        <w:tabs>
+          <w:tab w:val="num" w:pos="6480"/>
+        </w:tabs>
+        <w:ind w:left="6480" w:hanging="360"/>
+      </w:pPr>
+      <w:rPr>
+        <w:rFonts w:ascii="Wingdings" w:hAnsi="Wingdings" w:hint="default"/>
+        <w:sz w:val="20"/>
+      </w:rPr>
+    </w:lvl>
+  </w:abstractNum>
+  <w:abstractNum w:abstractNumId="10" w15:restartNumberingAfterBreak="0">
     <w:nsid w:val="4F926886"/>
     <w:multiLevelType w:val="multilevel"/>
     <w:tmpl w:val="7A64C20E"/>
@@ -4590,7 +9275,7 @@
       </w:rPr>
     </w:lvl>
   </w:abstractNum>
-  <w:abstractNum w:abstractNumId="10" w15:restartNumberingAfterBreak="0">
+  <w:abstractNum w:abstractNumId="11" w15:restartNumberingAfterBreak="0">
     <w:nsid w:val="4F995FF3"/>
     <w:multiLevelType w:val="multilevel"/>
     <w:tmpl w:val="764CAAEE"/>
@@ -4739,7 +9424,7 @@
       </w:rPr>
     </w:lvl>
   </w:abstractNum>
-  <w:abstractNum w:abstractNumId="11" w15:restartNumberingAfterBreak="0">
+  <w:abstractNum w:abstractNumId="12" w15:restartNumberingAfterBreak="0">
     <w:nsid w:val="575D55A8"/>
     <w:multiLevelType w:val="multilevel"/>
     <w:tmpl w:val="B7663982"/>
@@ -4888,7 +9573,7 @@
       </w:rPr>
     </w:lvl>
   </w:abstractNum>
-  <w:abstractNum w:abstractNumId="12" w15:restartNumberingAfterBreak="0">
+  <w:abstractNum w:abstractNumId="13" w15:restartNumberingAfterBreak="0">
     <w:nsid w:val="64D47160"/>
     <w:multiLevelType w:val="multilevel"/>
     <w:tmpl w:val="E808F888"/>
@@ -5002,7 +9687,7 @@
       </w:rPr>
     </w:lvl>
   </w:abstractNum>
-  <w:abstractNum w:abstractNumId="13" w15:restartNumberingAfterBreak="0">
+  <w:abstractNum w:abstractNumId="14" w15:restartNumberingAfterBreak="0">
     <w:nsid w:val="700B1AFC"/>
     <w:multiLevelType w:val="multilevel"/>
     <w:tmpl w:val="65AE2CA4"/>
@@ -5116,7 +9801,7 @@
       </w:rPr>
     </w:lvl>
   </w:abstractNum>
-  <w:abstractNum w:abstractNumId="14" w15:restartNumberingAfterBreak="0">
+  <w:abstractNum w:abstractNumId="15" w15:restartNumberingAfterBreak="0">
     <w:nsid w:val="712028E0"/>
     <w:multiLevelType w:val="multilevel"/>
     <w:tmpl w:val="AAB8F85E"/>
@@ -5265,7 +9950,7 @@
       </w:rPr>
     </w:lvl>
   </w:abstractNum>
-  <w:abstractNum w:abstractNumId="15" w15:restartNumberingAfterBreak="0">
+  <w:abstractNum w:abstractNumId="16" w15:restartNumberingAfterBreak="0">
     <w:nsid w:val="71353B64"/>
     <w:multiLevelType w:val="multilevel"/>
     <w:tmpl w:val="30CC6976"/>
@@ -5414,7 +10099,7 @@
       </w:rPr>
     </w:lvl>
   </w:abstractNum>
-  <w:abstractNum w:abstractNumId="16" w15:restartNumberingAfterBreak="0">
+  <w:abstractNum w:abstractNumId="17" w15:restartNumberingAfterBreak="0">
     <w:nsid w:val="7A3A51F1"/>
     <w:multiLevelType w:val="multilevel"/>
     <w:tmpl w:val="06C64BEC"/>
@@ -5528,7 +10213,7 @@
       </w:rPr>
     </w:lvl>
   </w:abstractNum>
-  <w:abstractNum w:abstractNumId="17" w15:restartNumberingAfterBreak="0">
+  <w:abstractNum w:abstractNumId="18" w15:restartNumberingAfterBreak="0">
     <w:nsid w:val="7D323D10"/>
     <w:multiLevelType w:val="multilevel"/>
     <w:tmpl w:val="E3AE4666"/>
@@ -5642,7 +10327,7 @@
     </w:lvl>
   </w:abstractNum>
   <w:num w:numId="1" w16cid:durableId="179203886">
-    <w:abstractNumId w:val="17"/>
+    <w:abstractNumId w:val="18"/>
   </w:num>
   <w:num w:numId="2" w16cid:durableId="1225720037">
     <w:abstractNumId w:val="8"/>
@@ -5657,16 +10342,16 @@
     <w:abstractNumId w:val="5"/>
   </w:num>
   <w:num w:numId="6" w16cid:durableId="1573000927">
-    <w:abstractNumId w:val="9"/>
+    <w:abstractNumId w:val="10"/>
   </w:num>
   <w:num w:numId="7" w16cid:durableId="250434419">
     <w:abstractNumId w:val="6"/>
   </w:num>
   <w:num w:numId="8" w16cid:durableId="570386331">
-    <w:abstractNumId w:val="13"/>
+    <w:abstractNumId w:val="14"/>
   </w:num>
   <w:num w:numId="9" w16cid:durableId="1243491530">
-    <w:abstractNumId w:val="12"/>
+    <w:abstractNumId w:val="13"/>
   </w:num>
   <w:num w:numId="10" w16cid:durableId="508761525">
     <w:abstractNumId w:val="0"/>
@@ -5675,25 +10360,28 @@
     <w:abstractNumId w:val="2"/>
   </w:num>
   <w:num w:numId="12" w16cid:durableId="1989476770">
-    <w:abstractNumId w:val="14"/>
+    <w:abstractNumId w:val="15"/>
   </w:num>
   <w:num w:numId="13" w16cid:durableId="2095079369">
-    <w:abstractNumId w:val="10"/>
+    <w:abstractNumId w:val="11"/>
   </w:num>
   <w:num w:numId="14" w16cid:durableId="398019298">
-    <w:abstractNumId w:val="15"/>
+    <w:abstractNumId w:val="16"/>
   </w:num>
   <w:num w:numId="15" w16cid:durableId="2143501457">
     <w:abstractNumId w:val="3"/>
   </w:num>
   <w:num w:numId="16" w16cid:durableId="1495687783">
-    <w:abstractNumId w:val="11"/>
+    <w:abstractNumId w:val="12"/>
   </w:num>
   <w:num w:numId="17" w16cid:durableId="2117404063">
     <w:abstractNumId w:val="4"/>
   </w:num>
   <w:num w:numId="18" w16cid:durableId="1581256841">
-    <w:abstractNumId w:val="16"/>
+    <w:abstractNumId w:val="17"/>
+  </w:num>
+  <w:num w:numId="19" w16cid:durableId="1950577449">
+    <w:abstractNumId w:val="9"/>
   </w:num>
 </w:numbering>
 </file>
@@ -6212,7 +10900,6 @@
   <w:style w:type="character" w:default="1" w:styleId="Fuentedeprrafopredeter">
     <w:name w:val="Default Paragraph Font"/>
     <w:uiPriority w:val="1"/>
-    <w:semiHidden/>
     <w:unhideWhenUsed/>
   </w:style>
   <w:style w:type="table" w:default="1" w:styleId="Tablanormal">
@@ -6534,6 +11221,34 @@
       <w:color w:val="434343"/>
       <w:sz w:val="28"/>
       <w:szCs w:val="28"/>
+    </w:rPr>
+  </w:style>
+  <w:style w:type="paragraph" w:styleId="NormalWeb">
+    <w:name w:val="Normal (Web)"/>
+    <w:basedOn w:val="Normal"/>
+    <w:uiPriority w:val="99"/>
+    <w:semiHidden/>
+    <w:unhideWhenUsed/>
+    <w:rsid w:val="00891358"/>
+    <w:pPr>
+      <w:spacing w:before="100" w:beforeAutospacing="1" w:after="100" w:afterAutospacing="1" w:line="240" w:lineRule="auto"/>
+    </w:pPr>
+    <w:rPr>
+      <w:rFonts w:ascii="Times New Roman" w:eastAsia="Times New Roman" w:hAnsi="Times New Roman" w:cs="Times New Roman"/>
+      <w:sz w:val="24"/>
+      <w:szCs w:val="24"/>
+      <w:lang w:val="es-MX"/>
+    </w:rPr>
+  </w:style>
+  <w:style w:type="character" w:styleId="nfasis">
+    <w:name w:val="Emphasis"/>
+    <w:basedOn w:val="Fuentedeprrafopredeter"/>
+    <w:uiPriority w:val="20"/>
+    <w:qFormat/>
+    <w:rsid w:val="00891358"/>
+    <w:rPr>
+      <w:i/>
+      <w:iCs/>
     </w:rPr>
   </w:style>
 </w:styles>
